--- a/docs/database_implementation_logic_explanation.docx
+++ b/docs/database_implementation_logic_explanation.docx
@@ -2,9 +2,223 @@
 <file path=word/document.xml><?xml version="1.0" encoding="utf-8"?>
 <w:document xmlns:wpc="http://schemas.microsoft.com/office/word/2010/wordprocessingCanvas" xmlns:cx="http://schemas.microsoft.com/office/drawing/2014/chartex" xmlns:cx1="http://schemas.microsoft.com/office/drawing/2015/9/8/chartex" xmlns:cx2="http://schemas.microsoft.com/office/drawing/2015/10/21/chartex" xmlns:cx3="http://schemas.microsoft.com/office/drawing/2016/5/9/chartex" xmlns:cx4="http://schemas.microsoft.com/office/drawing/2016/5/10/chartex" xmlns:cx5="http://schemas.microsoft.com/office/drawing/2016/5/11/chartex" xmlns:cx6="http://schemas.microsoft.com/office/drawing/2016/5/12/chartex" xmlns:cx7="http://schemas.microsoft.com/office/drawing/2016/5/13/chartex" xmlns:cx8="http://schemas.microsoft.com/office/drawing/2016/5/14/chartex" xmlns:mc="http://schemas.openxmlformats.org/markup-compatibility/2006" xmlns:aink="http://schemas.microsoft.com/office/drawing/2016/ink" xmlns:am3d="http://schemas.microsoft.com/office/drawing/2017/model3d" xmlns:o="urn:schemas-microsoft-com:office:office" xmlns:oel="http://schemas.microsoft.com/office/2019/extlst" xmlns:r="http://schemas.openxmlformats.org/officeDocument/2006/relationships" xmlns:m="http://schemas.openxmlformats.org/officeDocument/2006/math" xmlns:v="urn:schemas-microsoft-com:vml" xmlns:wp14="http://schemas.microsoft.com/office/word/2010/wordprocessingDrawing" xmlns:wp="http://schemas.openxmlformats.org/drawingml/2006/wordprocessingDrawing" xmlns:w10="urn:schemas-microsoft-com:office:word" xmlns:w="http://schemas.openxmlformats.org/wordprocessingml/2006/main" xmlns:w14="http://schemas.microsoft.com/office/word/2010/wordml" xmlns:w15="http://schemas.microsoft.com/office/word/2012/wordml" xmlns:w16cex="http://schemas.microsoft.com/office/word/2018/wordml/cex" xmlns:w16cid="http://schemas.microsoft.com/office/word/2016/wordml/cid" xmlns:w16="http://schemas.microsoft.com/office/word/2018/wordml" xmlns:w16du="http://schemas.microsoft.com/office/word/2023/wordml/word16du" xmlns:w16sdtdh="http://schemas.microsoft.com/office/word/2020/wordml/sdtdatahash" xmlns:w16sdtfl="http://schemas.microsoft.com/office/word/2024/wordml/sdtformatlock" xmlns:w16se="http://schemas.microsoft.com/office/word/2015/wordml/symex" xmlns:wpg="http://schemas.microsoft.com/office/word/2010/wordprocessingGroup" xmlns:wpi="http://schemas.microsoft.com/office/word/2010/wordprocessingInk" xmlns:wne="http://schemas.microsoft.com/office/word/2006/wordml" xmlns:wps="http://schemas.microsoft.com/office/word/2010/wordprocessingShape" mc:Ignorable="w14 w15 w16se w16cid w16 w16cex w16sdtdh w16sdtfl w16du wp14">
   <w:body>
+    <w:p>
+      <w:pPr>
+        <w:pStyle w:val="Heading1"/>
+      </w:pPr>
+      <w:bookmarkStart w:id="0" w:name="_Toc222340137"/>
+      <w:bookmarkStart w:id="1" w:name="_Toc222340975"/>
+      <w:r>
+        <w:t xml:space="preserve">Database Implementation Logic &amp; Constraints </w:t>
+      </w:r>
+      <w:bookmarkEnd w:id="0"/>
+      <w:r>
+        <w:t>Explanation</w:t>
+      </w:r>
+      <w:bookmarkEnd w:id="1"/>
+    </w:p>
+    <w:p>
+      <w:pPr>
+        <w:pStyle w:val="Heading2"/>
+      </w:pPr>
+      <w:bookmarkStart w:id="2" w:name="_Toc222340138"/>
+      <w:bookmarkStart w:id="3" w:name="_Toc222340976"/>
+      <w:r>
+        <w:t>Document Information</w:t>
+      </w:r>
+      <w:bookmarkEnd w:id="2"/>
+      <w:bookmarkEnd w:id="3"/>
+    </w:p>
+    <w:tbl>
+      <w:tblPr>
+        <w:tblStyle w:val="TableGrid"/>
+        <w:tblW w:w="0" w:type="auto"/>
+        <w:tblLook w:val="04A0" w:firstRow="1" w:lastRow="0" w:firstColumn="1" w:lastColumn="0" w:noHBand="0" w:noVBand="1"/>
+      </w:tblPr>
+      <w:tblGrid>
+        <w:gridCol w:w="4320"/>
+        <w:gridCol w:w="4320"/>
+      </w:tblGrid>
+      <w:tr>
+        <w:tc>
+          <w:tcPr>
+            <w:tcW w:w="4320" w:type="dxa"/>
+          </w:tcPr>
+          <w:p>
+            <w:r>
+              <w:t>Property</w:t>
+            </w:r>
+          </w:p>
+        </w:tc>
+        <w:tc>
+          <w:tcPr>
+            <w:tcW w:w="4320" w:type="dxa"/>
+          </w:tcPr>
+          <w:p>
+            <w:r>
+              <w:t>Value</w:t>
+            </w:r>
+          </w:p>
+        </w:tc>
+      </w:tr>
+      <w:tr>
+        <w:tc>
+          <w:tcPr>
+            <w:tcW w:w="4320" w:type="dxa"/>
+          </w:tcPr>
+          <w:p>
+            <w:r>
+              <w:t>Document Title</w:t>
+            </w:r>
+          </w:p>
+        </w:tc>
+        <w:tc>
+          <w:tcPr>
+            <w:tcW w:w="4320" w:type="dxa"/>
+          </w:tcPr>
+          <w:p>
+            <w:r>
+              <w:t>Database Implementation Logic Explanation</w:t>
+            </w:r>
+          </w:p>
+        </w:tc>
+      </w:tr>
+      <w:tr>
+        <w:tc>
+          <w:tcPr>
+            <w:tcW w:w="4320" w:type="dxa"/>
+          </w:tcPr>
+          <w:p>
+            <w:r>
+              <w:t>Project</w:t>
+            </w:r>
+          </w:p>
+        </w:tc>
+        <w:tc>
+          <w:tcPr>
+            <w:tcW w:w="4320" w:type="dxa"/>
+          </w:tcPr>
+          <w:p>
+            <w:r>
+              <w:t>Recipe Sharing System - MySQL Database Integration</w:t>
+            </w:r>
+          </w:p>
+        </w:tc>
+      </w:tr>
+      <w:tr>
+        <w:tc>
+          <w:tcPr>
+            <w:tcW w:w="4320" w:type="dxa"/>
+          </w:tcPr>
+          <w:p>
+            <w:r>
+              <w:t>Course</w:t>
+            </w:r>
+          </w:p>
+        </w:tc>
+        <w:tc>
+          <w:tcPr>
+            <w:tcW w:w="4320" w:type="dxa"/>
+          </w:tcPr>
+          <w:p>
+            <w:r>
+              <w:t>CSX3006 Database Systems</w:t>
+            </w:r>
+          </w:p>
+        </w:tc>
+      </w:tr>
+      <w:tr>
+        <w:tc>
+          <w:tcPr>
+            <w:tcW w:w="4320" w:type="dxa"/>
+          </w:tcPr>
+          <w:p>
+            <w:r>
+              <w:t>Created</w:t>
+            </w:r>
+          </w:p>
+        </w:tc>
+        <w:tc>
+          <w:tcPr>
+            <w:tcW w:w="4320" w:type="dxa"/>
+          </w:tcPr>
+          <w:p>
+            <w:r>
+              <w:t>2026-02-04</w:t>
+            </w:r>
+          </w:p>
+        </w:tc>
+      </w:tr>
+      <w:tr>
+        <w:tc>
+          <w:tcPr>
+            <w:tcW w:w="4320" w:type="dxa"/>
+          </w:tcPr>
+          <w:p>
+            <w:r>
+              <w:t>Last Updated</w:t>
+            </w:r>
+          </w:p>
+        </w:tc>
+        <w:tc>
+          <w:tcPr>
+            <w:tcW w:w="4320" w:type="dxa"/>
+          </w:tcPr>
+          <w:p>
+            <w:r>
+              <w:t>2026-02-18</w:t>
+            </w:r>
+          </w:p>
+        </w:tc>
+      </w:tr>
+      <w:tr>
+        <w:tc>
+          <w:tcPr>
+            <w:tcW w:w="4320" w:type="dxa"/>
+          </w:tcPr>
+          <w:p>
+            <w:r>
+              <w:t>Author</w:t>
+            </w:r>
+          </w:p>
+        </w:tc>
+        <w:tc>
+          <w:tcPr>
+            <w:tcW w:w="4320" w:type="dxa"/>
+          </w:tcPr>
+          <w:p>
+            <w:r>
+              <w:t>AI Assistant (GitHub Copilot)</w:t>
+            </w:r>
+          </w:p>
+        </w:tc>
+      </w:tr>
+      <w:tr>
+        <w:tc>
+          <w:tcPr>
+            <w:tcW w:w="4320" w:type="dxa"/>
+          </w:tcPr>
+          <w:p>
+            <w:r>
+              <w:t>Current Progress</w:t>
+            </w:r>
+          </w:p>
+        </w:tc>
+        <w:tc>
+          <w:tcPr>
+            <w:tcW w:w="4320" w:type="dxa"/>
+          </w:tcPr>
+          <w:p>
+            <w:r>
+              <w:t>Complete - All phases implemented and tested</w:t>
+            </w:r>
+          </w:p>
+        </w:tc>
+      </w:tr>
+    </w:tbl>
     <w:sdt>
       <w:sdtPr>
-        <w:id w:val="88272783"/>
+        <w:id w:val="-305859950"/>
         <w:docPartObj>
           <w:docPartGallery w:val="Table of Contents"/>
           <w:docPartUnique/>
@@ -24,14 +238,26 @@
           <w:pPr>
             <w:pStyle w:val="TOCHeading"/>
             <w:jc w:val="center"/>
+            <w:rPr>
+              <w:noProof/>
+            </w:rPr>
           </w:pPr>
           <w:r>
             <w:t>Table of Contents</w:t>
           </w:r>
+          <w:r>
+            <w:fldChar w:fldCharType="begin"/>
+          </w:r>
+          <w:r>
+            <w:instrText xml:space="preserve"> TOC \o "1-3" \h \z \u </w:instrText>
+          </w:r>
+          <w:r>
+            <w:fldChar w:fldCharType="separate"/>
+          </w:r>
         </w:p>
         <w:p>
           <w:pPr>
-            <w:pStyle w:val="TOC1"/>
+            <w:pStyle w:val="TOC2"/>
             <w:tabs>
               <w:tab w:val="right" w:leader="dot" w:pos="8630"/>
             </w:tabs>
@@ -44,22 +270,13 @@
               <w14:ligatures w14:val="standardContextual"/>
             </w:rPr>
           </w:pPr>
-          <w:r>
-            <w:fldChar w:fldCharType="begin"/>
-          </w:r>
-          <w:r>
-            <w:instrText xml:space="preserve"> TOC \o "1-3" \h \z \u </w:instrText>
-          </w:r>
-          <w:r>
-            <w:fldChar w:fldCharType="separate"/>
-          </w:r>
-          <w:hyperlink w:anchor="_Toc222340137" w:history="1">
+          <w:hyperlink w:anchor="_Toc222340977" w:history="1">
             <w:r>
               <w:rPr>
                 <w:rStyle w:val="Hyperlink"/>
                 <w:noProof/>
               </w:rPr>
-              <w:t>Database Implementation Logic &amp; Constraints Explanation</w:t>
+              <w:t>1. Overview</w:t>
             </w:r>
             <w:r>
               <w:rPr>
@@ -80,7 +297,226 @@
                 <w:noProof/>
                 <w:webHidden/>
               </w:rPr>
-              <w:instrText xml:space="preserve"> PAGEREF _Toc222340137 \h </w:instrText>
+              <w:instrText xml:space="preserve"> PAGEREF _Toc222340977 \h </w:instrText>
+            </w:r>
+            <w:r>
+              <w:rPr>
+                <w:noProof/>
+                <w:webHidden/>
+              </w:rPr>
+            </w:r>
+            <w:r>
+              <w:rPr>
+                <w:noProof/>
+                <w:webHidden/>
+              </w:rPr>
+              <w:fldChar w:fldCharType="separate"/>
+            </w:r>
+            <w:r>
+              <w:rPr>
+                <w:noProof/>
+                <w:webHidden/>
+              </w:rPr>
+              <w:t>3</w:t>
+            </w:r>
+            <w:r>
+              <w:rPr>
+                <w:noProof/>
+                <w:webHidden/>
+              </w:rPr>
+              <w:fldChar w:fldCharType="end"/>
+            </w:r>
+          </w:hyperlink>
+        </w:p>
+        <w:p>
+          <w:pPr>
+            <w:pStyle w:val="TOC3"/>
+            <w:tabs>
+              <w:tab w:val="right" w:leader="dot" w:pos="8630"/>
+            </w:tabs>
+            <w:rPr>
+              <w:noProof/>
+              <w:kern w:val="2"/>
+              <w:sz w:val="24"/>
+              <w:szCs w:val="24"/>
+              <w:lang w:val="en-GB" w:eastAsia="en-GB"/>
+              <w14:ligatures w14:val="standardContextual"/>
+            </w:rPr>
+          </w:pPr>
+          <w:hyperlink w:anchor="_Toc222340978" w:history="1">
+            <w:r>
+              <w:rPr>
+                <w:rStyle w:val="Hyperlink"/>
+                <w:noProof/>
+              </w:rPr>
+              <w:t>Purpose</w:t>
+            </w:r>
+            <w:r>
+              <w:rPr>
+                <w:noProof/>
+                <w:webHidden/>
+              </w:rPr>
+              <w:tab/>
+            </w:r>
+            <w:r>
+              <w:rPr>
+                <w:noProof/>
+                <w:webHidden/>
+              </w:rPr>
+              <w:fldChar w:fldCharType="begin"/>
+            </w:r>
+            <w:r>
+              <w:rPr>
+                <w:noProof/>
+                <w:webHidden/>
+              </w:rPr>
+              <w:instrText xml:space="preserve"> PAGEREF _Toc222340978 \h </w:instrText>
+            </w:r>
+            <w:r>
+              <w:rPr>
+                <w:noProof/>
+                <w:webHidden/>
+              </w:rPr>
+            </w:r>
+            <w:r>
+              <w:rPr>
+                <w:noProof/>
+                <w:webHidden/>
+              </w:rPr>
+              <w:fldChar w:fldCharType="separate"/>
+            </w:r>
+            <w:r>
+              <w:rPr>
+                <w:noProof/>
+                <w:webHidden/>
+              </w:rPr>
+              <w:t>3</w:t>
+            </w:r>
+            <w:r>
+              <w:rPr>
+                <w:noProof/>
+                <w:webHidden/>
+              </w:rPr>
+              <w:fldChar w:fldCharType="end"/>
+            </w:r>
+          </w:hyperlink>
+        </w:p>
+        <w:p>
+          <w:pPr>
+            <w:pStyle w:val="TOC3"/>
+            <w:tabs>
+              <w:tab w:val="right" w:leader="dot" w:pos="8630"/>
+            </w:tabs>
+            <w:rPr>
+              <w:noProof/>
+              <w:kern w:val="2"/>
+              <w:sz w:val="24"/>
+              <w:szCs w:val="24"/>
+              <w:lang w:val="en-GB" w:eastAsia="en-GB"/>
+              <w14:ligatures w14:val="standardContextual"/>
+            </w:rPr>
+          </w:pPr>
+          <w:hyperlink w:anchor="_Toc222340979" w:history="1">
+            <w:r>
+              <w:rPr>
+                <w:rStyle w:val="Hyperlink"/>
+                <w:noProof/>
+              </w:rPr>
+              <w:t>Scope</w:t>
+            </w:r>
+            <w:r>
+              <w:rPr>
+                <w:noProof/>
+                <w:webHidden/>
+              </w:rPr>
+              <w:tab/>
+            </w:r>
+            <w:r>
+              <w:rPr>
+                <w:noProof/>
+                <w:webHidden/>
+              </w:rPr>
+              <w:fldChar w:fldCharType="begin"/>
+            </w:r>
+            <w:r>
+              <w:rPr>
+                <w:noProof/>
+                <w:webHidden/>
+              </w:rPr>
+              <w:instrText xml:space="preserve"> PAGEREF _Toc222340979 \h </w:instrText>
+            </w:r>
+            <w:r>
+              <w:rPr>
+                <w:noProof/>
+                <w:webHidden/>
+              </w:rPr>
+            </w:r>
+            <w:r>
+              <w:rPr>
+                <w:noProof/>
+                <w:webHidden/>
+              </w:rPr>
+              <w:fldChar w:fldCharType="separate"/>
+            </w:r>
+            <w:r>
+              <w:rPr>
+                <w:noProof/>
+                <w:webHidden/>
+              </w:rPr>
+              <w:t>3</w:t>
+            </w:r>
+            <w:r>
+              <w:rPr>
+                <w:noProof/>
+                <w:webHidden/>
+              </w:rPr>
+              <w:fldChar w:fldCharType="end"/>
+            </w:r>
+          </w:hyperlink>
+        </w:p>
+        <w:p>
+          <w:pPr>
+            <w:pStyle w:val="TOC3"/>
+            <w:tabs>
+              <w:tab w:val="right" w:leader="dot" w:pos="8630"/>
+            </w:tabs>
+            <w:rPr>
+              <w:noProof/>
+              <w:kern w:val="2"/>
+              <w:sz w:val="24"/>
+              <w:szCs w:val="24"/>
+              <w:lang w:val="en-GB" w:eastAsia="en-GB"/>
+              <w14:ligatures w14:val="standardContextual"/>
+            </w:rPr>
+          </w:pPr>
+          <w:hyperlink w:anchor="_Toc222340980" w:history="1">
+            <w:r>
+              <w:rPr>
+                <w:rStyle w:val="Hyperlink"/>
+                <w:noProof/>
+              </w:rPr>
+              <w:t>Design Goals</w:t>
+            </w:r>
+            <w:r>
+              <w:rPr>
+                <w:noProof/>
+                <w:webHidden/>
+              </w:rPr>
+              <w:tab/>
+            </w:r>
+            <w:r>
+              <w:rPr>
+                <w:noProof/>
+                <w:webHidden/>
+              </w:rPr>
+              <w:fldChar w:fldCharType="begin"/>
+            </w:r>
+            <w:r>
+              <w:rPr>
+                <w:noProof/>
+                <w:webHidden/>
+              </w:rPr>
+              <w:instrText xml:space="preserve"> PAGEREF _Toc222340980 \h </w:instrText>
             </w:r>
             <w:r>
               <w:rPr>
@@ -126,13 +562,13 @@
               <w14:ligatures w14:val="standardContextual"/>
             </w:rPr>
           </w:pPr>
-          <w:hyperlink w:anchor="_Toc222340138" w:history="1">
+          <w:hyperlink w:anchor="_Toc222340981" w:history="1">
             <w:r>
               <w:rPr>
                 <w:rStyle w:val="Hyperlink"/>
                 <w:noProof/>
               </w:rPr>
-              <w:t>Document Information</w:t>
+              <w:t>2. Database Design Philosophy</w:t>
             </w:r>
             <w:r>
               <w:rPr>
@@ -153,7 +589,7 @@
                 <w:noProof/>
                 <w:webHidden/>
               </w:rPr>
-              <w:instrText xml:space="preserve"> PAGEREF _Toc222340138 \h </w:instrText>
+              <w:instrText xml:space="preserve"> PAGEREF _Toc222340981 \h </w:instrText>
             </w:r>
             <w:r>
               <w:rPr>
@@ -173,7 +609,226 @@
                 <w:noProof/>
                 <w:webHidden/>
               </w:rPr>
-              <w:t>3</w:t>
+              <w:t>4</w:t>
+            </w:r>
+            <w:r>
+              <w:rPr>
+                <w:noProof/>
+                <w:webHidden/>
+              </w:rPr>
+              <w:fldChar w:fldCharType="end"/>
+            </w:r>
+          </w:hyperlink>
+        </w:p>
+        <w:p>
+          <w:pPr>
+            <w:pStyle w:val="TOC3"/>
+            <w:tabs>
+              <w:tab w:val="right" w:leader="dot" w:pos="8630"/>
+            </w:tabs>
+            <w:rPr>
+              <w:noProof/>
+              <w:kern w:val="2"/>
+              <w:sz w:val="24"/>
+              <w:szCs w:val="24"/>
+              <w:lang w:val="en-GB" w:eastAsia="en-GB"/>
+              <w14:ligatures w14:val="standardContextual"/>
+            </w:rPr>
+          </w:pPr>
+          <w:hyperlink w:anchor="_Toc222340982" w:history="1">
+            <w:r>
+              <w:rPr>
+                <w:rStyle w:val="Hyperlink"/>
+                <w:noProof/>
+              </w:rPr>
+              <w:t>2.1 Normalization to Third Normal Form (3NF)</w:t>
+            </w:r>
+            <w:r>
+              <w:rPr>
+                <w:noProof/>
+                <w:webHidden/>
+              </w:rPr>
+              <w:tab/>
+            </w:r>
+            <w:r>
+              <w:rPr>
+                <w:noProof/>
+                <w:webHidden/>
+              </w:rPr>
+              <w:fldChar w:fldCharType="begin"/>
+            </w:r>
+            <w:r>
+              <w:rPr>
+                <w:noProof/>
+                <w:webHidden/>
+              </w:rPr>
+              <w:instrText xml:space="preserve"> PAGEREF _Toc222340982 \h </w:instrText>
+            </w:r>
+            <w:r>
+              <w:rPr>
+                <w:noProof/>
+                <w:webHidden/>
+              </w:rPr>
+            </w:r>
+            <w:r>
+              <w:rPr>
+                <w:noProof/>
+                <w:webHidden/>
+              </w:rPr>
+              <w:fldChar w:fldCharType="separate"/>
+            </w:r>
+            <w:r>
+              <w:rPr>
+                <w:noProof/>
+                <w:webHidden/>
+              </w:rPr>
+              <w:t>4</w:t>
+            </w:r>
+            <w:r>
+              <w:rPr>
+                <w:noProof/>
+                <w:webHidden/>
+              </w:rPr>
+              <w:fldChar w:fldCharType="end"/>
+            </w:r>
+          </w:hyperlink>
+        </w:p>
+        <w:p>
+          <w:pPr>
+            <w:pStyle w:val="TOC3"/>
+            <w:tabs>
+              <w:tab w:val="right" w:leader="dot" w:pos="8630"/>
+            </w:tabs>
+            <w:rPr>
+              <w:noProof/>
+              <w:kern w:val="2"/>
+              <w:sz w:val="24"/>
+              <w:szCs w:val="24"/>
+              <w:lang w:val="en-GB" w:eastAsia="en-GB"/>
+              <w14:ligatures w14:val="standardContextual"/>
+            </w:rPr>
+          </w:pPr>
+          <w:hyperlink w:anchor="_Toc222340983" w:history="1">
+            <w:r>
+              <w:rPr>
+                <w:rStyle w:val="Hyperlink"/>
+                <w:noProof/>
+              </w:rPr>
+              <w:t>2.2 Singular Table Names</w:t>
+            </w:r>
+            <w:r>
+              <w:rPr>
+                <w:noProof/>
+                <w:webHidden/>
+              </w:rPr>
+              <w:tab/>
+            </w:r>
+            <w:r>
+              <w:rPr>
+                <w:noProof/>
+                <w:webHidden/>
+              </w:rPr>
+              <w:fldChar w:fldCharType="begin"/>
+            </w:r>
+            <w:r>
+              <w:rPr>
+                <w:noProof/>
+                <w:webHidden/>
+              </w:rPr>
+              <w:instrText xml:space="preserve"> PAGEREF _Toc222340983 \h </w:instrText>
+            </w:r>
+            <w:r>
+              <w:rPr>
+                <w:noProof/>
+                <w:webHidden/>
+              </w:rPr>
+            </w:r>
+            <w:r>
+              <w:rPr>
+                <w:noProof/>
+                <w:webHidden/>
+              </w:rPr>
+              <w:fldChar w:fldCharType="separate"/>
+            </w:r>
+            <w:r>
+              <w:rPr>
+                <w:noProof/>
+                <w:webHidden/>
+              </w:rPr>
+              <w:t>4</w:t>
+            </w:r>
+            <w:r>
+              <w:rPr>
+                <w:noProof/>
+                <w:webHidden/>
+              </w:rPr>
+              <w:fldChar w:fldCharType="end"/>
+            </w:r>
+          </w:hyperlink>
+        </w:p>
+        <w:p>
+          <w:pPr>
+            <w:pStyle w:val="TOC3"/>
+            <w:tabs>
+              <w:tab w:val="right" w:leader="dot" w:pos="8630"/>
+            </w:tabs>
+            <w:rPr>
+              <w:noProof/>
+              <w:kern w:val="2"/>
+              <w:sz w:val="24"/>
+              <w:szCs w:val="24"/>
+              <w:lang w:val="en-GB" w:eastAsia="en-GB"/>
+              <w14:ligatures w14:val="standardContextual"/>
+            </w:rPr>
+          </w:pPr>
+          <w:hyperlink w:anchor="_Toc222340984" w:history="1">
+            <w:r>
+              <w:rPr>
+                <w:rStyle w:val="Hyperlink"/>
+                <w:noProof/>
+              </w:rPr>
+              <w:t>2.3 Surrogate Primary Keys</w:t>
+            </w:r>
+            <w:r>
+              <w:rPr>
+                <w:noProof/>
+                <w:webHidden/>
+              </w:rPr>
+              <w:tab/>
+            </w:r>
+            <w:r>
+              <w:rPr>
+                <w:noProof/>
+                <w:webHidden/>
+              </w:rPr>
+              <w:fldChar w:fldCharType="begin"/>
+            </w:r>
+            <w:r>
+              <w:rPr>
+                <w:noProof/>
+                <w:webHidden/>
+              </w:rPr>
+              <w:instrText xml:space="preserve"> PAGEREF _Toc222340984 \h </w:instrText>
+            </w:r>
+            <w:r>
+              <w:rPr>
+                <w:noProof/>
+                <w:webHidden/>
+              </w:rPr>
+            </w:r>
+            <w:r>
+              <w:rPr>
+                <w:noProof/>
+                <w:webHidden/>
+              </w:rPr>
+              <w:fldChar w:fldCharType="separate"/>
+            </w:r>
+            <w:r>
+              <w:rPr>
+                <w:noProof/>
+                <w:webHidden/>
+              </w:rPr>
+              <w:t>5</w:t>
             </w:r>
             <w:r>
               <w:rPr>
@@ -199,13 +854,13 @@
               <w14:ligatures w14:val="standardContextual"/>
             </w:rPr>
           </w:pPr>
-          <w:hyperlink w:anchor="_Toc222340139" w:history="1">
+          <w:hyperlink w:anchor="_Toc222340985" w:history="1">
             <w:r>
               <w:rPr>
                 <w:rStyle w:val="Hyperlink"/>
                 <w:noProof/>
               </w:rPr>
-              <w:t>1. Overview</w:t>
+              <w:t>3. Entity-Relationship Model</w:t>
             </w:r>
             <w:r>
               <w:rPr>
@@ -226,7 +881,7 @@
                 <w:noProof/>
                 <w:webHidden/>
               </w:rPr>
-              <w:instrText xml:space="preserve"> PAGEREF _Toc222340139 \h </w:instrText>
+              <w:instrText xml:space="preserve"> PAGEREF _Toc222340985 \h </w:instrText>
             </w:r>
             <w:r>
               <w:rPr>
@@ -246,7 +901,7 @@
                 <w:noProof/>
                 <w:webHidden/>
               </w:rPr>
-              <w:t>3</w:t>
+              <w:t>5</w:t>
             </w:r>
             <w:r>
               <w:rPr>
@@ -272,13 +927,13 @@
               <w14:ligatures w14:val="standardContextual"/>
             </w:rPr>
           </w:pPr>
-          <w:hyperlink w:anchor="_Toc222340140" w:history="1">
+          <w:hyperlink w:anchor="_Toc222340986" w:history="1">
             <w:r>
               <w:rPr>
                 <w:rStyle w:val="Hyperlink"/>
                 <w:noProof/>
               </w:rPr>
-              <w:t>Purpose</w:t>
+              <w:t>3.1 Core Entities</w:t>
             </w:r>
             <w:r>
               <w:rPr>
@@ -299,7 +954,7 @@
                 <w:noProof/>
                 <w:webHidden/>
               </w:rPr>
-              <w:instrText xml:space="preserve"> PAGEREF _Toc222340140 \h </w:instrText>
+              <w:instrText xml:space="preserve"> PAGEREF _Toc222340986 \h </w:instrText>
             </w:r>
             <w:r>
               <w:rPr>
@@ -319,7 +974,7 @@
                 <w:noProof/>
                 <w:webHidden/>
               </w:rPr>
-              <w:t>3</w:t>
+              <w:t>5</w:t>
             </w:r>
             <w:r>
               <w:rPr>
@@ -345,13 +1000,13 @@
               <w14:ligatures w14:val="standardContextual"/>
             </w:rPr>
           </w:pPr>
-          <w:hyperlink w:anchor="_Toc222340141" w:history="1">
+          <w:hyperlink w:anchor="_Toc222340987" w:history="1">
             <w:r>
               <w:rPr>
                 <w:rStyle w:val="Hyperlink"/>
                 <w:noProof/>
               </w:rPr>
-              <w:t>Scope</w:t>
+              <w:t>3.2 Cardinality Summary</w:t>
             </w:r>
             <w:r>
               <w:rPr>
@@ -372,7 +1027,7 @@
                 <w:noProof/>
                 <w:webHidden/>
               </w:rPr>
-              <w:instrText xml:space="preserve"> PAGEREF _Toc222340141 \h </w:instrText>
+              <w:instrText xml:space="preserve"> PAGEREF _Toc222340987 \h </w:instrText>
             </w:r>
             <w:r>
               <w:rPr>
@@ -392,7 +1047,80 @@
                 <w:noProof/>
                 <w:webHidden/>
               </w:rPr>
-              <w:t>3</w:t>
+              <w:t>5</w:t>
+            </w:r>
+            <w:r>
+              <w:rPr>
+                <w:noProof/>
+                <w:webHidden/>
+              </w:rPr>
+              <w:fldChar w:fldCharType="end"/>
+            </w:r>
+          </w:hyperlink>
+        </w:p>
+        <w:p>
+          <w:pPr>
+            <w:pStyle w:val="TOC2"/>
+            <w:tabs>
+              <w:tab w:val="right" w:leader="dot" w:pos="8630"/>
+            </w:tabs>
+            <w:rPr>
+              <w:noProof/>
+              <w:kern w:val="2"/>
+              <w:sz w:val="24"/>
+              <w:szCs w:val="24"/>
+              <w:lang w:val="en-GB" w:eastAsia="en-GB"/>
+              <w14:ligatures w14:val="standardContextual"/>
+            </w:rPr>
+          </w:pPr>
+          <w:hyperlink w:anchor="_Toc222340988" w:history="1">
+            <w:r>
+              <w:rPr>
+                <w:rStyle w:val="Hyperlink"/>
+                <w:noProof/>
+              </w:rPr>
+              <w:t>4. Table Design &amp; Schema Logic</w:t>
+            </w:r>
+            <w:r>
+              <w:rPr>
+                <w:noProof/>
+                <w:webHidden/>
+              </w:rPr>
+              <w:tab/>
+            </w:r>
+            <w:r>
+              <w:rPr>
+                <w:noProof/>
+                <w:webHidden/>
+              </w:rPr>
+              <w:fldChar w:fldCharType="begin"/>
+            </w:r>
+            <w:r>
+              <w:rPr>
+                <w:noProof/>
+                <w:webHidden/>
+              </w:rPr>
+              <w:instrText xml:space="preserve"> PAGEREF _Toc222340988 \h </w:instrText>
+            </w:r>
+            <w:r>
+              <w:rPr>
+                <w:noProof/>
+                <w:webHidden/>
+              </w:rPr>
+            </w:r>
+            <w:r>
+              <w:rPr>
+                <w:noProof/>
+                <w:webHidden/>
+              </w:rPr>
+              <w:fldChar w:fldCharType="separate"/>
+            </w:r>
+            <w:r>
+              <w:rPr>
+                <w:noProof/>
+                <w:webHidden/>
+              </w:rPr>
+              <w:t>6</w:t>
             </w:r>
             <w:r>
               <w:rPr>
@@ -418,13 +1146,13 @@
               <w14:ligatures w14:val="standardContextual"/>
             </w:rPr>
           </w:pPr>
-          <w:hyperlink w:anchor="_Toc222340142" w:history="1">
+          <w:hyperlink w:anchor="_Toc222340989" w:history="1">
             <w:r>
               <w:rPr>
                 <w:rStyle w:val="Hyperlink"/>
                 <w:noProof/>
               </w:rPr>
-              <w:t>Design Goals</w:t>
+              <w:t>4.1 user Table</w:t>
             </w:r>
             <w:r>
               <w:rPr>
@@ -445,7 +1173,7 @@
                 <w:noProof/>
                 <w:webHidden/>
               </w:rPr>
-              <w:instrText xml:space="preserve"> PAGEREF _Toc222340142 \h </w:instrText>
+              <w:instrText xml:space="preserve"> PAGEREF _Toc222340989 \h </w:instrText>
             </w:r>
             <w:r>
               <w:rPr>
@@ -465,7 +1193,883 @@
                 <w:noProof/>
                 <w:webHidden/>
               </w:rPr>
-              <w:t>3</w:t>
+              <w:t>6</w:t>
+            </w:r>
+            <w:r>
+              <w:rPr>
+                <w:noProof/>
+                <w:webHidden/>
+              </w:rPr>
+              <w:fldChar w:fldCharType="end"/>
+            </w:r>
+          </w:hyperlink>
+        </w:p>
+        <w:p>
+          <w:pPr>
+            <w:pStyle w:val="TOC3"/>
+            <w:tabs>
+              <w:tab w:val="right" w:leader="dot" w:pos="8630"/>
+            </w:tabs>
+            <w:rPr>
+              <w:noProof/>
+              <w:kern w:val="2"/>
+              <w:sz w:val="24"/>
+              <w:szCs w:val="24"/>
+              <w:lang w:val="en-GB" w:eastAsia="en-GB"/>
+              <w14:ligatures w14:val="standardContextual"/>
+            </w:rPr>
+          </w:pPr>
+          <w:hyperlink w:anchor="_Toc222340990" w:history="1">
+            <w:r>
+              <w:rPr>
+                <w:rStyle w:val="Hyperlink"/>
+                <w:noProof/>
+              </w:rPr>
+              <w:t>4.2 recipe Table</w:t>
+            </w:r>
+            <w:r>
+              <w:rPr>
+                <w:noProof/>
+                <w:webHidden/>
+              </w:rPr>
+              <w:tab/>
+            </w:r>
+            <w:r>
+              <w:rPr>
+                <w:noProof/>
+                <w:webHidden/>
+              </w:rPr>
+              <w:fldChar w:fldCharType="begin"/>
+            </w:r>
+            <w:r>
+              <w:rPr>
+                <w:noProof/>
+                <w:webHidden/>
+              </w:rPr>
+              <w:instrText xml:space="preserve"> PAGEREF _Toc222340990 \h </w:instrText>
+            </w:r>
+            <w:r>
+              <w:rPr>
+                <w:noProof/>
+                <w:webHidden/>
+              </w:rPr>
+            </w:r>
+            <w:r>
+              <w:rPr>
+                <w:noProof/>
+                <w:webHidden/>
+              </w:rPr>
+              <w:fldChar w:fldCharType="separate"/>
+            </w:r>
+            <w:r>
+              <w:rPr>
+                <w:noProof/>
+                <w:webHidden/>
+              </w:rPr>
+              <w:t>7</w:t>
+            </w:r>
+            <w:r>
+              <w:rPr>
+                <w:noProof/>
+                <w:webHidden/>
+              </w:rPr>
+              <w:fldChar w:fldCharType="end"/>
+            </w:r>
+          </w:hyperlink>
+        </w:p>
+        <w:p>
+          <w:pPr>
+            <w:pStyle w:val="TOC3"/>
+            <w:tabs>
+              <w:tab w:val="right" w:leader="dot" w:pos="8630"/>
+            </w:tabs>
+            <w:rPr>
+              <w:noProof/>
+              <w:kern w:val="2"/>
+              <w:sz w:val="24"/>
+              <w:szCs w:val="24"/>
+              <w:lang w:val="en-GB" w:eastAsia="en-GB"/>
+              <w14:ligatures w14:val="standardContextual"/>
+            </w:rPr>
+          </w:pPr>
+          <w:hyperlink w:anchor="_Toc222340991" w:history="1">
+            <w:r>
+              <w:rPr>
+                <w:rStyle w:val="Hyperlink"/>
+                <w:noProof/>
+              </w:rPr>
+              <w:t>4.3 ingredient Table</w:t>
+            </w:r>
+            <w:r>
+              <w:rPr>
+                <w:noProof/>
+                <w:webHidden/>
+              </w:rPr>
+              <w:tab/>
+            </w:r>
+            <w:r>
+              <w:rPr>
+                <w:noProof/>
+                <w:webHidden/>
+              </w:rPr>
+              <w:fldChar w:fldCharType="begin"/>
+            </w:r>
+            <w:r>
+              <w:rPr>
+                <w:noProof/>
+                <w:webHidden/>
+              </w:rPr>
+              <w:instrText xml:space="preserve"> PAGEREF _Toc222340991 \h </w:instrText>
+            </w:r>
+            <w:r>
+              <w:rPr>
+                <w:noProof/>
+                <w:webHidden/>
+              </w:rPr>
+            </w:r>
+            <w:r>
+              <w:rPr>
+                <w:noProof/>
+                <w:webHidden/>
+              </w:rPr>
+              <w:fldChar w:fldCharType="separate"/>
+            </w:r>
+            <w:r>
+              <w:rPr>
+                <w:noProof/>
+                <w:webHidden/>
+              </w:rPr>
+              <w:t>8</w:t>
+            </w:r>
+            <w:r>
+              <w:rPr>
+                <w:noProof/>
+                <w:webHidden/>
+              </w:rPr>
+              <w:fldChar w:fldCharType="end"/>
+            </w:r>
+          </w:hyperlink>
+        </w:p>
+        <w:p>
+          <w:pPr>
+            <w:pStyle w:val="TOC3"/>
+            <w:tabs>
+              <w:tab w:val="right" w:leader="dot" w:pos="8630"/>
+            </w:tabs>
+            <w:rPr>
+              <w:noProof/>
+              <w:kern w:val="2"/>
+              <w:sz w:val="24"/>
+              <w:szCs w:val="24"/>
+              <w:lang w:val="en-GB" w:eastAsia="en-GB"/>
+              <w14:ligatures w14:val="standardContextual"/>
+            </w:rPr>
+          </w:pPr>
+          <w:hyperlink w:anchor="_Toc222340992" w:history="1">
+            <w:r>
+              <w:rPr>
+                <w:rStyle w:val="Hyperlink"/>
+                <w:noProof/>
+              </w:rPr>
+              <w:t>4.4 instruction Table</w:t>
+            </w:r>
+            <w:r>
+              <w:rPr>
+                <w:noProof/>
+                <w:webHidden/>
+              </w:rPr>
+              <w:tab/>
+            </w:r>
+            <w:r>
+              <w:rPr>
+                <w:noProof/>
+                <w:webHidden/>
+              </w:rPr>
+              <w:fldChar w:fldCharType="begin"/>
+            </w:r>
+            <w:r>
+              <w:rPr>
+                <w:noProof/>
+                <w:webHidden/>
+              </w:rPr>
+              <w:instrText xml:space="preserve"> PAGEREF _Toc222340992 \h </w:instrText>
+            </w:r>
+            <w:r>
+              <w:rPr>
+                <w:noProof/>
+                <w:webHidden/>
+              </w:rPr>
+            </w:r>
+            <w:r>
+              <w:rPr>
+                <w:noProof/>
+                <w:webHidden/>
+              </w:rPr>
+              <w:fldChar w:fldCharType="separate"/>
+            </w:r>
+            <w:r>
+              <w:rPr>
+                <w:noProof/>
+                <w:webHidden/>
+              </w:rPr>
+              <w:t>9</w:t>
+            </w:r>
+            <w:r>
+              <w:rPr>
+                <w:noProof/>
+                <w:webHidden/>
+              </w:rPr>
+              <w:fldChar w:fldCharType="end"/>
+            </w:r>
+          </w:hyperlink>
+        </w:p>
+        <w:p>
+          <w:pPr>
+            <w:pStyle w:val="TOC3"/>
+            <w:tabs>
+              <w:tab w:val="right" w:leader="dot" w:pos="8630"/>
+            </w:tabs>
+            <w:rPr>
+              <w:noProof/>
+              <w:kern w:val="2"/>
+              <w:sz w:val="24"/>
+              <w:szCs w:val="24"/>
+              <w:lang w:val="en-GB" w:eastAsia="en-GB"/>
+              <w14:ligatures w14:val="standardContextual"/>
+            </w:rPr>
+          </w:pPr>
+          <w:hyperlink w:anchor="_Toc222340993" w:history="1">
+            <w:r>
+              <w:rPr>
+                <w:rStyle w:val="Hyperlink"/>
+                <w:noProof/>
+              </w:rPr>
+              <w:t>4.5 recipe_image Table</w:t>
+            </w:r>
+            <w:r>
+              <w:rPr>
+                <w:noProof/>
+                <w:webHidden/>
+              </w:rPr>
+              <w:tab/>
+            </w:r>
+            <w:r>
+              <w:rPr>
+                <w:noProof/>
+                <w:webHidden/>
+              </w:rPr>
+              <w:fldChar w:fldCharType="begin"/>
+            </w:r>
+            <w:r>
+              <w:rPr>
+                <w:noProof/>
+                <w:webHidden/>
+              </w:rPr>
+              <w:instrText xml:space="preserve"> PAGEREF _Toc222340993 \h </w:instrText>
+            </w:r>
+            <w:r>
+              <w:rPr>
+                <w:noProof/>
+                <w:webHidden/>
+              </w:rPr>
+            </w:r>
+            <w:r>
+              <w:rPr>
+                <w:noProof/>
+                <w:webHidden/>
+              </w:rPr>
+              <w:fldChar w:fldCharType="separate"/>
+            </w:r>
+            <w:r>
+              <w:rPr>
+                <w:noProof/>
+                <w:webHidden/>
+              </w:rPr>
+              <w:t>9</w:t>
+            </w:r>
+            <w:r>
+              <w:rPr>
+                <w:noProof/>
+                <w:webHidden/>
+              </w:rPr>
+              <w:fldChar w:fldCharType="end"/>
+            </w:r>
+          </w:hyperlink>
+        </w:p>
+        <w:p>
+          <w:pPr>
+            <w:pStyle w:val="TOC3"/>
+            <w:tabs>
+              <w:tab w:val="right" w:leader="dot" w:pos="8630"/>
+            </w:tabs>
+            <w:rPr>
+              <w:noProof/>
+              <w:kern w:val="2"/>
+              <w:sz w:val="24"/>
+              <w:szCs w:val="24"/>
+              <w:lang w:val="en-GB" w:eastAsia="en-GB"/>
+              <w14:ligatures w14:val="standardContextual"/>
+            </w:rPr>
+          </w:pPr>
+          <w:hyperlink w:anchor="_Toc222340994" w:history="1">
+            <w:r>
+              <w:rPr>
+                <w:rStyle w:val="Hyperlink"/>
+                <w:noProof/>
+              </w:rPr>
+              <w:t>4.6 review Table</w:t>
+            </w:r>
+            <w:r>
+              <w:rPr>
+                <w:noProof/>
+                <w:webHidden/>
+              </w:rPr>
+              <w:tab/>
+            </w:r>
+            <w:r>
+              <w:rPr>
+                <w:noProof/>
+                <w:webHidden/>
+              </w:rPr>
+              <w:fldChar w:fldCharType="begin"/>
+            </w:r>
+            <w:r>
+              <w:rPr>
+                <w:noProof/>
+                <w:webHidden/>
+              </w:rPr>
+              <w:instrText xml:space="preserve"> PAGEREF _Toc222340994 \h </w:instrText>
+            </w:r>
+            <w:r>
+              <w:rPr>
+                <w:noProof/>
+                <w:webHidden/>
+              </w:rPr>
+            </w:r>
+            <w:r>
+              <w:rPr>
+                <w:noProof/>
+                <w:webHidden/>
+              </w:rPr>
+              <w:fldChar w:fldCharType="separate"/>
+            </w:r>
+            <w:r>
+              <w:rPr>
+                <w:noProof/>
+                <w:webHidden/>
+              </w:rPr>
+              <w:t>10</w:t>
+            </w:r>
+            <w:r>
+              <w:rPr>
+                <w:noProof/>
+                <w:webHidden/>
+              </w:rPr>
+              <w:fldChar w:fldCharType="end"/>
+            </w:r>
+          </w:hyperlink>
+        </w:p>
+        <w:p>
+          <w:pPr>
+            <w:pStyle w:val="TOC3"/>
+            <w:tabs>
+              <w:tab w:val="right" w:leader="dot" w:pos="8630"/>
+            </w:tabs>
+            <w:rPr>
+              <w:noProof/>
+              <w:kern w:val="2"/>
+              <w:sz w:val="24"/>
+              <w:szCs w:val="24"/>
+              <w:lang w:val="en-GB" w:eastAsia="en-GB"/>
+              <w14:ligatures w14:val="standardContextual"/>
+            </w:rPr>
+          </w:pPr>
+          <w:hyperlink w:anchor="_Toc222340995" w:history="1">
+            <w:r>
+              <w:rPr>
+                <w:rStyle w:val="Hyperlink"/>
+                <w:noProof/>
+              </w:rPr>
+              <w:t>4.7 favorite Table (Junction/Bridge Table)</w:t>
+            </w:r>
+            <w:r>
+              <w:rPr>
+                <w:noProof/>
+                <w:webHidden/>
+              </w:rPr>
+              <w:tab/>
+            </w:r>
+            <w:r>
+              <w:rPr>
+                <w:noProof/>
+                <w:webHidden/>
+              </w:rPr>
+              <w:fldChar w:fldCharType="begin"/>
+            </w:r>
+            <w:r>
+              <w:rPr>
+                <w:noProof/>
+                <w:webHidden/>
+              </w:rPr>
+              <w:instrText xml:space="preserve"> PAGEREF _Toc222340995 \h </w:instrText>
+            </w:r>
+            <w:r>
+              <w:rPr>
+                <w:noProof/>
+                <w:webHidden/>
+              </w:rPr>
+            </w:r>
+            <w:r>
+              <w:rPr>
+                <w:noProof/>
+                <w:webHidden/>
+              </w:rPr>
+              <w:fldChar w:fldCharType="separate"/>
+            </w:r>
+            <w:r>
+              <w:rPr>
+                <w:noProof/>
+                <w:webHidden/>
+              </w:rPr>
+              <w:t>10</w:t>
+            </w:r>
+            <w:r>
+              <w:rPr>
+                <w:noProof/>
+                <w:webHidden/>
+              </w:rPr>
+              <w:fldChar w:fldCharType="end"/>
+            </w:r>
+          </w:hyperlink>
+        </w:p>
+        <w:p>
+          <w:pPr>
+            <w:pStyle w:val="TOC3"/>
+            <w:tabs>
+              <w:tab w:val="right" w:leader="dot" w:pos="8630"/>
+            </w:tabs>
+            <w:rPr>
+              <w:noProof/>
+              <w:kern w:val="2"/>
+              <w:sz w:val="24"/>
+              <w:szCs w:val="24"/>
+              <w:lang w:val="en-GB" w:eastAsia="en-GB"/>
+              <w14:ligatures w14:val="standardContextual"/>
+            </w:rPr>
+          </w:pPr>
+          <w:hyperlink w:anchor="_Toc222340996" w:history="1">
+            <w:r>
+              <w:rPr>
+                <w:rStyle w:val="Hyperlink"/>
+                <w:noProof/>
+              </w:rPr>
+              <w:t>4.8 like_record Table</w:t>
+            </w:r>
+            <w:r>
+              <w:rPr>
+                <w:noProof/>
+                <w:webHidden/>
+              </w:rPr>
+              <w:tab/>
+            </w:r>
+            <w:r>
+              <w:rPr>
+                <w:noProof/>
+                <w:webHidden/>
+              </w:rPr>
+              <w:fldChar w:fldCharType="begin"/>
+            </w:r>
+            <w:r>
+              <w:rPr>
+                <w:noProof/>
+                <w:webHidden/>
+              </w:rPr>
+              <w:instrText xml:space="preserve"> PAGEREF _Toc222340996 \h </w:instrText>
+            </w:r>
+            <w:r>
+              <w:rPr>
+                <w:noProof/>
+                <w:webHidden/>
+              </w:rPr>
+            </w:r>
+            <w:r>
+              <w:rPr>
+                <w:noProof/>
+                <w:webHidden/>
+              </w:rPr>
+              <w:fldChar w:fldCharType="separate"/>
+            </w:r>
+            <w:r>
+              <w:rPr>
+                <w:noProof/>
+                <w:webHidden/>
+              </w:rPr>
+              <w:t>11</w:t>
+            </w:r>
+            <w:r>
+              <w:rPr>
+                <w:noProof/>
+                <w:webHidden/>
+              </w:rPr>
+              <w:fldChar w:fldCharType="end"/>
+            </w:r>
+          </w:hyperlink>
+        </w:p>
+        <w:p>
+          <w:pPr>
+            <w:pStyle w:val="TOC3"/>
+            <w:tabs>
+              <w:tab w:val="right" w:leader="dot" w:pos="8630"/>
+            </w:tabs>
+            <w:rPr>
+              <w:noProof/>
+              <w:kern w:val="2"/>
+              <w:sz w:val="24"/>
+              <w:szCs w:val="24"/>
+              <w:lang w:val="en-GB" w:eastAsia="en-GB"/>
+              <w14:ligatures w14:val="standardContextual"/>
+            </w:rPr>
+          </w:pPr>
+          <w:hyperlink w:anchor="_Toc222340997" w:history="1">
+            <w:r>
+              <w:rPr>
+                <w:rStyle w:val="Hyperlink"/>
+                <w:noProof/>
+              </w:rPr>
+              <w:t>4.9 recipe_view Table</w:t>
+            </w:r>
+            <w:r>
+              <w:rPr>
+                <w:noProof/>
+                <w:webHidden/>
+              </w:rPr>
+              <w:tab/>
+            </w:r>
+            <w:r>
+              <w:rPr>
+                <w:noProof/>
+                <w:webHidden/>
+              </w:rPr>
+              <w:fldChar w:fldCharType="begin"/>
+            </w:r>
+            <w:r>
+              <w:rPr>
+                <w:noProof/>
+                <w:webHidden/>
+              </w:rPr>
+              <w:instrText xml:space="preserve"> PAGEREF _Toc222340997 \h </w:instrText>
+            </w:r>
+            <w:r>
+              <w:rPr>
+                <w:noProof/>
+                <w:webHidden/>
+              </w:rPr>
+            </w:r>
+            <w:r>
+              <w:rPr>
+                <w:noProof/>
+                <w:webHidden/>
+              </w:rPr>
+              <w:fldChar w:fldCharType="separate"/>
+            </w:r>
+            <w:r>
+              <w:rPr>
+                <w:noProof/>
+                <w:webHidden/>
+              </w:rPr>
+              <w:t>12</w:t>
+            </w:r>
+            <w:r>
+              <w:rPr>
+                <w:noProof/>
+                <w:webHidden/>
+              </w:rPr>
+              <w:fldChar w:fldCharType="end"/>
+            </w:r>
+          </w:hyperlink>
+        </w:p>
+        <w:p>
+          <w:pPr>
+            <w:pStyle w:val="TOC3"/>
+            <w:tabs>
+              <w:tab w:val="right" w:leader="dot" w:pos="8630"/>
+            </w:tabs>
+            <w:rPr>
+              <w:noProof/>
+              <w:kern w:val="2"/>
+              <w:sz w:val="24"/>
+              <w:szCs w:val="24"/>
+              <w:lang w:val="en-GB" w:eastAsia="en-GB"/>
+              <w14:ligatures w14:val="standardContextual"/>
+            </w:rPr>
+          </w:pPr>
+          <w:hyperlink w:anchor="_Toc222340998" w:history="1">
+            <w:r>
+              <w:rPr>
+                <w:rStyle w:val="Hyperlink"/>
+                <w:noProof/>
+              </w:rPr>
+              <w:t>4.10 search_history Table</w:t>
+            </w:r>
+            <w:r>
+              <w:rPr>
+                <w:noProof/>
+                <w:webHidden/>
+              </w:rPr>
+              <w:tab/>
+            </w:r>
+            <w:r>
+              <w:rPr>
+                <w:noProof/>
+                <w:webHidden/>
+              </w:rPr>
+              <w:fldChar w:fldCharType="begin"/>
+            </w:r>
+            <w:r>
+              <w:rPr>
+                <w:noProof/>
+                <w:webHidden/>
+              </w:rPr>
+              <w:instrText xml:space="preserve"> PAGEREF _Toc222340998 \h </w:instrText>
+            </w:r>
+            <w:r>
+              <w:rPr>
+                <w:noProof/>
+                <w:webHidden/>
+              </w:rPr>
+            </w:r>
+            <w:r>
+              <w:rPr>
+                <w:noProof/>
+                <w:webHidden/>
+              </w:rPr>
+              <w:fldChar w:fldCharType="separate"/>
+            </w:r>
+            <w:r>
+              <w:rPr>
+                <w:noProof/>
+                <w:webHidden/>
+              </w:rPr>
+              <w:t>12</w:t>
+            </w:r>
+            <w:r>
+              <w:rPr>
+                <w:noProof/>
+                <w:webHidden/>
+              </w:rPr>
+              <w:fldChar w:fldCharType="end"/>
+            </w:r>
+          </w:hyperlink>
+        </w:p>
+        <w:p>
+          <w:pPr>
+            <w:pStyle w:val="TOC3"/>
+            <w:tabs>
+              <w:tab w:val="right" w:leader="dot" w:pos="8630"/>
+            </w:tabs>
+            <w:rPr>
+              <w:noProof/>
+              <w:kern w:val="2"/>
+              <w:sz w:val="24"/>
+              <w:szCs w:val="24"/>
+              <w:lang w:val="en-GB" w:eastAsia="en-GB"/>
+              <w14:ligatures w14:val="standardContextual"/>
+            </w:rPr>
+          </w:pPr>
+          <w:hyperlink w:anchor="_Toc222340999" w:history="1">
+            <w:r>
+              <w:rPr>
+                <w:rStyle w:val="Hyperlink"/>
+                <w:noProof/>
+              </w:rPr>
+              <w:t>4.11 daily_stat Table</w:t>
+            </w:r>
+            <w:r>
+              <w:rPr>
+                <w:noProof/>
+                <w:webHidden/>
+              </w:rPr>
+              <w:tab/>
+            </w:r>
+            <w:r>
+              <w:rPr>
+                <w:noProof/>
+                <w:webHidden/>
+              </w:rPr>
+              <w:fldChar w:fldCharType="begin"/>
+            </w:r>
+            <w:r>
+              <w:rPr>
+                <w:noProof/>
+                <w:webHidden/>
+              </w:rPr>
+              <w:instrText xml:space="preserve"> PAGEREF _Toc222340999 \h </w:instrText>
+            </w:r>
+            <w:r>
+              <w:rPr>
+                <w:noProof/>
+                <w:webHidden/>
+              </w:rPr>
+            </w:r>
+            <w:r>
+              <w:rPr>
+                <w:noProof/>
+                <w:webHidden/>
+              </w:rPr>
+              <w:fldChar w:fldCharType="separate"/>
+            </w:r>
+            <w:r>
+              <w:rPr>
+                <w:noProof/>
+                <w:webHidden/>
+              </w:rPr>
+              <w:t>13</w:t>
+            </w:r>
+            <w:r>
+              <w:rPr>
+                <w:noProof/>
+                <w:webHidden/>
+              </w:rPr>
+              <w:fldChar w:fldCharType="end"/>
+            </w:r>
+          </w:hyperlink>
+        </w:p>
+        <w:p>
+          <w:pPr>
+            <w:pStyle w:val="TOC3"/>
+            <w:tabs>
+              <w:tab w:val="right" w:leader="dot" w:pos="8630"/>
+            </w:tabs>
+            <w:rPr>
+              <w:noProof/>
+              <w:kern w:val="2"/>
+              <w:sz w:val="24"/>
+              <w:szCs w:val="24"/>
+              <w:lang w:val="en-GB" w:eastAsia="en-GB"/>
+              <w14:ligatures w14:val="standardContextual"/>
+            </w:rPr>
+          </w:pPr>
+          <w:hyperlink w:anchor="_Toc222341000" w:history="1">
+            <w:r>
+              <w:rPr>
+                <w:rStyle w:val="Hyperlink"/>
+                <w:noProof/>
+              </w:rPr>
+              <w:t>4.12 activity_log Table</w:t>
+            </w:r>
+            <w:r>
+              <w:rPr>
+                <w:noProof/>
+                <w:webHidden/>
+              </w:rPr>
+              <w:tab/>
+            </w:r>
+            <w:r>
+              <w:rPr>
+                <w:noProof/>
+                <w:webHidden/>
+              </w:rPr>
+              <w:fldChar w:fldCharType="begin"/>
+            </w:r>
+            <w:r>
+              <w:rPr>
+                <w:noProof/>
+                <w:webHidden/>
+              </w:rPr>
+              <w:instrText xml:space="preserve"> PAGEREF _Toc222341000 \h </w:instrText>
+            </w:r>
+            <w:r>
+              <w:rPr>
+                <w:noProof/>
+                <w:webHidden/>
+              </w:rPr>
+            </w:r>
+            <w:r>
+              <w:rPr>
+                <w:noProof/>
+                <w:webHidden/>
+              </w:rPr>
+              <w:fldChar w:fldCharType="separate"/>
+            </w:r>
+            <w:r>
+              <w:rPr>
+                <w:noProof/>
+                <w:webHidden/>
+              </w:rPr>
+              <w:t>13</w:t>
+            </w:r>
+            <w:r>
+              <w:rPr>
+                <w:noProof/>
+                <w:webHidden/>
+              </w:rPr>
+              <w:fldChar w:fldCharType="end"/>
+            </w:r>
+          </w:hyperlink>
+        </w:p>
+        <w:p>
+          <w:pPr>
+            <w:pStyle w:val="TOC3"/>
+            <w:tabs>
+              <w:tab w:val="right" w:leader="dot" w:pos="8630"/>
+            </w:tabs>
+            <w:rPr>
+              <w:noProof/>
+              <w:kern w:val="2"/>
+              <w:sz w:val="24"/>
+              <w:szCs w:val="24"/>
+              <w:lang w:val="en-GB" w:eastAsia="en-GB"/>
+              <w14:ligatures w14:val="standardContextual"/>
+            </w:rPr>
+          </w:pPr>
+          <w:hyperlink w:anchor="_Toc222341001" w:history="1">
+            <w:r>
+              <w:rPr>
+                <w:rStyle w:val="Hyperlink"/>
+                <w:noProof/>
+              </w:rPr>
+              <w:t>4.13 session Table</w:t>
+            </w:r>
+            <w:r>
+              <w:rPr>
+                <w:noProof/>
+                <w:webHidden/>
+              </w:rPr>
+              <w:tab/>
+            </w:r>
+            <w:r>
+              <w:rPr>
+                <w:noProof/>
+                <w:webHidden/>
+              </w:rPr>
+              <w:fldChar w:fldCharType="begin"/>
+            </w:r>
+            <w:r>
+              <w:rPr>
+                <w:noProof/>
+                <w:webHidden/>
+              </w:rPr>
+              <w:instrText xml:space="preserve"> PAGEREF _Toc222341001 \h </w:instrText>
+            </w:r>
+            <w:r>
+              <w:rPr>
+                <w:noProof/>
+                <w:webHidden/>
+              </w:rPr>
+            </w:r>
+            <w:r>
+              <w:rPr>
+                <w:noProof/>
+                <w:webHidden/>
+              </w:rPr>
+              <w:fldChar w:fldCharType="separate"/>
+            </w:r>
+            <w:r>
+              <w:rPr>
+                <w:noProof/>
+                <w:webHidden/>
+              </w:rPr>
+              <w:t>14</w:t>
             </w:r>
             <w:r>
               <w:rPr>
@@ -491,13 +2095,13 @@
               <w14:ligatures w14:val="standardContextual"/>
             </w:rPr>
           </w:pPr>
-          <w:hyperlink w:anchor="_Toc222340143" w:history="1">
+          <w:hyperlink w:anchor="_Toc222341002" w:history="1">
             <w:r>
               <w:rPr>
                 <w:rStyle w:val="Hyperlink"/>
                 <w:noProof/>
               </w:rPr>
-              <w:t>2. Database Design Philosophy</w:t>
+              <w:t>5. Naming Conventions</w:t>
             </w:r>
             <w:r>
               <w:rPr>
@@ -518,7 +2122,7 @@
                 <w:noProof/>
                 <w:webHidden/>
               </w:rPr>
-              <w:instrText xml:space="preserve"> PAGEREF _Toc222340143 \h </w:instrText>
+              <w:instrText xml:space="preserve"> PAGEREF _Toc222341002 \h </w:instrText>
             </w:r>
             <w:r>
               <w:rPr>
@@ -538,7 +2142,7 @@
                 <w:noProof/>
                 <w:webHidden/>
               </w:rPr>
-              <w:t>5</w:t>
+              <w:t>15</w:t>
             </w:r>
             <w:r>
               <w:rPr>
@@ -564,13 +2168,13 @@
               <w14:ligatures w14:val="standardContextual"/>
             </w:rPr>
           </w:pPr>
-          <w:hyperlink w:anchor="_Toc222340144" w:history="1">
+          <w:hyperlink w:anchor="_Toc222341003" w:history="1">
             <w:r>
               <w:rPr>
                 <w:rStyle w:val="Hyperlink"/>
                 <w:noProof/>
               </w:rPr>
-              <w:t>2.1 Normalization to Third Normal Form (3NF)</w:t>
+              <w:t>5.1 Summary Table</w:t>
             </w:r>
             <w:r>
               <w:rPr>
@@ -591,7 +2195,7 @@
                 <w:noProof/>
                 <w:webHidden/>
               </w:rPr>
-              <w:instrText xml:space="preserve"> PAGEREF _Toc222340144 \h </w:instrText>
+              <w:instrText xml:space="preserve"> PAGEREF _Toc222341003 \h </w:instrText>
             </w:r>
             <w:r>
               <w:rPr>
@@ -611,7 +2215,7 @@
                 <w:noProof/>
                 <w:webHidden/>
               </w:rPr>
-              <w:t>5</w:t>
+              <w:t>15</w:t>
             </w:r>
             <w:r>
               <w:rPr>
@@ -637,13 +2241,13 @@
               <w14:ligatures w14:val="standardContextual"/>
             </w:rPr>
           </w:pPr>
-          <w:hyperlink w:anchor="_Toc222340145" w:history="1">
+          <w:hyperlink w:anchor="_Toc222341004" w:history="1">
             <w:r>
               <w:rPr>
                 <w:rStyle w:val="Hyperlink"/>
                 <w:noProof/>
               </w:rPr>
-              <w:t>2.2 Singular Table Names</w:t>
+              <w:t>5.2 SQL Keyword Capitalization</w:t>
             </w:r>
             <w:r>
               <w:rPr>
@@ -664,7 +2268,7 @@
                 <w:noProof/>
                 <w:webHidden/>
               </w:rPr>
-              <w:instrText xml:space="preserve"> PAGEREF _Toc222340145 \h </w:instrText>
+              <w:instrText xml:space="preserve"> PAGEREF _Toc222341004 \h </w:instrText>
             </w:r>
             <w:r>
               <w:rPr>
@@ -684,7 +2288,80 @@
                 <w:noProof/>
                 <w:webHidden/>
               </w:rPr>
-              <w:t>5</w:t>
+              <w:t>15</w:t>
+            </w:r>
+            <w:r>
+              <w:rPr>
+                <w:noProof/>
+                <w:webHidden/>
+              </w:rPr>
+              <w:fldChar w:fldCharType="end"/>
+            </w:r>
+          </w:hyperlink>
+        </w:p>
+        <w:p>
+          <w:pPr>
+            <w:pStyle w:val="TOC2"/>
+            <w:tabs>
+              <w:tab w:val="right" w:leader="dot" w:pos="8630"/>
+            </w:tabs>
+            <w:rPr>
+              <w:noProof/>
+              <w:kern w:val="2"/>
+              <w:sz w:val="24"/>
+              <w:szCs w:val="24"/>
+              <w:lang w:val="en-GB" w:eastAsia="en-GB"/>
+              <w14:ligatures w14:val="standardContextual"/>
+            </w:rPr>
+          </w:pPr>
+          <w:hyperlink w:anchor="_Toc222341005" w:history="1">
+            <w:r>
+              <w:rPr>
+                <w:rStyle w:val="Hyperlink"/>
+                <w:noProof/>
+              </w:rPr>
+              <w:t>6. Constraints &amp; Data Integrity</w:t>
+            </w:r>
+            <w:r>
+              <w:rPr>
+                <w:noProof/>
+                <w:webHidden/>
+              </w:rPr>
+              <w:tab/>
+            </w:r>
+            <w:r>
+              <w:rPr>
+                <w:noProof/>
+                <w:webHidden/>
+              </w:rPr>
+              <w:fldChar w:fldCharType="begin"/>
+            </w:r>
+            <w:r>
+              <w:rPr>
+                <w:noProof/>
+                <w:webHidden/>
+              </w:rPr>
+              <w:instrText xml:space="preserve"> PAGEREF _Toc222341005 \h </w:instrText>
+            </w:r>
+            <w:r>
+              <w:rPr>
+                <w:noProof/>
+                <w:webHidden/>
+              </w:rPr>
+            </w:r>
+            <w:r>
+              <w:rPr>
+                <w:noProof/>
+                <w:webHidden/>
+              </w:rPr>
+              <w:fldChar w:fldCharType="separate"/>
+            </w:r>
+            <w:r>
+              <w:rPr>
+                <w:noProof/>
+                <w:webHidden/>
+              </w:rPr>
+              <w:t>15</w:t>
             </w:r>
             <w:r>
               <w:rPr>
@@ -710,13 +2387,13 @@
               <w14:ligatures w14:val="standardContextual"/>
             </w:rPr>
           </w:pPr>
-          <w:hyperlink w:anchor="_Toc222340146" w:history="1">
+          <w:hyperlink w:anchor="_Toc222341006" w:history="1">
             <w:r>
               <w:rPr>
                 <w:rStyle w:val="Hyperlink"/>
                 <w:noProof/>
               </w:rPr>
-              <w:t>2.3 Surrogate Primary Keys</w:t>
+              <w:t>6.1 Constraint Types Used</w:t>
             </w:r>
             <w:r>
               <w:rPr>
@@ -737,7 +2414,7 @@
                 <w:noProof/>
                 <w:webHidden/>
               </w:rPr>
-              <w:instrText xml:space="preserve"> PAGEREF _Toc222340146 \h </w:instrText>
+              <w:instrText xml:space="preserve"> PAGEREF _Toc222341006 \h </w:instrText>
             </w:r>
             <w:r>
               <w:rPr>
@@ -757,7 +2434,153 @@
                 <w:noProof/>
                 <w:webHidden/>
               </w:rPr>
-              <w:t>5</w:t>
+              <w:t>15</w:t>
+            </w:r>
+            <w:r>
+              <w:rPr>
+                <w:noProof/>
+                <w:webHidden/>
+              </w:rPr>
+              <w:fldChar w:fldCharType="end"/>
+            </w:r>
+          </w:hyperlink>
+        </w:p>
+        <w:p>
+          <w:pPr>
+            <w:pStyle w:val="TOC3"/>
+            <w:tabs>
+              <w:tab w:val="right" w:leader="dot" w:pos="8630"/>
+            </w:tabs>
+            <w:rPr>
+              <w:noProof/>
+              <w:kern w:val="2"/>
+              <w:sz w:val="24"/>
+              <w:szCs w:val="24"/>
+              <w:lang w:val="en-GB" w:eastAsia="en-GB"/>
+              <w14:ligatures w14:val="standardContextual"/>
+            </w:rPr>
+          </w:pPr>
+          <w:hyperlink w:anchor="_Toc222341007" w:history="1">
+            <w:r>
+              <w:rPr>
+                <w:rStyle w:val="Hyperlink"/>
+                <w:noProof/>
+              </w:rPr>
+              <w:t>6.2 Referential Integrity Actions</w:t>
+            </w:r>
+            <w:r>
+              <w:rPr>
+                <w:noProof/>
+                <w:webHidden/>
+              </w:rPr>
+              <w:tab/>
+            </w:r>
+            <w:r>
+              <w:rPr>
+                <w:noProof/>
+                <w:webHidden/>
+              </w:rPr>
+              <w:fldChar w:fldCharType="begin"/>
+            </w:r>
+            <w:r>
+              <w:rPr>
+                <w:noProof/>
+                <w:webHidden/>
+              </w:rPr>
+              <w:instrText xml:space="preserve"> PAGEREF _Toc222341007 \h </w:instrText>
+            </w:r>
+            <w:r>
+              <w:rPr>
+                <w:noProof/>
+                <w:webHidden/>
+              </w:rPr>
+            </w:r>
+            <w:r>
+              <w:rPr>
+                <w:noProof/>
+                <w:webHidden/>
+              </w:rPr>
+              <w:fldChar w:fldCharType="separate"/>
+            </w:r>
+            <w:r>
+              <w:rPr>
+                <w:noProof/>
+                <w:webHidden/>
+              </w:rPr>
+              <w:t>16</w:t>
+            </w:r>
+            <w:r>
+              <w:rPr>
+                <w:noProof/>
+                <w:webHidden/>
+              </w:rPr>
+              <w:fldChar w:fldCharType="end"/>
+            </w:r>
+          </w:hyperlink>
+        </w:p>
+        <w:p>
+          <w:pPr>
+            <w:pStyle w:val="TOC3"/>
+            <w:tabs>
+              <w:tab w:val="right" w:leader="dot" w:pos="8630"/>
+            </w:tabs>
+            <w:rPr>
+              <w:noProof/>
+              <w:kern w:val="2"/>
+              <w:sz w:val="24"/>
+              <w:szCs w:val="24"/>
+              <w:lang w:val="en-GB" w:eastAsia="en-GB"/>
+              <w14:ligatures w14:val="standardContextual"/>
+            </w:rPr>
+          </w:pPr>
+          <w:hyperlink w:anchor="_Toc222341008" w:history="1">
+            <w:r>
+              <w:rPr>
+                <w:rStyle w:val="Hyperlink"/>
+                <w:noProof/>
+              </w:rPr>
+              <w:t>6.3 Business Rule Enforcement</w:t>
+            </w:r>
+            <w:r>
+              <w:rPr>
+                <w:noProof/>
+                <w:webHidden/>
+              </w:rPr>
+              <w:tab/>
+            </w:r>
+            <w:r>
+              <w:rPr>
+                <w:noProof/>
+                <w:webHidden/>
+              </w:rPr>
+              <w:fldChar w:fldCharType="begin"/>
+            </w:r>
+            <w:r>
+              <w:rPr>
+                <w:noProof/>
+                <w:webHidden/>
+              </w:rPr>
+              <w:instrText xml:space="preserve"> PAGEREF _Toc222341008 \h </w:instrText>
+            </w:r>
+            <w:r>
+              <w:rPr>
+                <w:noProof/>
+                <w:webHidden/>
+              </w:rPr>
+            </w:r>
+            <w:r>
+              <w:rPr>
+                <w:noProof/>
+                <w:webHidden/>
+              </w:rPr>
+              <w:fldChar w:fldCharType="separate"/>
+            </w:r>
+            <w:r>
+              <w:rPr>
+                <w:noProof/>
+                <w:webHidden/>
+              </w:rPr>
+              <w:t>16</w:t>
             </w:r>
             <w:r>
               <w:rPr>
@@ -783,13 +2606,13 @@
               <w14:ligatures w14:val="standardContextual"/>
             </w:rPr>
           </w:pPr>
-          <w:hyperlink w:anchor="_Toc222340147" w:history="1">
+          <w:hyperlink w:anchor="_Toc222341009" w:history="1">
             <w:r>
               <w:rPr>
                 <w:rStyle w:val="Hyperlink"/>
                 <w:noProof/>
               </w:rPr>
-              <w:t>3. Entity-Relationship Model</w:t>
+              <w:t>7. Indexing Strategy</w:t>
             </w:r>
             <w:r>
               <w:rPr>
@@ -810,7 +2633,7 @@
                 <w:noProof/>
                 <w:webHidden/>
               </w:rPr>
-              <w:instrText xml:space="preserve"> PAGEREF _Toc222340147 \h </w:instrText>
+              <w:instrText xml:space="preserve"> PAGEREF _Toc222341009 \h </w:instrText>
             </w:r>
             <w:r>
               <w:rPr>
@@ -830,7 +2653,7 @@
                 <w:noProof/>
                 <w:webHidden/>
               </w:rPr>
-              <w:t>7</w:t>
+              <w:t>17</w:t>
             </w:r>
             <w:r>
               <w:rPr>
@@ -856,13 +2679,13 @@
               <w14:ligatures w14:val="standardContextual"/>
             </w:rPr>
           </w:pPr>
-          <w:hyperlink w:anchor="_Toc222340148" w:history="1">
+          <w:hyperlink w:anchor="_Toc222341010" w:history="1">
             <w:r>
               <w:rPr>
                 <w:rStyle w:val="Hyperlink"/>
                 <w:noProof/>
               </w:rPr>
-              <w:t>3.1 Core Entities</w:t>
+              <w:t>7.1 Index Types and Usage</w:t>
             </w:r>
             <w:r>
               <w:rPr>
@@ -883,7 +2706,7 @@
                 <w:noProof/>
                 <w:webHidden/>
               </w:rPr>
-              <w:instrText xml:space="preserve"> PAGEREF _Toc222340148 \h </w:instrText>
+              <w:instrText xml:space="preserve"> PAGEREF _Toc222341010 \h </w:instrText>
             </w:r>
             <w:r>
               <w:rPr>
@@ -903,7 +2726,7 @@
                 <w:noProof/>
                 <w:webHidden/>
               </w:rPr>
-              <w:t>7</w:t>
+              <w:t>17</w:t>
             </w:r>
             <w:r>
               <w:rPr>
@@ -929,13 +2752,13 @@
               <w14:ligatures w14:val="standardContextual"/>
             </w:rPr>
           </w:pPr>
-          <w:hyperlink w:anchor="_Toc222340149" w:history="1">
+          <w:hyperlink w:anchor="_Toc222341011" w:history="1">
             <w:r>
               <w:rPr>
                 <w:rStyle w:val="Hyperlink"/>
                 <w:noProof/>
               </w:rPr>
-              <w:t>3.2 Cardinality Summary</w:t>
+              <w:t>7.2 Index Selection Rationale</w:t>
             </w:r>
             <w:r>
               <w:rPr>
@@ -956,7 +2779,7 @@
                 <w:noProof/>
                 <w:webHidden/>
               </w:rPr>
-              <w:instrText xml:space="preserve"> PAGEREF _Toc222340149 \h </w:instrText>
+              <w:instrText xml:space="preserve"> PAGEREF _Toc222341011 \h </w:instrText>
             </w:r>
             <w:r>
               <w:rPr>
@@ -976,7 +2799,80 @@
                 <w:noProof/>
                 <w:webHidden/>
               </w:rPr>
-              <w:t>7</w:t>
+              <w:t>17</w:t>
+            </w:r>
+            <w:r>
+              <w:rPr>
+                <w:noProof/>
+                <w:webHidden/>
+              </w:rPr>
+              <w:fldChar w:fldCharType="end"/>
+            </w:r>
+          </w:hyperlink>
+        </w:p>
+        <w:p>
+          <w:pPr>
+            <w:pStyle w:val="TOC3"/>
+            <w:tabs>
+              <w:tab w:val="right" w:leader="dot" w:pos="8630"/>
+            </w:tabs>
+            <w:rPr>
+              <w:noProof/>
+              <w:kern w:val="2"/>
+              <w:sz w:val="24"/>
+              <w:szCs w:val="24"/>
+              <w:lang w:val="en-GB" w:eastAsia="en-GB"/>
+              <w14:ligatures w14:val="standardContextual"/>
+            </w:rPr>
+          </w:pPr>
+          <w:hyperlink w:anchor="_Toc222341012" w:history="1">
+            <w:r>
+              <w:rPr>
+                <w:rStyle w:val="Hyperlink"/>
+                <w:noProof/>
+              </w:rPr>
+              <w:t>7.3 When NOT to Index</w:t>
+            </w:r>
+            <w:r>
+              <w:rPr>
+                <w:noProof/>
+                <w:webHidden/>
+              </w:rPr>
+              <w:tab/>
+            </w:r>
+            <w:r>
+              <w:rPr>
+                <w:noProof/>
+                <w:webHidden/>
+              </w:rPr>
+              <w:fldChar w:fldCharType="begin"/>
+            </w:r>
+            <w:r>
+              <w:rPr>
+                <w:noProof/>
+                <w:webHidden/>
+              </w:rPr>
+              <w:instrText xml:space="preserve"> PAGEREF _Toc222341012 \h </w:instrText>
+            </w:r>
+            <w:r>
+              <w:rPr>
+                <w:noProof/>
+                <w:webHidden/>
+              </w:rPr>
+            </w:r>
+            <w:r>
+              <w:rPr>
+                <w:noProof/>
+                <w:webHidden/>
+              </w:rPr>
+              <w:fldChar w:fldCharType="separate"/>
+            </w:r>
+            <w:r>
+              <w:rPr>
+                <w:noProof/>
+                <w:webHidden/>
+              </w:rPr>
+              <w:t>17</w:t>
             </w:r>
             <w:r>
               <w:rPr>
@@ -1002,13 +2898,13 @@
               <w14:ligatures w14:val="standardContextual"/>
             </w:rPr>
           </w:pPr>
-          <w:hyperlink w:anchor="_Toc222340150" w:history="1">
+          <w:hyperlink w:anchor="_Toc222341013" w:history="1">
             <w:r>
               <w:rPr>
                 <w:rStyle w:val="Hyperlink"/>
                 <w:noProof/>
               </w:rPr>
-              <w:t>4. Table Design &amp; Schema Logic</w:t>
+              <w:t>8. Views Logic</w:t>
             </w:r>
             <w:r>
               <w:rPr>
@@ -1029,7 +2925,7 @@
                 <w:noProof/>
                 <w:webHidden/>
               </w:rPr>
-              <w:instrText xml:space="preserve"> PAGEREF _Toc222340150 \h </w:instrText>
+              <w:instrText xml:space="preserve"> PAGEREF _Toc222341013 \h </w:instrText>
             </w:r>
             <w:r>
               <w:rPr>
@@ -1049,7 +2945,7 @@
                 <w:noProof/>
                 <w:webHidden/>
               </w:rPr>
-              <w:t>8</w:t>
+              <w:t>18</w:t>
             </w:r>
             <w:r>
               <w:rPr>
@@ -1075,13 +2971,13 @@
               <w14:ligatures w14:val="standardContextual"/>
             </w:rPr>
           </w:pPr>
-          <w:hyperlink w:anchor="_Toc222340151" w:history="1">
+          <w:hyperlink w:anchor="_Toc222341014" w:history="1">
             <w:r>
               <w:rPr>
                 <w:rStyle w:val="Hyperlink"/>
                 <w:noProof/>
               </w:rPr>
-              <w:t>4.1 user Table</w:t>
+              <w:t>8.1 vw_recipe_with_stat</w:t>
             </w:r>
             <w:r>
               <w:rPr>
@@ -1102,7 +2998,7 @@
                 <w:noProof/>
                 <w:webHidden/>
               </w:rPr>
-              <w:instrText xml:space="preserve"> PAGEREF _Toc222340151 \h </w:instrText>
+              <w:instrText xml:space="preserve"> PAGEREF _Toc222341014 \h </w:instrText>
             </w:r>
             <w:r>
               <w:rPr>
@@ -1122,7 +3018,7 @@
                 <w:noProof/>
                 <w:webHidden/>
               </w:rPr>
-              <w:t>8</w:t>
+              <w:t>18</w:t>
             </w:r>
             <w:r>
               <w:rPr>
@@ -1148,13 +3044,13 @@
               <w14:ligatures w14:val="standardContextual"/>
             </w:rPr>
           </w:pPr>
-          <w:hyperlink w:anchor="_Toc222340152" w:history="1">
+          <w:hyperlink w:anchor="_Toc222341015" w:history="1">
             <w:r>
               <w:rPr>
                 <w:rStyle w:val="Hyperlink"/>
                 <w:noProof/>
               </w:rPr>
-              <w:t>4.2 recipe Table</w:t>
+              <w:t>8.2 vw_user_dashboard_stat</w:t>
             </w:r>
             <w:r>
               <w:rPr>
@@ -1175,7 +3071,7 @@
                 <w:noProof/>
                 <w:webHidden/>
               </w:rPr>
-              <w:instrText xml:space="preserve"> PAGEREF _Toc222340152 \h </w:instrText>
+              <w:instrText xml:space="preserve"> PAGEREF _Toc222341015 \h </w:instrText>
             </w:r>
             <w:r>
               <w:rPr>
@@ -1195,7 +3091,80 @@
                 <w:noProof/>
                 <w:webHidden/>
               </w:rPr>
-              <w:t>9</w:t>
+              <w:t>18</w:t>
+            </w:r>
+            <w:r>
+              <w:rPr>
+                <w:noProof/>
+                <w:webHidden/>
+              </w:rPr>
+              <w:fldChar w:fldCharType="end"/>
+            </w:r>
+          </w:hyperlink>
+        </w:p>
+        <w:p>
+          <w:pPr>
+            <w:pStyle w:val="TOC2"/>
+            <w:tabs>
+              <w:tab w:val="right" w:leader="dot" w:pos="8630"/>
+            </w:tabs>
+            <w:rPr>
+              <w:noProof/>
+              <w:kern w:val="2"/>
+              <w:sz w:val="24"/>
+              <w:szCs w:val="24"/>
+              <w:lang w:val="en-GB" w:eastAsia="en-GB"/>
+              <w14:ligatures w14:val="standardContextual"/>
+            </w:rPr>
+          </w:pPr>
+          <w:hyperlink w:anchor="_Toc222341016" w:history="1">
+            <w:r>
+              <w:rPr>
+                <w:rStyle w:val="Hyperlink"/>
+                <w:noProof/>
+              </w:rPr>
+              <w:t>9. Stored Procedures Logic</w:t>
+            </w:r>
+            <w:r>
+              <w:rPr>
+                <w:noProof/>
+                <w:webHidden/>
+              </w:rPr>
+              <w:tab/>
+            </w:r>
+            <w:r>
+              <w:rPr>
+                <w:noProof/>
+                <w:webHidden/>
+              </w:rPr>
+              <w:fldChar w:fldCharType="begin"/>
+            </w:r>
+            <w:r>
+              <w:rPr>
+                <w:noProof/>
+                <w:webHidden/>
+              </w:rPr>
+              <w:instrText xml:space="preserve"> PAGEREF _Toc222341016 \h </w:instrText>
+            </w:r>
+            <w:r>
+              <w:rPr>
+                <w:noProof/>
+                <w:webHidden/>
+              </w:rPr>
+            </w:r>
+            <w:r>
+              <w:rPr>
+                <w:noProof/>
+                <w:webHidden/>
+              </w:rPr>
+              <w:fldChar w:fldCharType="separate"/>
+            </w:r>
+            <w:r>
+              <w:rPr>
+                <w:noProof/>
+                <w:webHidden/>
+              </w:rPr>
+              <w:t>19</w:t>
             </w:r>
             <w:r>
               <w:rPr>
@@ -1221,13 +3190,13 @@
               <w14:ligatures w14:val="standardContextual"/>
             </w:rPr>
           </w:pPr>
-          <w:hyperlink w:anchor="_Toc222340153" w:history="1">
+          <w:hyperlink w:anchor="_Toc222341017" w:history="1">
             <w:r>
               <w:rPr>
                 <w:rStyle w:val="Hyperlink"/>
                 <w:noProof/>
               </w:rPr>
-              <w:t>4.3 ingredient Table</w:t>
+              <w:t>9.1 usp_CreateRecipe</w:t>
             </w:r>
             <w:r>
               <w:rPr>
@@ -1248,7 +3217,7 @@
                 <w:noProof/>
                 <w:webHidden/>
               </w:rPr>
-              <w:instrText xml:space="preserve"> PAGEREF _Toc222340153 \h </w:instrText>
+              <w:instrText xml:space="preserve"> PAGEREF _Toc222341017 \h </w:instrText>
             </w:r>
             <w:r>
               <w:rPr>
@@ -1268,7 +3237,7 @@
                 <w:noProof/>
                 <w:webHidden/>
               </w:rPr>
-              <w:t>10</w:t>
+              <w:t>19</w:t>
             </w:r>
             <w:r>
               <w:rPr>
@@ -1294,13 +3263,13 @@
               <w14:ligatures w14:val="standardContextual"/>
             </w:rPr>
           </w:pPr>
-          <w:hyperlink w:anchor="_Toc222340154" w:history="1">
+          <w:hyperlink w:anchor="_Toc222341018" w:history="1">
             <w:r>
               <w:rPr>
                 <w:rStyle w:val="Hyperlink"/>
                 <w:noProof/>
               </w:rPr>
-              <w:t>4.4 instruction Table</w:t>
+              <w:t>9.2 usp_ApproveRecipe</w:t>
             </w:r>
             <w:r>
               <w:rPr>
@@ -1321,7 +3290,7 @@
                 <w:noProof/>
                 <w:webHidden/>
               </w:rPr>
-              <w:instrText xml:space="preserve"> PAGEREF _Toc222340154 \h </w:instrText>
+              <w:instrText xml:space="preserve"> PAGEREF _Toc222341018 \h </w:instrText>
             </w:r>
             <w:r>
               <w:rPr>
@@ -1341,7 +3310,7 @@
                 <w:noProof/>
                 <w:webHidden/>
               </w:rPr>
-              <w:t>10</w:t>
+              <w:t>21</w:t>
             </w:r>
             <w:r>
               <w:rPr>
@@ -1367,13 +3336,13 @@
               <w14:ligatures w14:val="standardContextual"/>
             </w:rPr>
           </w:pPr>
-          <w:hyperlink w:anchor="_Toc222340155" w:history="1">
+          <w:hyperlink w:anchor="_Toc222341019" w:history="1">
             <w:r>
               <w:rPr>
                 <w:rStyle w:val="Hyperlink"/>
                 <w:noProof/>
               </w:rPr>
-              <w:t>4.5 recipe_image Table</w:t>
+              <w:t>9.3 usp_GetRecipeStat</w:t>
             </w:r>
             <w:r>
               <w:rPr>
@@ -1394,7 +3363,7 @@
                 <w:noProof/>
                 <w:webHidden/>
               </w:rPr>
-              <w:instrText xml:space="preserve"> PAGEREF _Toc222340155 \h </w:instrText>
+              <w:instrText xml:space="preserve"> PAGEREF _Toc222341019 \h </w:instrText>
             </w:r>
             <w:r>
               <w:rPr>
@@ -1414,7 +3383,80 @@
                 <w:noProof/>
                 <w:webHidden/>
               </w:rPr>
-              <w:t>11</w:t>
+              <w:t>21</w:t>
+            </w:r>
+            <w:r>
+              <w:rPr>
+                <w:noProof/>
+                <w:webHidden/>
+              </w:rPr>
+              <w:fldChar w:fldCharType="end"/>
+            </w:r>
+          </w:hyperlink>
+        </w:p>
+        <w:p>
+          <w:pPr>
+            <w:pStyle w:val="TOC2"/>
+            <w:tabs>
+              <w:tab w:val="right" w:leader="dot" w:pos="8630"/>
+            </w:tabs>
+            <w:rPr>
+              <w:noProof/>
+              <w:kern w:val="2"/>
+              <w:sz w:val="24"/>
+              <w:szCs w:val="24"/>
+              <w:lang w:val="en-GB" w:eastAsia="en-GB"/>
+              <w14:ligatures w14:val="standardContextual"/>
+            </w:rPr>
+          </w:pPr>
+          <w:hyperlink w:anchor="_Toc222341020" w:history="1">
+            <w:r>
+              <w:rPr>
+                <w:rStyle w:val="Hyperlink"/>
+                <w:noProof/>
+              </w:rPr>
+              <w:t>10. Triggers Logic</w:t>
+            </w:r>
+            <w:r>
+              <w:rPr>
+                <w:noProof/>
+                <w:webHidden/>
+              </w:rPr>
+              <w:tab/>
+            </w:r>
+            <w:r>
+              <w:rPr>
+                <w:noProof/>
+                <w:webHidden/>
+              </w:rPr>
+              <w:fldChar w:fldCharType="begin"/>
+            </w:r>
+            <w:r>
+              <w:rPr>
+                <w:noProof/>
+                <w:webHidden/>
+              </w:rPr>
+              <w:instrText xml:space="preserve"> PAGEREF _Toc222341020 \h </w:instrText>
+            </w:r>
+            <w:r>
+              <w:rPr>
+                <w:noProof/>
+                <w:webHidden/>
+              </w:rPr>
+            </w:r>
+            <w:r>
+              <w:rPr>
+                <w:noProof/>
+                <w:webHidden/>
+              </w:rPr>
+              <w:fldChar w:fldCharType="separate"/>
+            </w:r>
+            <w:r>
+              <w:rPr>
+                <w:noProof/>
+                <w:webHidden/>
+              </w:rPr>
+              <w:t>22</w:t>
             </w:r>
             <w:r>
               <w:rPr>
@@ -1440,13 +3482,13 @@
               <w14:ligatures w14:val="standardContextual"/>
             </w:rPr>
           </w:pPr>
-          <w:hyperlink w:anchor="_Toc222340156" w:history="1">
+          <w:hyperlink w:anchor="_Toc222341021" w:history="1">
             <w:r>
               <w:rPr>
                 <w:rStyle w:val="Hyperlink"/>
                 <w:noProof/>
               </w:rPr>
-              <w:t>4.6 review Table</w:t>
+              <w:t>10.1 trg_User_NewUserStat</w:t>
             </w:r>
             <w:r>
               <w:rPr>
@@ -1467,7 +3509,7 @@
                 <w:noProof/>
                 <w:webHidden/>
               </w:rPr>
-              <w:instrText xml:space="preserve"> PAGEREF _Toc222340156 \h </w:instrText>
+              <w:instrText xml:space="preserve"> PAGEREF _Toc222341021 \h </w:instrText>
             </w:r>
             <w:r>
               <w:rPr>
@@ -1487,7 +3529,7 @@
                 <w:noProof/>
                 <w:webHidden/>
               </w:rPr>
-              <w:t>11</w:t>
+              <w:t>22</w:t>
             </w:r>
             <w:r>
               <w:rPr>
@@ -1513,13 +3555,13 @@
               <w14:ligatures w14:val="standardContextual"/>
             </w:rPr>
           </w:pPr>
-          <w:hyperlink w:anchor="_Toc222340157" w:history="1">
+          <w:hyperlink w:anchor="_Toc222341022" w:history="1">
             <w:r>
               <w:rPr>
                 <w:rStyle w:val="Hyperlink"/>
                 <w:noProof/>
               </w:rPr>
-              <w:t>4.7 favorite Table (Junction/Bridge Table)</w:t>
+              <w:t>10.2 trg_RecipeView_UpdateStat</w:t>
             </w:r>
             <w:r>
               <w:rPr>
@@ -1540,7 +3582,7 @@
                 <w:noProof/>
                 <w:webHidden/>
               </w:rPr>
-              <w:instrText xml:space="preserve"> PAGEREF _Toc222340157 \h </w:instrText>
+              <w:instrText xml:space="preserve"> PAGEREF _Toc222341022 \h </w:instrText>
             </w:r>
             <w:r>
               <w:rPr>
@@ -1560,7 +3602,7 @@
                 <w:noProof/>
                 <w:webHidden/>
               </w:rPr>
-              <w:t>12</w:t>
+              <w:t>22</w:t>
             </w:r>
             <w:r>
               <w:rPr>
@@ -1586,13 +3628,13 @@
               <w14:ligatures w14:val="standardContextual"/>
             </w:rPr>
           </w:pPr>
-          <w:hyperlink w:anchor="_Toc222340158" w:history="1">
+          <w:hyperlink w:anchor="_Toc222341023" w:history="1">
             <w:r>
               <w:rPr>
                 <w:rStyle w:val="Hyperlink"/>
                 <w:noProof/>
               </w:rPr>
-              <w:t>4.8 like_record Table</w:t>
+              <w:t>10.3 trg_Recipe_DeleteCleanup</w:t>
             </w:r>
             <w:r>
               <w:rPr>
@@ -1613,7 +3655,7 @@
                 <w:noProof/>
                 <w:webHidden/>
               </w:rPr>
-              <w:instrText xml:space="preserve"> PAGEREF _Toc222340158 \h </w:instrText>
+              <w:instrText xml:space="preserve"> PAGEREF _Toc222341023 \h </w:instrText>
             </w:r>
             <w:r>
               <w:rPr>
@@ -1633,7 +3675,80 @@
                 <w:noProof/>
                 <w:webHidden/>
               </w:rPr>
-              <w:t>13</w:t>
+              <w:t>23</w:t>
+            </w:r>
+            <w:r>
+              <w:rPr>
+                <w:noProof/>
+                <w:webHidden/>
+              </w:rPr>
+              <w:fldChar w:fldCharType="end"/>
+            </w:r>
+          </w:hyperlink>
+        </w:p>
+        <w:p>
+          <w:pPr>
+            <w:pStyle w:val="TOC2"/>
+            <w:tabs>
+              <w:tab w:val="right" w:leader="dot" w:pos="8630"/>
+            </w:tabs>
+            <w:rPr>
+              <w:noProof/>
+              <w:kern w:val="2"/>
+              <w:sz w:val="24"/>
+              <w:szCs w:val="24"/>
+              <w:lang w:val="en-GB" w:eastAsia="en-GB"/>
+              <w14:ligatures w14:val="standardContextual"/>
+            </w:rPr>
+          </w:pPr>
+          <w:hyperlink w:anchor="_Toc222341024" w:history="1">
+            <w:r>
+              <w:rPr>
+                <w:rStyle w:val="Hyperlink"/>
+                <w:noProof/>
+              </w:rPr>
+              <w:t>11. Data Seeding Strategy</w:t>
+            </w:r>
+            <w:r>
+              <w:rPr>
+                <w:noProof/>
+                <w:webHidden/>
+              </w:rPr>
+              <w:tab/>
+            </w:r>
+            <w:r>
+              <w:rPr>
+                <w:noProof/>
+                <w:webHidden/>
+              </w:rPr>
+              <w:fldChar w:fldCharType="begin"/>
+            </w:r>
+            <w:r>
+              <w:rPr>
+                <w:noProof/>
+                <w:webHidden/>
+              </w:rPr>
+              <w:instrText xml:space="preserve"> PAGEREF _Toc222341024 \h </w:instrText>
+            </w:r>
+            <w:r>
+              <w:rPr>
+                <w:noProof/>
+                <w:webHidden/>
+              </w:rPr>
+            </w:r>
+            <w:r>
+              <w:rPr>
+                <w:noProof/>
+                <w:webHidden/>
+              </w:rPr>
+              <w:fldChar w:fldCharType="separate"/>
+            </w:r>
+            <w:r>
+              <w:rPr>
+                <w:noProof/>
+                <w:webHidden/>
+              </w:rPr>
+              <w:t>23</w:t>
             </w:r>
             <w:r>
               <w:rPr>
@@ -1659,13 +3774,13 @@
               <w14:ligatures w14:val="standardContextual"/>
             </w:rPr>
           </w:pPr>
-          <w:hyperlink w:anchor="_Toc222340159" w:history="1">
+          <w:hyperlink w:anchor="_Toc222341025" w:history="1">
             <w:r>
               <w:rPr>
                 <w:rStyle w:val="Hyperlink"/>
                 <w:noProof/>
               </w:rPr>
-              <w:t>4.9 recipe_view Table</w:t>
+              <w:t>11.1 Seed Data Mapping from localStorage</w:t>
             </w:r>
             <w:r>
               <w:rPr>
@@ -1686,7 +3801,7 @@
                 <w:noProof/>
                 <w:webHidden/>
               </w:rPr>
-              <w:instrText xml:space="preserve"> PAGEREF _Toc222340159 \h </w:instrText>
+              <w:instrText xml:space="preserve"> PAGEREF _Toc222341025 \h </w:instrText>
             </w:r>
             <w:r>
               <w:rPr>
@@ -1706,7 +3821,7 @@
                 <w:noProof/>
                 <w:webHidden/>
               </w:rPr>
-              <w:t>13</w:t>
+              <w:t>23</w:t>
             </w:r>
             <w:r>
               <w:rPr>
@@ -1732,13 +3847,13 @@
               <w14:ligatures w14:val="standardContextual"/>
             </w:rPr>
           </w:pPr>
-          <w:hyperlink w:anchor="_Toc222340160" w:history="1">
+          <w:hyperlink w:anchor="_Toc222341026" w:history="1">
             <w:r>
               <w:rPr>
                 <w:rStyle w:val="Hyperlink"/>
                 <w:noProof/>
               </w:rPr>
-              <w:t>4.10 search_history Table</w:t>
+              <w:t>11.2 Seed Order (Foreign Key Dependencies)</w:t>
             </w:r>
             <w:r>
               <w:rPr>
@@ -1759,7 +3874,7 @@
                 <w:noProof/>
                 <w:webHidden/>
               </w:rPr>
-              <w:instrText xml:space="preserve"> PAGEREF _Toc222340160 \h </w:instrText>
+              <w:instrText xml:space="preserve"> PAGEREF _Toc222341026 \h </w:instrText>
             </w:r>
             <w:r>
               <w:rPr>
@@ -1779,7 +3894,7 @@
                 <w:noProof/>
                 <w:webHidden/>
               </w:rPr>
-              <w:t>14</w:t>
+              <w:t>24</w:t>
             </w:r>
             <w:r>
               <w:rPr>
@@ -1805,13 +3920,13 @@
               <w14:ligatures w14:val="standardContextual"/>
             </w:rPr>
           </w:pPr>
-          <w:hyperlink w:anchor="_Toc222340161" w:history="1">
+          <w:hyperlink w:anchor="_Toc222341027" w:history="1">
             <w:r>
               <w:rPr>
                 <w:rStyle w:val="Hyperlink"/>
                 <w:noProof/>
               </w:rPr>
-              <w:t>4.11 daily_stat Table</w:t>
+              <w:t>11.3 Password Handling</w:t>
             </w:r>
             <w:r>
               <w:rPr>
@@ -1832,7 +3947,7 @@
                 <w:noProof/>
                 <w:webHidden/>
               </w:rPr>
-              <w:instrText xml:space="preserve"> PAGEREF _Toc222340161 \h </w:instrText>
+              <w:instrText xml:space="preserve"> PAGEREF _Toc222341027 \h </w:instrText>
             </w:r>
             <w:r>
               <w:rPr>
@@ -1852,7 +3967,80 @@
                 <w:noProof/>
                 <w:webHidden/>
               </w:rPr>
-              <w:t>14</w:t>
+              <w:t>24</w:t>
+            </w:r>
+            <w:r>
+              <w:rPr>
+                <w:noProof/>
+                <w:webHidden/>
+              </w:rPr>
+              <w:fldChar w:fldCharType="end"/>
+            </w:r>
+          </w:hyperlink>
+        </w:p>
+        <w:p>
+          <w:pPr>
+            <w:pStyle w:val="TOC2"/>
+            <w:tabs>
+              <w:tab w:val="right" w:leader="dot" w:pos="8630"/>
+            </w:tabs>
+            <w:rPr>
+              <w:noProof/>
+              <w:kern w:val="2"/>
+              <w:sz w:val="24"/>
+              <w:szCs w:val="24"/>
+              <w:lang w:val="en-GB" w:eastAsia="en-GB"/>
+              <w14:ligatures w14:val="standardContextual"/>
+            </w:rPr>
+          </w:pPr>
+          <w:hyperlink w:anchor="_Toc222341028" w:history="1">
+            <w:r>
+              <w:rPr>
+                <w:rStyle w:val="Hyperlink"/>
+                <w:noProof/>
+              </w:rPr>
+              <w:t>12. Query Patterns &amp; Examples</w:t>
+            </w:r>
+            <w:r>
+              <w:rPr>
+                <w:noProof/>
+                <w:webHidden/>
+              </w:rPr>
+              <w:tab/>
+            </w:r>
+            <w:r>
+              <w:rPr>
+                <w:noProof/>
+                <w:webHidden/>
+              </w:rPr>
+              <w:fldChar w:fldCharType="begin"/>
+            </w:r>
+            <w:r>
+              <w:rPr>
+                <w:noProof/>
+                <w:webHidden/>
+              </w:rPr>
+              <w:instrText xml:space="preserve"> PAGEREF _Toc222341028 \h </w:instrText>
+            </w:r>
+            <w:r>
+              <w:rPr>
+                <w:noProof/>
+                <w:webHidden/>
+              </w:rPr>
+            </w:r>
+            <w:r>
+              <w:rPr>
+                <w:noProof/>
+                <w:webHidden/>
+              </w:rPr>
+              <w:fldChar w:fldCharType="separate"/>
+            </w:r>
+            <w:r>
+              <w:rPr>
+                <w:noProof/>
+                <w:webHidden/>
+              </w:rPr>
+              <w:t>24</w:t>
             </w:r>
             <w:r>
               <w:rPr>
@@ -1878,13 +4066,13 @@
               <w14:ligatures w14:val="standardContextual"/>
             </w:rPr>
           </w:pPr>
-          <w:hyperlink w:anchor="_Toc222340162" w:history="1">
+          <w:hyperlink w:anchor="_Toc222341029" w:history="1">
             <w:r>
               <w:rPr>
                 <w:rStyle w:val="Hyperlink"/>
                 <w:noProof/>
               </w:rPr>
-              <w:t>4.12 activity_log Table</w:t>
+              <w:t>12.1 Common Query Patterns</w:t>
             </w:r>
             <w:r>
               <w:rPr>
@@ -1905,7 +4093,7 @@
                 <w:noProof/>
                 <w:webHidden/>
               </w:rPr>
-              <w:instrText xml:space="preserve"> PAGEREF _Toc222340162 \h </w:instrText>
+              <w:instrText xml:space="preserve"> PAGEREF _Toc222341029 \h </w:instrText>
             </w:r>
             <w:r>
               <w:rPr>
@@ -1925,7 +4113,80 @@
                 <w:noProof/>
                 <w:webHidden/>
               </w:rPr>
-              <w:t>15</w:t>
+              <w:t>24</w:t>
+            </w:r>
+            <w:r>
+              <w:rPr>
+                <w:noProof/>
+                <w:webHidden/>
+              </w:rPr>
+              <w:fldChar w:fldCharType="end"/>
+            </w:r>
+          </w:hyperlink>
+        </w:p>
+        <w:p>
+          <w:pPr>
+            <w:pStyle w:val="TOC2"/>
+            <w:tabs>
+              <w:tab w:val="right" w:leader="dot" w:pos="8630"/>
+            </w:tabs>
+            <w:rPr>
+              <w:noProof/>
+              <w:kern w:val="2"/>
+              <w:sz w:val="24"/>
+              <w:szCs w:val="24"/>
+              <w:lang w:val="en-GB" w:eastAsia="en-GB"/>
+              <w14:ligatures w14:val="standardContextual"/>
+            </w:rPr>
+          </w:pPr>
+          <w:hyperlink w:anchor="_Toc222341030" w:history="1">
+            <w:r>
+              <w:rPr>
+                <w:rStyle w:val="Hyperlink"/>
+                <w:noProof/>
+              </w:rPr>
+              <w:t>13. Security Considerations</w:t>
+            </w:r>
+            <w:r>
+              <w:rPr>
+                <w:noProof/>
+                <w:webHidden/>
+              </w:rPr>
+              <w:tab/>
+            </w:r>
+            <w:r>
+              <w:rPr>
+                <w:noProof/>
+                <w:webHidden/>
+              </w:rPr>
+              <w:fldChar w:fldCharType="begin"/>
+            </w:r>
+            <w:r>
+              <w:rPr>
+                <w:noProof/>
+                <w:webHidden/>
+              </w:rPr>
+              <w:instrText xml:space="preserve"> PAGEREF _Toc222341030 \h </w:instrText>
+            </w:r>
+            <w:r>
+              <w:rPr>
+                <w:noProof/>
+                <w:webHidden/>
+              </w:rPr>
+            </w:r>
+            <w:r>
+              <w:rPr>
+                <w:noProof/>
+                <w:webHidden/>
+              </w:rPr>
+              <w:fldChar w:fldCharType="separate"/>
+            </w:r>
+            <w:r>
+              <w:rPr>
+                <w:noProof/>
+                <w:webHidden/>
+              </w:rPr>
+              <w:t>25</w:t>
             </w:r>
             <w:r>
               <w:rPr>
@@ -1951,13 +4212,13 @@
               <w14:ligatures w14:val="standardContextual"/>
             </w:rPr>
           </w:pPr>
-          <w:hyperlink w:anchor="_Toc222340163" w:history="1">
+          <w:hyperlink w:anchor="_Toc222341031" w:history="1">
             <w:r>
               <w:rPr>
                 <w:rStyle w:val="Hyperlink"/>
                 <w:noProof/>
               </w:rPr>
-              <w:t>4.13 session Table</w:t>
+              <w:t>13.1 SQL Injection Prevention</w:t>
             </w:r>
             <w:r>
               <w:rPr>
@@ -1978,7 +4239,7 @@
                 <w:noProof/>
                 <w:webHidden/>
               </w:rPr>
-              <w:instrText xml:space="preserve"> PAGEREF _Toc222340163 \h </w:instrText>
+              <w:instrText xml:space="preserve"> PAGEREF _Toc222341031 \h </w:instrText>
             </w:r>
             <w:r>
               <w:rPr>
@@ -1998,7 +4259,153 @@
                 <w:noProof/>
                 <w:webHidden/>
               </w:rPr>
-              <w:t>16</w:t>
+              <w:t>25</w:t>
+            </w:r>
+            <w:r>
+              <w:rPr>
+                <w:noProof/>
+                <w:webHidden/>
+              </w:rPr>
+              <w:fldChar w:fldCharType="end"/>
+            </w:r>
+          </w:hyperlink>
+        </w:p>
+        <w:p>
+          <w:pPr>
+            <w:pStyle w:val="TOC3"/>
+            <w:tabs>
+              <w:tab w:val="right" w:leader="dot" w:pos="8630"/>
+            </w:tabs>
+            <w:rPr>
+              <w:noProof/>
+              <w:kern w:val="2"/>
+              <w:sz w:val="24"/>
+              <w:szCs w:val="24"/>
+              <w:lang w:val="en-GB" w:eastAsia="en-GB"/>
+              <w14:ligatures w14:val="standardContextual"/>
+            </w:rPr>
+          </w:pPr>
+          <w:hyperlink w:anchor="_Toc222341032" w:history="1">
+            <w:r>
+              <w:rPr>
+                <w:rStyle w:val="Hyperlink"/>
+                <w:noProof/>
+              </w:rPr>
+              <w:t>13.2 Password Storage</w:t>
+            </w:r>
+            <w:r>
+              <w:rPr>
+                <w:noProof/>
+                <w:webHidden/>
+              </w:rPr>
+              <w:tab/>
+            </w:r>
+            <w:r>
+              <w:rPr>
+                <w:noProof/>
+                <w:webHidden/>
+              </w:rPr>
+              <w:fldChar w:fldCharType="begin"/>
+            </w:r>
+            <w:r>
+              <w:rPr>
+                <w:noProof/>
+                <w:webHidden/>
+              </w:rPr>
+              <w:instrText xml:space="preserve"> PAGEREF _Toc222341032 \h </w:instrText>
+            </w:r>
+            <w:r>
+              <w:rPr>
+                <w:noProof/>
+                <w:webHidden/>
+              </w:rPr>
+            </w:r>
+            <w:r>
+              <w:rPr>
+                <w:noProof/>
+                <w:webHidden/>
+              </w:rPr>
+              <w:fldChar w:fldCharType="separate"/>
+            </w:r>
+            <w:r>
+              <w:rPr>
+                <w:noProof/>
+                <w:webHidden/>
+              </w:rPr>
+              <w:t>26</w:t>
+            </w:r>
+            <w:r>
+              <w:rPr>
+                <w:noProof/>
+                <w:webHidden/>
+              </w:rPr>
+              <w:fldChar w:fldCharType="end"/>
+            </w:r>
+          </w:hyperlink>
+        </w:p>
+        <w:p>
+          <w:pPr>
+            <w:pStyle w:val="TOC3"/>
+            <w:tabs>
+              <w:tab w:val="right" w:leader="dot" w:pos="8630"/>
+            </w:tabs>
+            <w:rPr>
+              <w:noProof/>
+              <w:kern w:val="2"/>
+              <w:sz w:val="24"/>
+              <w:szCs w:val="24"/>
+              <w:lang w:val="en-GB" w:eastAsia="en-GB"/>
+              <w14:ligatures w14:val="standardContextual"/>
+            </w:rPr>
+          </w:pPr>
+          <w:hyperlink w:anchor="_Toc222341033" w:history="1">
+            <w:r>
+              <w:rPr>
+                <w:rStyle w:val="Hyperlink"/>
+                <w:noProof/>
+              </w:rPr>
+              <w:t>13.3 Access Control</w:t>
+            </w:r>
+            <w:r>
+              <w:rPr>
+                <w:noProof/>
+                <w:webHidden/>
+              </w:rPr>
+              <w:tab/>
+            </w:r>
+            <w:r>
+              <w:rPr>
+                <w:noProof/>
+                <w:webHidden/>
+              </w:rPr>
+              <w:fldChar w:fldCharType="begin"/>
+            </w:r>
+            <w:r>
+              <w:rPr>
+                <w:noProof/>
+                <w:webHidden/>
+              </w:rPr>
+              <w:instrText xml:space="preserve"> PAGEREF _Toc222341033 \h </w:instrText>
+            </w:r>
+            <w:r>
+              <w:rPr>
+                <w:noProof/>
+                <w:webHidden/>
+              </w:rPr>
+            </w:r>
+            <w:r>
+              <w:rPr>
+                <w:noProof/>
+                <w:webHidden/>
+              </w:rPr>
+              <w:fldChar w:fldCharType="separate"/>
+            </w:r>
+            <w:r>
+              <w:rPr>
+                <w:noProof/>
+                <w:webHidden/>
+              </w:rPr>
+              <w:t>26</w:t>
             </w:r>
             <w:r>
               <w:rPr>
@@ -2024,13 +4431,13 @@
               <w14:ligatures w14:val="standardContextual"/>
             </w:rPr>
           </w:pPr>
-          <w:hyperlink w:anchor="_Toc222340164" w:history="1">
+          <w:hyperlink w:anchor="_Toc222341034" w:history="1">
             <w:r>
               <w:rPr>
                 <w:rStyle w:val="Hyperlink"/>
                 <w:noProof/>
               </w:rPr>
-              <w:t>5. Naming Conventions</w:t>
+              <w:t>14. Performance Optimization</w:t>
             </w:r>
             <w:r>
               <w:rPr>
@@ -2051,7 +4458,7 @@
                 <w:noProof/>
                 <w:webHidden/>
               </w:rPr>
-              <w:instrText xml:space="preserve"> PAGEREF _Toc222340164 \h </w:instrText>
+              <w:instrText xml:space="preserve"> PAGEREF _Toc222341034 \h </w:instrText>
             </w:r>
             <w:r>
               <w:rPr>
@@ -2071,7 +4478,7 @@
                 <w:noProof/>
                 <w:webHidden/>
               </w:rPr>
-              <w:t>17</w:t>
+              <w:t>26</w:t>
             </w:r>
             <w:r>
               <w:rPr>
@@ -2097,13 +4504,13 @@
               <w14:ligatures w14:val="standardContextual"/>
             </w:rPr>
           </w:pPr>
-          <w:hyperlink w:anchor="_Toc222340165" w:history="1">
+          <w:hyperlink w:anchor="_Toc222341035" w:history="1">
             <w:r>
               <w:rPr>
                 <w:rStyle w:val="Hyperlink"/>
                 <w:noProof/>
               </w:rPr>
-              <w:t>5.1 Summary Table</w:t>
+              <w:t>14.1 Query Optimization Tips</w:t>
             </w:r>
             <w:r>
               <w:rPr>
@@ -2124,7 +4531,7 @@
                 <w:noProof/>
                 <w:webHidden/>
               </w:rPr>
-              <w:instrText xml:space="preserve"> PAGEREF _Toc222340165 \h </w:instrText>
+              <w:instrText xml:space="preserve"> PAGEREF _Toc222341035 \h </w:instrText>
             </w:r>
             <w:r>
               <w:rPr>
@@ -2144,7 +4551,7 @@
                 <w:noProof/>
                 <w:webHidden/>
               </w:rPr>
-              <w:t>17</w:t>
+              <w:t>26</w:t>
             </w:r>
             <w:r>
               <w:rPr>
@@ -2170,13 +4577,13 @@
               <w14:ligatures w14:val="standardContextual"/>
             </w:rPr>
           </w:pPr>
-          <w:hyperlink w:anchor="_Toc222340166" w:history="1">
+          <w:hyperlink w:anchor="_Toc222341036" w:history="1">
             <w:r>
               <w:rPr>
                 <w:rStyle w:val="Hyperlink"/>
                 <w:noProof/>
               </w:rPr>
-              <w:t>5.2 SQL Keyword Capitalization</w:t>
+              <w:t>14.2 Example EXPLAIN Analysis</w:t>
             </w:r>
             <w:r>
               <w:rPr>
@@ -2197,7 +4604,7 @@
                 <w:noProof/>
                 <w:webHidden/>
               </w:rPr>
-              <w:instrText xml:space="preserve"> PAGEREF _Toc222340166 \h </w:instrText>
+              <w:instrText xml:space="preserve"> PAGEREF _Toc222341036 \h </w:instrText>
             </w:r>
             <w:r>
               <w:rPr>
@@ -2217,7 +4624,80 @@
                 <w:noProof/>
                 <w:webHidden/>
               </w:rPr>
-              <w:t>17</w:t>
+              <w:t>26</w:t>
+            </w:r>
+            <w:r>
+              <w:rPr>
+                <w:noProof/>
+                <w:webHidden/>
+              </w:rPr>
+              <w:fldChar w:fldCharType="end"/>
+            </w:r>
+          </w:hyperlink>
+        </w:p>
+        <w:p>
+          <w:pPr>
+            <w:pStyle w:val="TOC3"/>
+            <w:tabs>
+              <w:tab w:val="right" w:leader="dot" w:pos="8630"/>
+            </w:tabs>
+            <w:rPr>
+              <w:noProof/>
+              <w:kern w:val="2"/>
+              <w:sz w:val="24"/>
+              <w:szCs w:val="24"/>
+              <w:lang w:val="en-GB" w:eastAsia="en-GB"/>
+              <w14:ligatures w14:val="standardContextual"/>
+            </w:rPr>
+          </w:pPr>
+          <w:hyperlink w:anchor="_Toc222341037" w:history="1">
+            <w:r>
+              <w:rPr>
+                <w:rStyle w:val="Hyperlink"/>
+                <w:noProof/>
+              </w:rPr>
+              <w:t>14.3 N+1 Query Problem</w:t>
+            </w:r>
+            <w:r>
+              <w:rPr>
+                <w:noProof/>
+                <w:webHidden/>
+              </w:rPr>
+              <w:tab/>
+            </w:r>
+            <w:r>
+              <w:rPr>
+                <w:noProof/>
+                <w:webHidden/>
+              </w:rPr>
+              <w:fldChar w:fldCharType="begin"/>
+            </w:r>
+            <w:r>
+              <w:rPr>
+                <w:noProof/>
+                <w:webHidden/>
+              </w:rPr>
+              <w:instrText xml:space="preserve"> PAGEREF _Toc222341037 \h </w:instrText>
+            </w:r>
+            <w:r>
+              <w:rPr>
+                <w:noProof/>
+                <w:webHidden/>
+              </w:rPr>
+            </w:r>
+            <w:r>
+              <w:rPr>
+                <w:noProof/>
+                <w:webHidden/>
+              </w:rPr>
+              <w:fldChar w:fldCharType="separate"/>
+            </w:r>
+            <w:r>
+              <w:rPr>
+                <w:noProof/>
+                <w:webHidden/>
+              </w:rPr>
+              <w:t>26</w:t>
             </w:r>
             <w:r>
               <w:rPr>
@@ -2243,13 +4723,13 @@
               <w14:ligatures w14:val="standardContextual"/>
             </w:rPr>
           </w:pPr>
-          <w:hyperlink w:anchor="_Toc222340167" w:history="1">
+          <w:hyperlink w:anchor="_Toc222341038" w:history="1">
             <w:r>
               <w:rPr>
                 <w:rStyle w:val="Hyperlink"/>
                 <w:noProof/>
               </w:rPr>
-              <w:t>6. Constraints &amp; Data Integrity</w:t>
+              <w:t>Summary</w:t>
             </w:r>
             <w:r>
               <w:rPr>
@@ -2270,7 +4750,7 @@
                 <w:noProof/>
                 <w:webHidden/>
               </w:rPr>
-              <w:instrText xml:space="preserve"> PAGEREF _Toc222340167 \h </w:instrText>
+              <w:instrText xml:space="preserve"> PAGEREF _Toc222341038 \h </w:instrText>
             </w:r>
             <w:r>
               <w:rPr>
@@ -2290,7 +4770,7 @@
                 <w:noProof/>
                 <w:webHidden/>
               </w:rPr>
-              <w:t>18</w:t>
+              <w:t>27</w:t>
             </w:r>
             <w:r>
               <w:rPr>
@@ -2303,2339 +4783,12 @@
         </w:p>
         <w:p>
           <w:pPr>
-            <w:pStyle w:val="TOC3"/>
-            <w:tabs>
-              <w:tab w:val="right" w:leader="dot" w:pos="8630"/>
-            </w:tabs>
             <w:rPr>
+              <w:b/>
+              <w:bCs/>
               <w:noProof/>
-              <w:kern w:val="2"/>
-              <w:sz w:val="24"/>
-              <w:szCs w:val="24"/>
-              <w:lang w:val="en-GB" w:eastAsia="en-GB"/>
-              <w14:ligatures w14:val="standardContextual"/>
             </w:rPr>
           </w:pPr>
-          <w:hyperlink w:anchor="_Toc222340168" w:history="1">
-            <w:r>
-              <w:rPr>
-                <w:rStyle w:val="Hyperlink"/>
-                <w:noProof/>
-              </w:rPr>
-              <w:t>6.1 Constraint Types Used</w:t>
-            </w:r>
-            <w:r>
-              <w:rPr>
-                <w:noProof/>
-                <w:webHidden/>
-              </w:rPr>
-              <w:tab/>
-            </w:r>
-            <w:r>
-              <w:rPr>
-                <w:noProof/>
-                <w:webHidden/>
-              </w:rPr>
-              <w:fldChar w:fldCharType="begin"/>
-            </w:r>
-            <w:r>
-              <w:rPr>
-                <w:noProof/>
-                <w:webHidden/>
-              </w:rPr>
-              <w:instrText xml:space="preserve"> PAGEREF _Toc222340168 \h </w:instrText>
-            </w:r>
-            <w:r>
-              <w:rPr>
-                <w:noProof/>
-                <w:webHidden/>
-              </w:rPr>
-            </w:r>
-            <w:r>
-              <w:rPr>
-                <w:noProof/>
-                <w:webHidden/>
-              </w:rPr>
-              <w:fldChar w:fldCharType="separate"/>
-            </w:r>
-            <w:r>
-              <w:rPr>
-                <w:noProof/>
-                <w:webHidden/>
-              </w:rPr>
-              <w:t>18</w:t>
-            </w:r>
-            <w:r>
-              <w:rPr>
-                <w:noProof/>
-                <w:webHidden/>
-              </w:rPr>
-              <w:fldChar w:fldCharType="end"/>
-            </w:r>
-          </w:hyperlink>
-        </w:p>
-        <w:p>
-          <w:pPr>
-            <w:pStyle w:val="TOC3"/>
-            <w:tabs>
-              <w:tab w:val="right" w:leader="dot" w:pos="8630"/>
-            </w:tabs>
-            <w:rPr>
-              <w:noProof/>
-              <w:kern w:val="2"/>
-              <w:sz w:val="24"/>
-              <w:szCs w:val="24"/>
-              <w:lang w:val="en-GB" w:eastAsia="en-GB"/>
-              <w14:ligatures w14:val="standardContextual"/>
-            </w:rPr>
-          </w:pPr>
-          <w:hyperlink w:anchor="_Toc222340169" w:history="1">
-            <w:r>
-              <w:rPr>
-                <w:rStyle w:val="Hyperlink"/>
-                <w:noProof/>
-              </w:rPr>
-              <w:t>6.2 Referential Integrity Actions</w:t>
-            </w:r>
-            <w:r>
-              <w:rPr>
-                <w:noProof/>
-                <w:webHidden/>
-              </w:rPr>
-              <w:tab/>
-            </w:r>
-            <w:r>
-              <w:rPr>
-                <w:noProof/>
-                <w:webHidden/>
-              </w:rPr>
-              <w:fldChar w:fldCharType="begin"/>
-            </w:r>
-            <w:r>
-              <w:rPr>
-                <w:noProof/>
-                <w:webHidden/>
-              </w:rPr>
-              <w:instrText xml:space="preserve"> PAGEREF _Toc222340169 \h </w:instrText>
-            </w:r>
-            <w:r>
-              <w:rPr>
-                <w:noProof/>
-                <w:webHidden/>
-              </w:rPr>
-            </w:r>
-            <w:r>
-              <w:rPr>
-                <w:noProof/>
-                <w:webHidden/>
-              </w:rPr>
-              <w:fldChar w:fldCharType="separate"/>
-            </w:r>
-            <w:r>
-              <w:rPr>
-                <w:noProof/>
-                <w:webHidden/>
-              </w:rPr>
-              <w:t>18</w:t>
-            </w:r>
-            <w:r>
-              <w:rPr>
-                <w:noProof/>
-                <w:webHidden/>
-              </w:rPr>
-              <w:fldChar w:fldCharType="end"/>
-            </w:r>
-          </w:hyperlink>
-        </w:p>
-        <w:p>
-          <w:pPr>
-            <w:pStyle w:val="TOC3"/>
-            <w:tabs>
-              <w:tab w:val="right" w:leader="dot" w:pos="8630"/>
-            </w:tabs>
-            <w:rPr>
-              <w:noProof/>
-              <w:kern w:val="2"/>
-              <w:sz w:val="24"/>
-              <w:szCs w:val="24"/>
-              <w:lang w:val="en-GB" w:eastAsia="en-GB"/>
-              <w14:ligatures w14:val="standardContextual"/>
-            </w:rPr>
-          </w:pPr>
-          <w:hyperlink w:anchor="_Toc222340170" w:history="1">
-            <w:r>
-              <w:rPr>
-                <w:rStyle w:val="Hyperlink"/>
-                <w:noProof/>
-              </w:rPr>
-              <w:t>6.3 Business Rule Enforcement</w:t>
-            </w:r>
-            <w:r>
-              <w:rPr>
-                <w:noProof/>
-                <w:webHidden/>
-              </w:rPr>
-              <w:tab/>
-            </w:r>
-            <w:r>
-              <w:rPr>
-                <w:noProof/>
-                <w:webHidden/>
-              </w:rPr>
-              <w:fldChar w:fldCharType="begin"/>
-            </w:r>
-            <w:r>
-              <w:rPr>
-                <w:noProof/>
-                <w:webHidden/>
-              </w:rPr>
-              <w:instrText xml:space="preserve"> PAGEREF _Toc222340170 \h </w:instrText>
-            </w:r>
-            <w:r>
-              <w:rPr>
-                <w:noProof/>
-                <w:webHidden/>
-              </w:rPr>
-            </w:r>
-            <w:r>
-              <w:rPr>
-                <w:noProof/>
-                <w:webHidden/>
-              </w:rPr>
-              <w:fldChar w:fldCharType="separate"/>
-            </w:r>
-            <w:r>
-              <w:rPr>
-                <w:noProof/>
-                <w:webHidden/>
-              </w:rPr>
-              <w:t>18</w:t>
-            </w:r>
-            <w:r>
-              <w:rPr>
-                <w:noProof/>
-                <w:webHidden/>
-              </w:rPr>
-              <w:fldChar w:fldCharType="end"/>
-            </w:r>
-          </w:hyperlink>
-        </w:p>
-        <w:p>
-          <w:pPr>
-            <w:pStyle w:val="TOC2"/>
-            <w:tabs>
-              <w:tab w:val="right" w:leader="dot" w:pos="8630"/>
-            </w:tabs>
-            <w:rPr>
-              <w:noProof/>
-              <w:kern w:val="2"/>
-              <w:sz w:val="24"/>
-              <w:szCs w:val="24"/>
-              <w:lang w:val="en-GB" w:eastAsia="en-GB"/>
-              <w14:ligatures w14:val="standardContextual"/>
-            </w:rPr>
-          </w:pPr>
-          <w:hyperlink w:anchor="_Toc222340171" w:history="1">
-            <w:r>
-              <w:rPr>
-                <w:rStyle w:val="Hyperlink"/>
-                <w:noProof/>
-              </w:rPr>
-              <w:t>7. Indexing Strategy</w:t>
-            </w:r>
-            <w:r>
-              <w:rPr>
-                <w:noProof/>
-                <w:webHidden/>
-              </w:rPr>
-              <w:tab/>
-            </w:r>
-            <w:r>
-              <w:rPr>
-                <w:noProof/>
-                <w:webHidden/>
-              </w:rPr>
-              <w:fldChar w:fldCharType="begin"/>
-            </w:r>
-            <w:r>
-              <w:rPr>
-                <w:noProof/>
-                <w:webHidden/>
-              </w:rPr>
-              <w:instrText xml:space="preserve"> PAGEREF _Toc222340171 \h </w:instrText>
-            </w:r>
-            <w:r>
-              <w:rPr>
-                <w:noProof/>
-                <w:webHidden/>
-              </w:rPr>
-            </w:r>
-            <w:r>
-              <w:rPr>
-                <w:noProof/>
-                <w:webHidden/>
-              </w:rPr>
-              <w:fldChar w:fldCharType="separate"/>
-            </w:r>
-            <w:r>
-              <w:rPr>
-                <w:noProof/>
-                <w:webHidden/>
-              </w:rPr>
-              <w:t>20</w:t>
-            </w:r>
-            <w:r>
-              <w:rPr>
-                <w:noProof/>
-                <w:webHidden/>
-              </w:rPr>
-              <w:fldChar w:fldCharType="end"/>
-            </w:r>
-          </w:hyperlink>
-        </w:p>
-        <w:p>
-          <w:pPr>
-            <w:pStyle w:val="TOC3"/>
-            <w:tabs>
-              <w:tab w:val="right" w:leader="dot" w:pos="8630"/>
-            </w:tabs>
-            <w:rPr>
-              <w:noProof/>
-              <w:kern w:val="2"/>
-              <w:sz w:val="24"/>
-              <w:szCs w:val="24"/>
-              <w:lang w:val="en-GB" w:eastAsia="en-GB"/>
-              <w14:ligatures w14:val="standardContextual"/>
-            </w:rPr>
-          </w:pPr>
-          <w:hyperlink w:anchor="_Toc222340172" w:history="1">
-            <w:r>
-              <w:rPr>
-                <w:rStyle w:val="Hyperlink"/>
-                <w:noProof/>
-              </w:rPr>
-              <w:t>7.1 Index Types and Usage</w:t>
-            </w:r>
-            <w:r>
-              <w:rPr>
-                <w:noProof/>
-                <w:webHidden/>
-              </w:rPr>
-              <w:tab/>
-            </w:r>
-            <w:r>
-              <w:rPr>
-                <w:noProof/>
-                <w:webHidden/>
-              </w:rPr>
-              <w:fldChar w:fldCharType="begin"/>
-            </w:r>
-            <w:r>
-              <w:rPr>
-                <w:noProof/>
-                <w:webHidden/>
-              </w:rPr>
-              <w:instrText xml:space="preserve"> PAGEREF _Toc222340172 \h </w:instrText>
-            </w:r>
-            <w:r>
-              <w:rPr>
-                <w:noProof/>
-                <w:webHidden/>
-              </w:rPr>
-            </w:r>
-            <w:r>
-              <w:rPr>
-                <w:noProof/>
-                <w:webHidden/>
-              </w:rPr>
-              <w:fldChar w:fldCharType="separate"/>
-            </w:r>
-            <w:r>
-              <w:rPr>
-                <w:noProof/>
-                <w:webHidden/>
-              </w:rPr>
-              <w:t>20</w:t>
-            </w:r>
-            <w:r>
-              <w:rPr>
-                <w:noProof/>
-                <w:webHidden/>
-              </w:rPr>
-              <w:fldChar w:fldCharType="end"/>
-            </w:r>
-          </w:hyperlink>
-        </w:p>
-        <w:p>
-          <w:pPr>
-            <w:pStyle w:val="TOC3"/>
-            <w:tabs>
-              <w:tab w:val="right" w:leader="dot" w:pos="8630"/>
-            </w:tabs>
-            <w:rPr>
-              <w:noProof/>
-              <w:kern w:val="2"/>
-              <w:sz w:val="24"/>
-              <w:szCs w:val="24"/>
-              <w:lang w:val="en-GB" w:eastAsia="en-GB"/>
-              <w14:ligatures w14:val="standardContextual"/>
-            </w:rPr>
-          </w:pPr>
-          <w:hyperlink w:anchor="_Toc222340173" w:history="1">
-            <w:r>
-              <w:rPr>
-                <w:rStyle w:val="Hyperlink"/>
-                <w:noProof/>
-              </w:rPr>
-              <w:t>7.2 Index Selection Rationale</w:t>
-            </w:r>
-            <w:r>
-              <w:rPr>
-                <w:noProof/>
-                <w:webHidden/>
-              </w:rPr>
-              <w:tab/>
-            </w:r>
-            <w:r>
-              <w:rPr>
-                <w:noProof/>
-                <w:webHidden/>
-              </w:rPr>
-              <w:fldChar w:fldCharType="begin"/>
-            </w:r>
-            <w:r>
-              <w:rPr>
-                <w:noProof/>
-                <w:webHidden/>
-              </w:rPr>
-              <w:instrText xml:space="preserve"> PAGEREF _Toc222340173 \h </w:instrText>
-            </w:r>
-            <w:r>
-              <w:rPr>
-                <w:noProof/>
-                <w:webHidden/>
-              </w:rPr>
-            </w:r>
-            <w:r>
-              <w:rPr>
-                <w:noProof/>
-                <w:webHidden/>
-              </w:rPr>
-              <w:fldChar w:fldCharType="separate"/>
-            </w:r>
-            <w:r>
-              <w:rPr>
-                <w:noProof/>
-                <w:webHidden/>
-              </w:rPr>
-              <w:t>20</w:t>
-            </w:r>
-            <w:r>
-              <w:rPr>
-                <w:noProof/>
-                <w:webHidden/>
-              </w:rPr>
-              <w:fldChar w:fldCharType="end"/>
-            </w:r>
-          </w:hyperlink>
-        </w:p>
-        <w:p>
-          <w:pPr>
-            <w:pStyle w:val="TOC3"/>
-            <w:tabs>
-              <w:tab w:val="right" w:leader="dot" w:pos="8630"/>
-            </w:tabs>
-            <w:rPr>
-              <w:noProof/>
-              <w:kern w:val="2"/>
-              <w:sz w:val="24"/>
-              <w:szCs w:val="24"/>
-              <w:lang w:val="en-GB" w:eastAsia="en-GB"/>
-              <w14:ligatures w14:val="standardContextual"/>
-            </w:rPr>
-          </w:pPr>
-          <w:hyperlink w:anchor="_Toc222340174" w:history="1">
-            <w:r>
-              <w:rPr>
-                <w:rStyle w:val="Hyperlink"/>
-                <w:noProof/>
-              </w:rPr>
-              <w:t>7.3 When NOT to Index</w:t>
-            </w:r>
-            <w:r>
-              <w:rPr>
-                <w:noProof/>
-                <w:webHidden/>
-              </w:rPr>
-              <w:tab/>
-            </w:r>
-            <w:r>
-              <w:rPr>
-                <w:noProof/>
-                <w:webHidden/>
-              </w:rPr>
-              <w:fldChar w:fldCharType="begin"/>
-            </w:r>
-            <w:r>
-              <w:rPr>
-                <w:noProof/>
-                <w:webHidden/>
-              </w:rPr>
-              <w:instrText xml:space="preserve"> PAGEREF _Toc222340174 \h </w:instrText>
-            </w:r>
-            <w:r>
-              <w:rPr>
-                <w:noProof/>
-                <w:webHidden/>
-              </w:rPr>
-            </w:r>
-            <w:r>
-              <w:rPr>
-                <w:noProof/>
-                <w:webHidden/>
-              </w:rPr>
-              <w:fldChar w:fldCharType="separate"/>
-            </w:r>
-            <w:r>
-              <w:rPr>
-                <w:noProof/>
-                <w:webHidden/>
-              </w:rPr>
-              <w:t>20</w:t>
-            </w:r>
-            <w:r>
-              <w:rPr>
-                <w:noProof/>
-                <w:webHidden/>
-              </w:rPr>
-              <w:fldChar w:fldCharType="end"/>
-            </w:r>
-          </w:hyperlink>
-        </w:p>
-        <w:p>
-          <w:pPr>
-            <w:pStyle w:val="TOC2"/>
-            <w:tabs>
-              <w:tab w:val="right" w:leader="dot" w:pos="8630"/>
-            </w:tabs>
-            <w:rPr>
-              <w:noProof/>
-              <w:kern w:val="2"/>
-              <w:sz w:val="24"/>
-              <w:szCs w:val="24"/>
-              <w:lang w:val="en-GB" w:eastAsia="en-GB"/>
-              <w14:ligatures w14:val="standardContextual"/>
-            </w:rPr>
-          </w:pPr>
-          <w:hyperlink w:anchor="_Toc222340175" w:history="1">
-            <w:r>
-              <w:rPr>
-                <w:rStyle w:val="Hyperlink"/>
-                <w:noProof/>
-              </w:rPr>
-              <w:t>8. Views Logic</w:t>
-            </w:r>
-            <w:r>
-              <w:rPr>
-                <w:noProof/>
-                <w:webHidden/>
-              </w:rPr>
-              <w:tab/>
-            </w:r>
-            <w:r>
-              <w:rPr>
-                <w:noProof/>
-                <w:webHidden/>
-              </w:rPr>
-              <w:fldChar w:fldCharType="begin"/>
-            </w:r>
-            <w:r>
-              <w:rPr>
-                <w:noProof/>
-                <w:webHidden/>
-              </w:rPr>
-              <w:instrText xml:space="preserve"> PAGEREF _Toc222340175 \h </w:instrText>
-            </w:r>
-            <w:r>
-              <w:rPr>
-                <w:noProof/>
-                <w:webHidden/>
-              </w:rPr>
-            </w:r>
-            <w:r>
-              <w:rPr>
-                <w:noProof/>
-                <w:webHidden/>
-              </w:rPr>
-              <w:fldChar w:fldCharType="separate"/>
-            </w:r>
-            <w:r>
-              <w:rPr>
-                <w:noProof/>
-                <w:webHidden/>
-              </w:rPr>
-              <w:t>21</w:t>
-            </w:r>
-            <w:r>
-              <w:rPr>
-                <w:noProof/>
-                <w:webHidden/>
-              </w:rPr>
-              <w:fldChar w:fldCharType="end"/>
-            </w:r>
-          </w:hyperlink>
-        </w:p>
-        <w:p>
-          <w:pPr>
-            <w:pStyle w:val="TOC3"/>
-            <w:tabs>
-              <w:tab w:val="right" w:leader="dot" w:pos="8630"/>
-            </w:tabs>
-            <w:rPr>
-              <w:noProof/>
-              <w:kern w:val="2"/>
-              <w:sz w:val="24"/>
-              <w:szCs w:val="24"/>
-              <w:lang w:val="en-GB" w:eastAsia="en-GB"/>
-              <w14:ligatures w14:val="standardContextual"/>
-            </w:rPr>
-          </w:pPr>
-          <w:hyperlink w:anchor="_Toc222340176" w:history="1">
-            <w:r>
-              <w:rPr>
-                <w:rStyle w:val="Hyperlink"/>
-                <w:noProof/>
-              </w:rPr>
-              <w:t>8.1 vw_recipe_with_stat</w:t>
-            </w:r>
-            <w:r>
-              <w:rPr>
-                <w:noProof/>
-                <w:webHidden/>
-              </w:rPr>
-              <w:tab/>
-            </w:r>
-            <w:r>
-              <w:rPr>
-                <w:noProof/>
-                <w:webHidden/>
-              </w:rPr>
-              <w:fldChar w:fldCharType="begin"/>
-            </w:r>
-            <w:r>
-              <w:rPr>
-                <w:noProof/>
-                <w:webHidden/>
-              </w:rPr>
-              <w:instrText xml:space="preserve"> PAGEREF _Toc222340176 \h </w:instrText>
-            </w:r>
-            <w:r>
-              <w:rPr>
-                <w:noProof/>
-                <w:webHidden/>
-              </w:rPr>
-            </w:r>
-            <w:r>
-              <w:rPr>
-                <w:noProof/>
-                <w:webHidden/>
-              </w:rPr>
-              <w:fldChar w:fldCharType="separate"/>
-            </w:r>
-            <w:r>
-              <w:rPr>
-                <w:noProof/>
-                <w:webHidden/>
-              </w:rPr>
-              <w:t>21</w:t>
-            </w:r>
-            <w:r>
-              <w:rPr>
-                <w:noProof/>
-                <w:webHidden/>
-              </w:rPr>
-              <w:fldChar w:fldCharType="end"/>
-            </w:r>
-          </w:hyperlink>
-        </w:p>
-        <w:p>
-          <w:pPr>
-            <w:pStyle w:val="TOC3"/>
-            <w:tabs>
-              <w:tab w:val="right" w:leader="dot" w:pos="8630"/>
-            </w:tabs>
-            <w:rPr>
-              <w:noProof/>
-              <w:kern w:val="2"/>
-              <w:sz w:val="24"/>
-              <w:szCs w:val="24"/>
-              <w:lang w:val="en-GB" w:eastAsia="en-GB"/>
-              <w14:ligatures w14:val="standardContextual"/>
-            </w:rPr>
-          </w:pPr>
-          <w:hyperlink w:anchor="_Toc222340177" w:history="1">
-            <w:r>
-              <w:rPr>
-                <w:rStyle w:val="Hyperlink"/>
-                <w:noProof/>
-              </w:rPr>
-              <w:t>8.2 vw_user_dashboard_stat</w:t>
-            </w:r>
-            <w:r>
-              <w:rPr>
-                <w:noProof/>
-                <w:webHidden/>
-              </w:rPr>
-              <w:tab/>
-            </w:r>
-            <w:r>
-              <w:rPr>
-                <w:noProof/>
-                <w:webHidden/>
-              </w:rPr>
-              <w:fldChar w:fldCharType="begin"/>
-            </w:r>
-            <w:r>
-              <w:rPr>
-                <w:noProof/>
-                <w:webHidden/>
-              </w:rPr>
-              <w:instrText xml:space="preserve"> PAGEREF _Toc222340177 \h </w:instrText>
-            </w:r>
-            <w:r>
-              <w:rPr>
-                <w:noProof/>
-                <w:webHidden/>
-              </w:rPr>
-            </w:r>
-            <w:r>
-              <w:rPr>
-                <w:noProof/>
-                <w:webHidden/>
-              </w:rPr>
-              <w:fldChar w:fldCharType="separate"/>
-            </w:r>
-            <w:r>
-              <w:rPr>
-                <w:noProof/>
-                <w:webHidden/>
-              </w:rPr>
-              <w:t>21</w:t>
-            </w:r>
-            <w:r>
-              <w:rPr>
-                <w:noProof/>
-                <w:webHidden/>
-              </w:rPr>
-              <w:fldChar w:fldCharType="end"/>
-            </w:r>
-          </w:hyperlink>
-        </w:p>
-        <w:p>
-          <w:pPr>
-            <w:pStyle w:val="TOC2"/>
-            <w:tabs>
-              <w:tab w:val="right" w:leader="dot" w:pos="8630"/>
-            </w:tabs>
-            <w:rPr>
-              <w:noProof/>
-              <w:kern w:val="2"/>
-              <w:sz w:val="24"/>
-              <w:szCs w:val="24"/>
-              <w:lang w:val="en-GB" w:eastAsia="en-GB"/>
-              <w14:ligatures w14:val="standardContextual"/>
-            </w:rPr>
-          </w:pPr>
-          <w:hyperlink w:anchor="_Toc222340178" w:history="1">
-            <w:r>
-              <w:rPr>
-                <w:rStyle w:val="Hyperlink"/>
-                <w:noProof/>
-              </w:rPr>
-              <w:t>9. Stored Procedures Logic</w:t>
-            </w:r>
-            <w:r>
-              <w:rPr>
-                <w:noProof/>
-                <w:webHidden/>
-              </w:rPr>
-              <w:tab/>
-            </w:r>
-            <w:r>
-              <w:rPr>
-                <w:noProof/>
-                <w:webHidden/>
-              </w:rPr>
-              <w:fldChar w:fldCharType="begin"/>
-            </w:r>
-            <w:r>
-              <w:rPr>
-                <w:noProof/>
-                <w:webHidden/>
-              </w:rPr>
-              <w:instrText xml:space="preserve"> PAGEREF _Toc222340178 \h </w:instrText>
-            </w:r>
-            <w:r>
-              <w:rPr>
-                <w:noProof/>
-                <w:webHidden/>
-              </w:rPr>
-            </w:r>
-            <w:r>
-              <w:rPr>
-                <w:noProof/>
-                <w:webHidden/>
-              </w:rPr>
-              <w:fldChar w:fldCharType="separate"/>
-            </w:r>
-            <w:r>
-              <w:rPr>
-                <w:noProof/>
-                <w:webHidden/>
-              </w:rPr>
-              <w:t>23</w:t>
-            </w:r>
-            <w:r>
-              <w:rPr>
-                <w:noProof/>
-                <w:webHidden/>
-              </w:rPr>
-              <w:fldChar w:fldCharType="end"/>
-            </w:r>
-          </w:hyperlink>
-        </w:p>
-        <w:p>
-          <w:pPr>
-            <w:pStyle w:val="TOC3"/>
-            <w:tabs>
-              <w:tab w:val="right" w:leader="dot" w:pos="8630"/>
-            </w:tabs>
-            <w:rPr>
-              <w:noProof/>
-              <w:kern w:val="2"/>
-              <w:sz w:val="24"/>
-              <w:szCs w:val="24"/>
-              <w:lang w:val="en-GB" w:eastAsia="en-GB"/>
-              <w14:ligatures w14:val="standardContextual"/>
-            </w:rPr>
-          </w:pPr>
-          <w:hyperlink w:anchor="_Toc222340179" w:history="1">
-            <w:r>
-              <w:rPr>
-                <w:rStyle w:val="Hyperlink"/>
-                <w:noProof/>
-              </w:rPr>
-              <w:t>9.1 usp_CreateRecipe</w:t>
-            </w:r>
-            <w:r>
-              <w:rPr>
-                <w:noProof/>
-                <w:webHidden/>
-              </w:rPr>
-              <w:tab/>
-            </w:r>
-            <w:r>
-              <w:rPr>
-                <w:noProof/>
-                <w:webHidden/>
-              </w:rPr>
-              <w:fldChar w:fldCharType="begin"/>
-            </w:r>
-            <w:r>
-              <w:rPr>
-                <w:noProof/>
-                <w:webHidden/>
-              </w:rPr>
-              <w:instrText xml:space="preserve"> PAGEREF _Toc222340179 \h </w:instrText>
-            </w:r>
-            <w:r>
-              <w:rPr>
-                <w:noProof/>
-                <w:webHidden/>
-              </w:rPr>
-            </w:r>
-            <w:r>
-              <w:rPr>
-                <w:noProof/>
-                <w:webHidden/>
-              </w:rPr>
-              <w:fldChar w:fldCharType="separate"/>
-            </w:r>
-            <w:r>
-              <w:rPr>
-                <w:noProof/>
-                <w:webHidden/>
-              </w:rPr>
-              <w:t>23</w:t>
-            </w:r>
-            <w:r>
-              <w:rPr>
-                <w:noProof/>
-                <w:webHidden/>
-              </w:rPr>
-              <w:fldChar w:fldCharType="end"/>
-            </w:r>
-          </w:hyperlink>
-        </w:p>
-        <w:p>
-          <w:pPr>
-            <w:pStyle w:val="TOC3"/>
-            <w:tabs>
-              <w:tab w:val="right" w:leader="dot" w:pos="8630"/>
-            </w:tabs>
-            <w:rPr>
-              <w:noProof/>
-              <w:kern w:val="2"/>
-              <w:sz w:val="24"/>
-              <w:szCs w:val="24"/>
-              <w:lang w:val="en-GB" w:eastAsia="en-GB"/>
-              <w14:ligatures w14:val="standardContextual"/>
-            </w:rPr>
-          </w:pPr>
-          <w:hyperlink w:anchor="_Toc222340180" w:history="1">
-            <w:r>
-              <w:rPr>
-                <w:rStyle w:val="Hyperlink"/>
-                <w:noProof/>
-              </w:rPr>
-              <w:t>9.2 usp_ApproveRecipe</w:t>
-            </w:r>
-            <w:r>
-              <w:rPr>
-                <w:noProof/>
-                <w:webHidden/>
-              </w:rPr>
-              <w:tab/>
-            </w:r>
-            <w:r>
-              <w:rPr>
-                <w:noProof/>
-                <w:webHidden/>
-              </w:rPr>
-              <w:fldChar w:fldCharType="begin"/>
-            </w:r>
-            <w:r>
-              <w:rPr>
-                <w:noProof/>
-                <w:webHidden/>
-              </w:rPr>
-              <w:instrText xml:space="preserve"> PAGEREF _Toc222340180 \h </w:instrText>
-            </w:r>
-            <w:r>
-              <w:rPr>
-                <w:noProof/>
-                <w:webHidden/>
-              </w:rPr>
-            </w:r>
-            <w:r>
-              <w:rPr>
-                <w:noProof/>
-                <w:webHidden/>
-              </w:rPr>
-              <w:fldChar w:fldCharType="separate"/>
-            </w:r>
-            <w:r>
-              <w:rPr>
-                <w:noProof/>
-                <w:webHidden/>
-              </w:rPr>
-              <w:t>24</w:t>
-            </w:r>
-            <w:r>
-              <w:rPr>
-                <w:noProof/>
-                <w:webHidden/>
-              </w:rPr>
-              <w:fldChar w:fldCharType="end"/>
-            </w:r>
-          </w:hyperlink>
-        </w:p>
-        <w:p>
-          <w:pPr>
-            <w:pStyle w:val="TOC3"/>
-            <w:tabs>
-              <w:tab w:val="right" w:leader="dot" w:pos="8630"/>
-            </w:tabs>
-            <w:rPr>
-              <w:noProof/>
-              <w:kern w:val="2"/>
-              <w:sz w:val="24"/>
-              <w:szCs w:val="24"/>
-              <w:lang w:val="en-GB" w:eastAsia="en-GB"/>
-              <w14:ligatures w14:val="standardContextual"/>
-            </w:rPr>
-          </w:pPr>
-          <w:hyperlink w:anchor="_Toc222340181" w:history="1">
-            <w:r>
-              <w:rPr>
-                <w:rStyle w:val="Hyperlink"/>
-                <w:noProof/>
-              </w:rPr>
-              <w:t>9.3 usp_GetRecipeStat</w:t>
-            </w:r>
-            <w:r>
-              <w:rPr>
-                <w:noProof/>
-                <w:webHidden/>
-              </w:rPr>
-              <w:tab/>
-            </w:r>
-            <w:r>
-              <w:rPr>
-                <w:noProof/>
-                <w:webHidden/>
-              </w:rPr>
-              <w:fldChar w:fldCharType="begin"/>
-            </w:r>
-            <w:r>
-              <w:rPr>
-                <w:noProof/>
-                <w:webHidden/>
-              </w:rPr>
-              <w:instrText xml:space="preserve"> PAGEREF _Toc222340181 \h </w:instrText>
-            </w:r>
-            <w:r>
-              <w:rPr>
-                <w:noProof/>
-                <w:webHidden/>
-              </w:rPr>
-            </w:r>
-            <w:r>
-              <w:rPr>
-                <w:noProof/>
-                <w:webHidden/>
-              </w:rPr>
-              <w:fldChar w:fldCharType="separate"/>
-            </w:r>
-            <w:r>
-              <w:rPr>
-                <w:noProof/>
-                <w:webHidden/>
-              </w:rPr>
-              <w:t>25</w:t>
-            </w:r>
-            <w:r>
-              <w:rPr>
-                <w:noProof/>
-                <w:webHidden/>
-              </w:rPr>
-              <w:fldChar w:fldCharType="end"/>
-            </w:r>
-          </w:hyperlink>
-        </w:p>
-        <w:p>
-          <w:pPr>
-            <w:pStyle w:val="TOC2"/>
-            <w:tabs>
-              <w:tab w:val="right" w:leader="dot" w:pos="8630"/>
-            </w:tabs>
-            <w:rPr>
-              <w:noProof/>
-              <w:kern w:val="2"/>
-              <w:sz w:val="24"/>
-              <w:szCs w:val="24"/>
-              <w:lang w:val="en-GB" w:eastAsia="en-GB"/>
-              <w14:ligatures w14:val="standardContextual"/>
-            </w:rPr>
-          </w:pPr>
-          <w:hyperlink w:anchor="_Toc222340182" w:history="1">
-            <w:r>
-              <w:rPr>
-                <w:rStyle w:val="Hyperlink"/>
-                <w:noProof/>
-              </w:rPr>
-              <w:t>10. Triggers Logic</w:t>
-            </w:r>
-            <w:r>
-              <w:rPr>
-                <w:noProof/>
-                <w:webHidden/>
-              </w:rPr>
-              <w:tab/>
-            </w:r>
-            <w:r>
-              <w:rPr>
-                <w:noProof/>
-                <w:webHidden/>
-              </w:rPr>
-              <w:fldChar w:fldCharType="begin"/>
-            </w:r>
-            <w:r>
-              <w:rPr>
-                <w:noProof/>
-                <w:webHidden/>
-              </w:rPr>
-              <w:instrText xml:space="preserve"> PAGEREF _Toc222340182 \h </w:instrText>
-            </w:r>
-            <w:r>
-              <w:rPr>
-                <w:noProof/>
-                <w:webHidden/>
-              </w:rPr>
-            </w:r>
-            <w:r>
-              <w:rPr>
-                <w:noProof/>
-                <w:webHidden/>
-              </w:rPr>
-              <w:fldChar w:fldCharType="separate"/>
-            </w:r>
-            <w:r>
-              <w:rPr>
-                <w:noProof/>
-                <w:webHidden/>
-              </w:rPr>
-              <w:t>26</w:t>
-            </w:r>
-            <w:r>
-              <w:rPr>
-                <w:noProof/>
-                <w:webHidden/>
-              </w:rPr>
-              <w:fldChar w:fldCharType="end"/>
-            </w:r>
-          </w:hyperlink>
-        </w:p>
-        <w:p>
-          <w:pPr>
-            <w:pStyle w:val="TOC3"/>
-            <w:tabs>
-              <w:tab w:val="right" w:leader="dot" w:pos="8630"/>
-            </w:tabs>
-            <w:rPr>
-              <w:noProof/>
-              <w:kern w:val="2"/>
-              <w:sz w:val="24"/>
-              <w:szCs w:val="24"/>
-              <w:lang w:val="en-GB" w:eastAsia="en-GB"/>
-              <w14:ligatures w14:val="standardContextual"/>
-            </w:rPr>
-          </w:pPr>
-          <w:hyperlink w:anchor="_Toc222340183" w:history="1">
-            <w:r>
-              <w:rPr>
-                <w:rStyle w:val="Hyperlink"/>
-                <w:noProof/>
-              </w:rPr>
-              <w:t>10.1 trg_User_NewUserStat</w:t>
-            </w:r>
-            <w:r>
-              <w:rPr>
-                <w:noProof/>
-                <w:webHidden/>
-              </w:rPr>
-              <w:tab/>
-            </w:r>
-            <w:r>
-              <w:rPr>
-                <w:noProof/>
-                <w:webHidden/>
-              </w:rPr>
-              <w:fldChar w:fldCharType="begin"/>
-            </w:r>
-            <w:r>
-              <w:rPr>
-                <w:noProof/>
-                <w:webHidden/>
-              </w:rPr>
-              <w:instrText xml:space="preserve"> PAGEREF _Toc222340183 \h </w:instrText>
-            </w:r>
-            <w:r>
-              <w:rPr>
-                <w:noProof/>
-                <w:webHidden/>
-              </w:rPr>
-            </w:r>
-            <w:r>
-              <w:rPr>
-                <w:noProof/>
-                <w:webHidden/>
-              </w:rPr>
-              <w:fldChar w:fldCharType="separate"/>
-            </w:r>
-            <w:r>
-              <w:rPr>
-                <w:noProof/>
-                <w:webHidden/>
-              </w:rPr>
-              <w:t>26</w:t>
-            </w:r>
-            <w:r>
-              <w:rPr>
-                <w:noProof/>
-                <w:webHidden/>
-              </w:rPr>
-              <w:fldChar w:fldCharType="end"/>
-            </w:r>
-          </w:hyperlink>
-        </w:p>
-        <w:p>
-          <w:pPr>
-            <w:pStyle w:val="TOC3"/>
-            <w:tabs>
-              <w:tab w:val="right" w:leader="dot" w:pos="8630"/>
-            </w:tabs>
-            <w:rPr>
-              <w:noProof/>
-              <w:kern w:val="2"/>
-              <w:sz w:val="24"/>
-              <w:szCs w:val="24"/>
-              <w:lang w:val="en-GB" w:eastAsia="en-GB"/>
-              <w14:ligatures w14:val="standardContextual"/>
-            </w:rPr>
-          </w:pPr>
-          <w:hyperlink w:anchor="_Toc222340184" w:history="1">
-            <w:r>
-              <w:rPr>
-                <w:rStyle w:val="Hyperlink"/>
-                <w:noProof/>
-              </w:rPr>
-              <w:t>10.2 trg_RecipeView_UpdateStat</w:t>
-            </w:r>
-            <w:r>
-              <w:rPr>
-                <w:noProof/>
-                <w:webHidden/>
-              </w:rPr>
-              <w:tab/>
-            </w:r>
-            <w:r>
-              <w:rPr>
-                <w:noProof/>
-                <w:webHidden/>
-              </w:rPr>
-              <w:fldChar w:fldCharType="begin"/>
-            </w:r>
-            <w:r>
-              <w:rPr>
-                <w:noProof/>
-                <w:webHidden/>
-              </w:rPr>
-              <w:instrText xml:space="preserve"> PAGEREF _Toc222340184 \h </w:instrText>
-            </w:r>
-            <w:r>
-              <w:rPr>
-                <w:noProof/>
-                <w:webHidden/>
-              </w:rPr>
-            </w:r>
-            <w:r>
-              <w:rPr>
-                <w:noProof/>
-                <w:webHidden/>
-              </w:rPr>
-              <w:fldChar w:fldCharType="separate"/>
-            </w:r>
-            <w:r>
-              <w:rPr>
-                <w:noProof/>
-                <w:webHidden/>
-              </w:rPr>
-              <w:t>26</w:t>
-            </w:r>
-            <w:r>
-              <w:rPr>
-                <w:noProof/>
-                <w:webHidden/>
-              </w:rPr>
-              <w:fldChar w:fldCharType="end"/>
-            </w:r>
-          </w:hyperlink>
-        </w:p>
-        <w:p>
-          <w:pPr>
-            <w:pStyle w:val="TOC3"/>
-            <w:tabs>
-              <w:tab w:val="right" w:leader="dot" w:pos="8630"/>
-            </w:tabs>
-            <w:rPr>
-              <w:noProof/>
-              <w:kern w:val="2"/>
-              <w:sz w:val="24"/>
-              <w:szCs w:val="24"/>
-              <w:lang w:val="en-GB" w:eastAsia="en-GB"/>
-              <w14:ligatures w14:val="standardContextual"/>
-            </w:rPr>
-          </w:pPr>
-          <w:hyperlink w:anchor="_Toc222340185" w:history="1">
-            <w:r>
-              <w:rPr>
-                <w:rStyle w:val="Hyperlink"/>
-                <w:noProof/>
-              </w:rPr>
-              <w:t>10.3 trg_Recipe_DeleteCleanup</w:t>
-            </w:r>
-            <w:r>
-              <w:rPr>
-                <w:noProof/>
-                <w:webHidden/>
-              </w:rPr>
-              <w:tab/>
-            </w:r>
-            <w:r>
-              <w:rPr>
-                <w:noProof/>
-                <w:webHidden/>
-              </w:rPr>
-              <w:fldChar w:fldCharType="begin"/>
-            </w:r>
-            <w:r>
-              <w:rPr>
-                <w:noProof/>
-                <w:webHidden/>
-              </w:rPr>
-              <w:instrText xml:space="preserve"> PAGEREF _Toc222340185 \h </w:instrText>
-            </w:r>
-            <w:r>
-              <w:rPr>
-                <w:noProof/>
-                <w:webHidden/>
-              </w:rPr>
-            </w:r>
-            <w:r>
-              <w:rPr>
-                <w:noProof/>
-                <w:webHidden/>
-              </w:rPr>
-              <w:fldChar w:fldCharType="separate"/>
-            </w:r>
-            <w:r>
-              <w:rPr>
-                <w:noProof/>
-                <w:webHidden/>
-              </w:rPr>
-              <w:t>27</w:t>
-            </w:r>
-            <w:r>
-              <w:rPr>
-                <w:noProof/>
-                <w:webHidden/>
-              </w:rPr>
-              <w:fldChar w:fldCharType="end"/>
-            </w:r>
-          </w:hyperlink>
-        </w:p>
-        <w:p>
-          <w:pPr>
-            <w:pStyle w:val="TOC2"/>
-            <w:tabs>
-              <w:tab w:val="right" w:leader="dot" w:pos="8630"/>
-            </w:tabs>
-            <w:rPr>
-              <w:noProof/>
-              <w:kern w:val="2"/>
-              <w:sz w:val="24"/>
-              <w:szCs w:val="24"/>
-              <w:lang w:val="en-GB" w:eastAsia="en-GB"/>
-              <w14:ligatures w14:val="standardContextual"/>
-            </w:rPr>
-          </w:pPr>
-          <w:hyperlink w:anchor="_Toc222340186" w:history="1">
-            <w:r>
-              <w:rPr>
-                <w:rStyle w:val="Hyperlink"/>
-                <w:noProof/>
-              </w:rPr>
-              <w:t>11. Data Seeding Strategy</w:t>
-            </w:r>
-            <w:r>
-              <w:rPr>
-                <w:noProof/>
-                <w:webHidden/>
-              </w:rPr>
-              <w:tab/>
-            </w:r>
-            <w:r>
-              <w:rPr>
-                <w:noProof/>
-                <w:webHidden/>
-              </w:rPr>
-              <w:fldChar w:fldCharType="begin"/>
-            </w:r>
-            <w:r>
-              <w:rPr>
-                <w:noProof/>
-                <w:webHidden/>
-              </w:rPr>
-              <w:instrText xml:space="preserve"> PAGEREF _Toc222340186 \h </w:instrText>
-            </w:r>
-            <w:r>
-              <w:rPr>
-                <w:noProof/>
-                <w:webHidden/>
-              </w:rPr>
-            </w:r>
-            <w:r>
-              <w:rPr>
-                <w:noProof/>
-                <w:webHidden/>
-              </w:rPr>
-              <w:fldChar w:fldCharType="separate"/>
-            </w:r>
-            <w:r>
-              <w:rPr>
-                <w:noProof/>
-                <w:webHidden/>
-              </w:rPr>
-              <w:t>28</w:t>
-            </w:r>
-            <w:r>
-              <w:rPr>
-                <w:noProof/>
-                <w:webHidden/>
-              </w:rPr>
-              <w:fldChar w:fldCharType="end"/>
-            </w:r>
-          </w:hyperlink>
-        </w:p>
-        <w:p>
-          <w:pPr>
-            <w:pStyle w:val="TOC3"/>
-            <w:tabs>
-              <w:tab w:val="right" w:leader="dot" w:pos="8630"/>
-            </w:tabs>
-            <w:rPr>
-              <w:noProof/>
-              <w:kern w:val="2"/>
-              <w:sz w:val="24"/>
-              <w:szCs w:val="24"/>
-              <w:lang w:val="en-GB" w:eastAsia="en-GB"/>
-              <w14:ligatures w14:val="standardContextual"/>
-            </w:rPr>
-          </w:pPr>
-          <w:hyperlink w:anchor="_Toc222340187" w:history="1">
-            <w:r>
-              <w:rPr>
-                <w:rStyle w:val="Hyperlink"/>
-                <w:noProof/>
-              </w:rPr>
-              <w:t>11.1 Seed Data Mapping from localStorage</w:t>
-            </w:r>
-            <w:r>
-              <w:rPr>
-                <w:noProof/>
-                <w:webHidden/>
-              </w:rPr>
-              <w:tab/>
-            </w:r>
-            <w:r>
-              <w:rPr>
-                <w:noProof/>
-                <w:webHidden/>
-              </w:rPr>
-              <w:fldChar w:fldCharType="begin"/>
-            </w:r>
-            <w:r>
-              <w:rPr>
-                <w:noProof/>
-                <w:webHidden/>
-              </w:rPr>
-              <w:instrText xml:space="preserve"> PAGEREF _Toc222340187 \h </w:instrText>
-            </w:r>
-            <w:r>
-              <w:rPr>
-                <w:noProof/>
-                <w:webHidden/>
-              </w:rPr>
-            </w:r>
-            <w:r>
-              <w:rPr>
-                <w:noProof/>
-                <w:webHidden/>
-              </w:rPr>
-              <w:fldChar w:fldCharType="separate"/>
-            </w:r>
-            <w:r>
-              <w:rPr>
-                <w:noProof/>
-                <w:webHidden/>
-              </w:rPr>
-              <w:t>28</w:t>
-            </w:r>
-            <w:r>
-              <w:rPr>
-                <w:noProof/>
-                <w:webHidden/>
-              </w:rPr>
-              <w:fldChar w:fldCharType="end"/>
-            </w:r>
-          </w:hyperlink>
-        </w:p>
-        <w:p>
-          <w:pPr>
-            <w:pStyle w:val="TOC3"/>
-            <w:tabs>
-              <w:tab w:val="right" w:leader="dot" w:pos="8630"/>
-            </w:tabs>
-            <w:rPr>
-              <w:noProof/>
-              <w:kern w:val="2"/>
-              <w:sz w:val="24"/>
-              <w:szCs w:val="24"/>
-              <w:lang w:val="en-GB" w:eastAsia="en-GB"/>
-              <w14:ligatures w14:val="standardContextual"/>
-            </w:rPr>
-          </w:pPr>
-          <w:hyperlink w:anchor="_Toc222340188" w:history="1">
-            <w:r>
-              <w:rPr>
-                <w:rStyle w:val="Hyperlink"/>
-                <w:noProof/>
-              </w:rPr>
-              <w:t>11.2 Seed Order (Foreign Key Dependencies)</w:t>
-            </w:r>
-            <w:r>
-              <w:rPr>
-                <w:noProof/>
-                <w:webHidden/>
-              </w:rPr>
-              <w:tab/>
-            </w:r>
-            <w:r>
-              <w:rPr>
-                <w:noProof/>
-                <w:webHidden/>
-              </w:rPr>
-              <w:fldChar w:fldCharType="begin"/>
-            </w:r>
-            <w:r>
-              <w:rPr>
-                <w:noProof/>
-                <w:webHidden/>
-              </w:rPr>
-              <w:instrText xml:space="preserve"> PAGEREF _Toc222340188 \h </w:instrText>
-            </w:r>
-            <w:r>
-              <w:rPr>
-                <w:noProof/>
-                <w:webHidden/>
-              </w:rPr>
-            </w:r>
-            <w:r>
-              <w:rPr>
-                <w:noProof/>
-                <w:webHidden/>
-              </w:rPr>
-              <w:fldChar w:fldCharType="separate"/>
-            </w:r>
-            <w:r>
-              <w:rPr>
-                <w:noProof/>
-                <w:webHidden/>
-              </w:rPr>
-              <w:t>28</w:t>
-            </w:r>
-            <w:r>
-              <w:rPr>
-                <w:noProof/>
-                <w:webHidden/>
-              </w:rPr>
-              <w:fldChar w:fldCharType="end"/>
-            </w:r>
-          </w:hyperlink>
-        </w:p>
-        <w:p>
-          <w:pPr>
-            <w:pStyle w:val="TOC3"/>
-            <w:tabs>
-              <w:tab w:val="right" w:leader="dot" w:pos="8630"/>
-            </w:tabs>
-            <w:rPr>
-              <w:noProof/>
-              <w:kern w:val="2"/>
-              <w:sz w:val="24"/>
-              <w:szCs w:val="24"/>
-              <w:lang w:val="en-GB" w:eastAsia="en-GB"/>
-              <w14:ligatures w14:val="standardContextual"/>
-            </w:rPr>
-          </w:pPr>
-          <w:hyperlink w:anchor="_Toc222340189" w:history="1">
-            <w:r>
-              <w:rPr>
-                <w:rStyle w:val="Hyperlink"/>
-                <w:noProof/>
-              </w:rPr>
-              <w:t>11.3 Password Handling</w:t>
-            </w:r>
-            <w:r>
-              <w:rPr>
-                <w:noProof/>
-                <w:webHidden/>
-              </w:rPr>
-              <w:tab/>
-            </w:r>
-            <w:r>
-              <w:rPr>
-                <w:noProof/>
-                <w:webHidden/>
-              </w:rPr>
-              <w:fldChar w:fldCharType="begin"/>
-            </w:r>
-            <w:r>
-              <w:rPr>
-                <w:noProof/>
-                <w:webHidden/>
-              </w:rPr>
-              <w:instrText xml:space="preserve"> PAGEREF _Toc222340189 \h </w:instrText>
-            </w:r>
-            <w:r>
-              <w:rPr>
-                <w:noProof/>
-                <w:webHidden/>
-              </w:rPr>
-            </w:r>
-            <w:r>
-              <w:rPr>
-                <w:noProof/>
-                <w:webHidden/>
-              </w:rPr>
-              <w:fldChar w:fldCharType="separate"/>
-            </w:r>
-            <w:r>
-              <w:rPr>
-                <w:noProof/>
-                <w:webHidden/>
-              </w:rPr>
-              <w:t>28</w:t>
-            </w:r>
-            <w:r>
-              <w:rPr>
-                <w:noProof/>
-                <w:webHidden/>
-              </w:rPr>
-              <w:fldChar w:fldCharType="end"/>
-            </w:r>
-          </w:hyperlink>
-        </w:p>
-        <w:p>
-          <w:pPr>
-            <w:pStyle w:val="TOC2"/>
-            <w:tabs>
-              <w:tab w:val="right" w:leader="dot" w:pos="8630"/>
-            </w:tabs>
-            <w:rPr>
-              <w:noProof/>
-              <w:kern w:val="2"/>
-              <w:sz w:val="24"/>
-              <w:szCs w:val="24"/>
-              <w:lang w:val="en-GB" w:eastAsia="en-GB"/>
-              <w14:ligatures w14:val="standardContextual"/>
-            </w:rPr>
-          </w:pPr>
-          <w:hyperlink w:anchor="_Toc222340190" w:history="1">
-            <w:r>
-              <w:rPr>
-                <w:rStyle w:val="Hyperlink"/>
-                <w:noProof/>
-              </w:rPr>
-              <w:t>12. Query Patterns &amp; Examples</w:t>
-            </w:r>
-            <w:r>
-              <w:rPr>
-                <w:noProof/>
-                <w:webHidden/>
-              </w:rPr>
-              <w:tab/>
-            </w:r>
-            <w:r>
-              <w:rPr>
-                <w:noProof/>
-                <w:webHidden/>
-              </w:rPr>
-              <w:fldChar w:fldCharType="begin"/>
-            </w:r>
-            <w:r>
-              <w:rPr>
-                <w:noProof/>
-                <w:webHidden/>
-              </w:rPr>
-              <w:instrText xml:space="preserve"> PAGEREF _Toc222340190 \h </w:instrText>
-            </w:r>
-            <w:r>
-              <w:rPr>
-                <w:noProof/>
-                <w:webHidden/>
-              </w:rPr>
-            </w:r>
-            <w:r>
-              <w:rPr>
-                <w:noProof/>
-                <w:webHidden/>
-              </w:rPr>
-              <w:fldChar w:fldCharType="separate"/>
-            </w:r>
-            <w:r>
-              <w:rPr>
-                <w:noProof/>
-                <w:webHidden/>
-              </w:rPr>
-              <w:t>29</w:t>
-            </w:r>
-            <w:r>
-              <w:rPr>
-                <w:noProof/>
-                <w:webHidden/>
-              </w:rPr>
-              <w:fldChar w:fldCharType="end"/>
-            </w:r>
-          </w:hyperlink>
-        </w:p>
-        <w:p>
-          <w:pPr>
-            <w:pStyle w:val="TOC3"/>
-            <w:tabs>
-              <w:tab w:val="right" w:leader="dot" w:pos="8630"/>
-            </w:tabs>
-            <w:rPr>
-              <w:noProof/>
-              <w:kern w:val="2"/>
-              <w:sz w:val="24"/>
-              <w:szCs w:val="24"/>
-              <w:lang w:val="en-GB" w:eastAsia="en-GB"/>
-              <w14:ligatures w14:val="standardContextual"/>
-            </w:rPr>
-          </w:pPr>
-          <w:hyperlink w:anchor="_Toc222340191" w:history="1">
-            <w:r>
-              <w:rPr>
-                <w:rStyle w:val="Hyperlink"/>
-                <w:noProof/>
-              </w:rPr>
-              <w:t>12.1 Common Query Patterns</w:t>
-            </w:r>
-            <w:r>
-              <w:rPr>
-                <w:noProof/>
-                <w:webHidden/>
-              </w:rPr>
-              <w:tab/>
-            </w:r>
-            <w:r>
-              <w:rPr>
-                <w:noProof/>
-                <w:webHidden/>
-              </w:rPr>
-              <w:fldChar w:fldCharType="begin"/>
-            </w:r>
-            <w:r>
-              <w:rPr>
-                <w:noProof/>
-                <w:webHidden/>
-              </w:rPr>
-              <w:instrText xml:space="preserve"> PAGEREF _Toc222340191 \h </w:instrText>
-            </w:r>
-            <w:r>
-              <w:rPr>
-                <w:noProof/>
-                <w:webHidden/>
-              </w:rPr>
-            </w:r>
-            <w:r>
-              <w:rPr>
-                <w:noProof/>
-                <w:webHidden/>
-              </w:rPr>
-              <w:fldChar w:fldCharType="separate"/>
-            </w:r>
-            <w:r>
-              <w:rPr>
-                <w:noProof/>
-                <w:webHidden/>
-              </w:rPr>
-              <w:t>29</w:t>
-            </w:r>
-            <w:r>
-              <w:rPr>
-                <w:noProof/>
-                <w:webHidden/>
-              </w:rPr>
-              <w:fldChar w:fldCharType="end"/>
-            </w:r>
-          </w:hyperlink>
-        </w:p>
-        <w:p>
-          <w:pPr>
-            <w:pStyle w:val="TOC2"/>
-            <w:tabs>
-              <w:tab w:val="right" w:leader="dot" w:pos="8630"/>
-            </w:tabs>
-            <w:rPr>
-              <w:noProof/>
-              <w:kern w:val="2"/>
-              <w:sz w:val="24"/>
-              <w:szCs w:val="24"/>
-              <w:lang w:val="en-GB" w:eastAsia="en-GB"/>
-              <w14:ligatures w14:val="standardContextual"/>
-            </w:rPr>
-          </w:pPr>
-          <w:hyperlink w:anchor="_Toc222340192" w:history="1">
-            <w:r>
-              <w:rPr>
-                <w:rStyle w:val="Hyperlink"/>
-                <w:noProof/>
-              </w:rPr>
-              <w:t>13. Security Considerations</w:t>
-            </w:r>
-            <w:r>
-              <w:rPr>
-                <w:noProof/>
-                <w:webHidden/>
-              </w:rPr>
-              <w:tab/>
-            </w:r>
-            <w:r>
-              <w:rPr>
-                <w:noProof/>
-                <w:webHidden/>
-              </w:rPr>
-              <w:fldChar w:fldCharType="begin"/>
-            </w:r>
-            <w:r>
-              <w:rPr>
-                <w:noProof/>
-                <w:webHidden/>
-              </w:rPr>
-              <w:instrText xml:space="preserve"> PAGEREF _Toc222340192 \h </w:instrText>
-            </w:r>
-            <w:r>
-              <w:rPr>
-                <w:noProof/>
-                <w:webHidden/>
-              </w:rPr>
-            </w:r>
-            <w:r>
-              <w:rPr>
-                <w:noProof/>
-                <w:webHidden/>
-              </w:rPr>
-              <w:fldChar w:fldCharType="separate"/>
-            </w:r>
-            <w:r>
-              <w:rPr>
-                <w:noProof/>
-                <w:webHidden/>
-              </w:rPr>
-              <w:t>31</w:t>
-            </w:r>
-            <w:r>
-              <w:rPr>
-                <w:noProof/>
-                <w:webHidden/>
-              </w:rPr>
-              <w:fldChar w:fldCharType="end"/>
-            </w:r>
-          </w:hyperlink>
-        </w:p>
-        <w:p>
-          <w:pPr>
-            <w:pStyle w:val="TOC3"/>
-            <w:tabs>
-              <w:tab w:val="right" w:leader="dot" w:pos="8630"/>
-            </w:tabs>
-            <w:rPr>
-              <w:noProof/>
-              <w:kern w:val="2"/>
-              <w:sz w:val="24"/>
-              <w:szCs w:val="24"/>
-              <w:lang w:val="en-GB" w:eastAsia="en-GB"/>
-              <w14:ligatures w14:val="standardContextual"/>
-            </w:rPr>
-          </w:pPr>
-          <w:hyperlink w:anchor="_Toc222340193" w:history="1">
-            <w:r>
-              <w:rPr>
-                <w:rStyle w:val="Hyperlink"/>
-                <w:noProof/>
-              </w:rPr>
-              <w:t>13.1 SQL Injection Prevention</w:t>
-            </w:r>
-            <w:r>
-              <w:rPr>
-                <w:noProof/>
-                <w:webHidden/>
-              </w:rPr>
-              <w:tab/>
-            </w:r>
-            <w:r>
-              <w:rPr>
-                <w:noProof/>
-                <w:webHidden/>
-              </w:rPr>
-              <w:fldChar w:fldCharType="begin"/>
-            </w:r>
-            <w:r>
-              <w:rPr>
-                <w:noProof/>
-                <w:webHidden/>
-              </w:rPr>
-              <w:instrText xml:space="preserve"> PAGEREF _Toc222340193 \h </w:instrText>
-            </w:r>
-            <w:r>
-              <w:rPr>
-                <w:noProof/>
-                <w:webHidden/>
-              </w:rPr>
-            </w:r>
-            <w:r>
-              <w:rPr>
-                <w:noProof/>
-                <w:webHidden/>
-              </w:rPr>
-              <w:fldChar w:fldCharType="separate"/>
-            </w:r>
-            <w:r>
-              <w:rPr>
-                <w:noProof/>
-                <w:webHidden/>
-              </w:rPr>
-              <w:t>31</w:t>
-            </w:r>
-            <w:r>
-              <w:rPr>
-                <w:noProof/>
-                <w:webHidden/>
-              </w:rPr>
-              <w:fldChar w:fldCharType="end"/>
-            </w:r>
-          </w:hyperlink>
-        </w:p>
-        <w:p>
-          <w:pPr>
-            <w:pStyle w:val="TOC3"/>
-            <w:tabs>
-              <w:tab w:val="right" w:leader="dot" w:pos="8630"/>
-            </w:tabs>
-            <w:rPr>
-              <w:noProof/>
-              <w:kern w:val="2"/>
-              <w:sz w:val="24"/>
-              <w:szCs w:val="24"/>
-              <w:lang w:val="en-GB" w:eastAsia="en-GB"/>
-              <w14:ligatures w14:val="standardContextual"/>
-            </w:rPr>
-          </w:pPr>
-          <w:hyperlink w:anchor="_Toc222340194" w:history="1">
-            <w:r>
-              <w:rPr>
-                <w:rStyle w:val="Hyperlink"/>
-                <w:noProof/>
-              </w:rPr>
-              <w:t>13.2 Password Storage</w:t>
-            </w:r>
-            <w:r>
-              <w:rPr>
-                <w:noProof/>
-                <w:webHidden/>
-              </w:rPr>
-              <w:tab/>
-            </w:r>
-            <w:r>
-              <w:rPr>
-                <w:noProof/>
-                <w:webHidden/>
-              </w:rPr>
-              <w:fldChar w:fldCharType="begin"/>
-            </w:r>
-            <w:r>
-              <w:rPr>
-                <w:noProof/>
-                <w:webHidden/>
-              </w:rPr>
-              <w:instrText xml:space="preserve"> PAGEREF _Toc222340194 \h </w:instrText>
-            </w:r>
-            <w:r>
-              <w:rPr>
-                <w:noProof/>
-                <w:webHidden/>
-              </w:rPr>
-            </w:r>
-            <w:r>
-              <w:rPr>
-                <w:noProof/>
-                <w:webHidden/>
-              </w:rPr>
-              <w:fldChar w:fldCharType="separate"/>
-            </w:r>
-            <w:r>
-              <w:rPr>
-                <w:noProof/>
-                <w:webHidden/>
-              </w:rPr>
-              <w:t>31</w:t>
-            </w:r>
-            <w:r>
-              <w:rPr>
-                <w:noProof/>
-                <w:webHidden/>
-              </w:rPr>
-              <w:fldChar w:fldCharType="end"/>
-            </w:r>
-          </w:hyperlink>
-        </w:p>
-        <w:p>
-          <w:pPr>
-            <w:pStyle w:val="TOC3"/>
-            <w:tabs>
-              <w:tab w:val="right" w:leader="dot" w:pos="8630"/>
-            </w:tabs>
-            <w:rPr>
-              <w:noProof/>
-              <w:kern w:val="2"/>
-              <w:sz w:val="24"/>
-              <w:szCs w:val="24"/>
-              <w:lang w:val="en-GB" w:eastAsia="en-GB"/>
-              <w14:ligatures w14:val="standardContextual"/>
-            </w:rPr>
-          </w:pPr>
-          <w:hyperlink w:anchor="_Toc222340195" w:history="1">
-            <w:r>
-              <w:rPr>
-                <w:rStyle w:val="Hyperlink"/>
-                <w:noProof/>
-              </w:rPr>
-              <w:t>13.3 Access Control</w:t>
-            </w:r>
-            <w:r>
-              <w:rPr>
-                <w:noProof/>
-                <w:webHidden/>
-              </w:rPr>
-              <w:tab/>
-            </w:r>
-            <w:r>
-              <w:rPr>
-                <w:noProof/>
-                <w:webHidden/>
-              </w:rPr>
-              <w:fldChar w:fldCharType="begin"/>
-            </w:r>
-            <w:r>
-              <w:rPr>
-                <w:noProof/>
-                <w:webHidden/>
-              </w:rPr>
-              <w:instrText xml:space="preserve"> PAGEREF _Toc222340195 \h </w:instrText>
-            </w:r>
-            <w:r>
-              <w:rPr>
-                <w:noProof/>
-                <w:webHidden/>
-              </w:rPr>
-            </w:r>
-            <w:r>
-              <w:rPr>
-                <w:noProof/>
-                <w:webHidden/>
-              </w:rPr>
-              <w:fldChar w:fldCharType="separate"/>
-            </w:r>
-            <w:r>
-              <w:rPr>
-                <w:noProof/>
-                <w:webHidden/>
-              </w:rPr>
-              <w:t>31</w:t>
-            </w:r>
-            <w:r>
-              <w:rPr>
-                <w:noProof/>
-                <w:webHidden/>
-              </w:rPr>
-              <w:fldChar w:fldCharType="end"/>
-            </w:r>
-          </w:hyperlink>
-        </w:p>
-        <w:p>
-          <w:pPr>
-            <w:pStyle w:val="TOC2"/>
-            <w:tabs>
-              <w:tab w:val="right" w:leader="dot" w:pos="8630"/>
-            </w:tabs>
-            <w:rPr>
-              <w:noProof/>
-              <w:kern w:val="2"/>
-              <w:sz w:val="24"/>
-              <w:szCs w:val="24"/>
-              <w:lang w:val="en-GB" w:eastAsia="en-GB"/>
-              <w14:ligatures w14:val="standardContextual"/>
-            </w:rPr>
-          </w:pPr>
-          <w:hyperlink w:anchor="_Toc222340196" w:history="1">
-            <w:r>
-              <w:rPr>
-                <w:rStyle w:val="Hyperlink"/>
-                <w:noProof/>
-              </w:rPr>
-              <w:t>14. Performance Optimization</w:t>
-            </w:r>
-            <w:r>
-              <w:rPr>
-                <w:noProof/>
-                <w:webHidden/>
-              </w:rPr>
-              <w:tab/>
-            </w:r>
-            <w:r>
-              <w:rPr>
-                <w:noProof/>
-                <w:webHidden/>
-              </w:rPr>
-              <w:fldChar w:fldCharType="begin"/>
-            </w:r>
-            <w:r>
-              <w:rPr>
-                <w:noProof/>
-                <w:webHidden/>
-              </w:rPr>
-              <w:instrText xml:space="preserve"> PAGEREF _Toc222340196 \h </w:instrText>
-            </w:r>
-            <w:r>
-              <w:rPr>
-                <w:noProof/>
-                <w:webHidden/>
-              </w:rPr>
-            </w:r>
-            <w:r>
-              <w:rPr>
-                <w:noProof/>
-                <w:webHidden/>
-              </w:rPr>
-              <w:fldChar w:fldCharType="separate"/>
-            </w:r>
-            <w:r>
-              <w:rPr>
-                <w:noProof/>
-                <w:webHidden/>
-              </w:rPr>
-              <w:t>32</w:t>
-            </w:r>
-            <w:r>
-              <w:rPr>
-                <w:noProof/>
-                <w:webHidden/>
-              </w:rPr>
-              <w:fldChar w:fldCharType="end"/>
-            </w:r>
-          </w:hyperlink>
-        </w:p>
-        <w:p>
-          <w:pPr>
-            <w:pStyle w:val="TOC3"/>
-            <w:tabs>
-              <w:tab w:val="right" w:leader="dot" w:pos="8630"/>
-            </w:tabs>
-            <w:rPr>
-              <w:noProof/>
-              <w:kern w:val="2"/>
-              <w:sz w:val="24"/>
-              <w:szCs w:val="24"/>
-              <w:lang w:val="en-GB" w:eastAsia="en-GB"/>
-              <w14:ligatures w14:val="standardContextual"/>
-            </w:rPr>
-          </w:pPr>
-          <w:hyperlink w:anchor="_Toc222340197" w:history="1">
-            <w:r>
-              <w:rPr>
-                <w:rStyle w:val="Hyperlink"/>
-                <w:noProof/>
-              </w:rPr>
-              <w:t>14.1 Query Optimization Tips</w:t>
-            </w:r>
-            <w:r>
-              <w:rPr>
-                <w:noProof/>
-                <w:webHidden/>
-              </w:rPr>
-              <w:tab/>
-            </w:r>
-            <w:r>
-              <w:rPr>
-                <w:noProof/>
-                <w:webHidden/>
-              </w:rPr>
-              <w:fldChar w:fldCharType="begin"/>
-            </w:r>
-            <w:r>
-              <w:rPr>
-                <w:noProof/>
-                <w:webHidden/>
-              </w:rPr>
-              <w:instrText xml:space="preserve"> PAGEREF _Toc222340197 \h </w:instrText>
-            </w:r>
-            <w:r>
-              <w:rPr>
-                <w:noProof/>
-                <w:webHidden/>
-              </w:rPr>
-            </w:r>
-            <w:r>
-              <w:rPr>
-                <w:noProof/>
-                <w:webHidden/>
-              </w:rPr>
-              <w:fldChar w:fldCharType="separate"/>
-            </w:r>
-            <w:r>
-              <w:rPr>
-                <w:noProof/>
-                <w:webHidden/>
-              </w:rPr>
-              <w:t>32</w:t>
-            </w:r>
-            <w:r>
-              <w:rPr>
-                <w:noProof/>
-                <w:webHidden/>
-              </w:rPr>
-              <w:fldChar w:fldCharType="end"/>
-            </w:r>
-          </w:hyperlink>
-        </w:p>
-        <w:p>
-          <w:pPr>
-            <w:pStyle w:val="TOC3"/>
-            <w:tabs>
-              <w:tab w:val="right" w:leader="dot" w:pos="8630"/>
-            </w:tabs>
-            <w:rPr>
-              <w:noProof/>
-              <w:kern w:val="2"/>
-              <w:sz w:val="24"/>
-              <w:szCs w:val="24"/>
-              <w:lang w:val="en-GB" w:eastAsia="en-GB"/>
-              <w14:ligatures w14:val="standardContextual"/>
-            </w:rPr>
-          </w:pPr>
-          <w:hyperlink w:anchor="_Toc222340198" w:history="1">
-            <w:r>
-              <w:rPr>
-                <w:rStyle w:val="Hyperlink"/>
-                <w:noProof/>
-              </w:rPr>
-              <w:t>14.2 Example EXPLAIN Analysis</w:t>
-            </w:r>
-            <w:r>
-              <w:rPr>
-                <w:noProof/>
-                <w:webHidden/>
-              </w:rPr>
-              <w:tab/>
-            </w:r>
-            <w:r>
-              <w:rPr>
-                <w:noProof/>
-                <w:webHidden/>
-              </w:rPr>
-              <w:fldChar w:fldCharType="begin"/>
-            </w:r>
-            <w:r>
-              <w:rPr>
-                <w:noProof/>
-                <w:webHidden/>
-              </w:rPr>
-              <w:instrText xml:space="preserve"> PAGEREF _Toc222340198 \h </w:instrText>
-            </w:r>
-            <w:r>
-              <w:rPr>
-                <w:noProof/>
-                <w:webHidden/>
-              </w:rPr>
-            </w:r>
-            <w:r>
-              <w:rPr>
-                <w:noProof/>
-                <w:webHidden/>
-              </w:rPr>
-              <w:fldChar w:fldCharType="separate"/>
-            </w:r>
-            <w:r>
-              <w:rPr>
-                <w:noProof/>
-                <w:webHidden/>
-              </w:rPr>
-              <w:t>32</w:t>
-            </w:r>
-            <w:r>
-              <w:rPr>
-                <w:noProof/>
-                <w:webHidden/>
-              </w:rPr>
-              <w:fldChar w:fldCharType="end"/>
-            </w:r>
-          </w:hyperlink>
-        </w:p>
-        <w:p>
-          <w:pPr>
-            <w:pStyle w:val="TOC3"/>
-            <w:tabs>
-              <w:tab w:val="right" w:leader="dot" w:pos="8630"/>
-            </w:tabs>
-            <w:rPr>
-              <w:noProof/>
-              <w:kern w:val="2"/>
-              <w:sz w:val="24"/>
-              <w:szCs w:val="24"/>
-              <w:lang w:val="en-GB" w:eastAsia="en-GB"/>
-              <w14:ligatures w14:val="standardContextual"/>
-            </w:rPr>
-          </w:pPr>
-          <w:hyperlink w:anchor="_Toc222340199" w:history="1">
-            <w:r>
-              <w:rPr>
-                <w:rStyle w:val="Hyperlink"/>
-                <w:noProof/>
-              </w:rPr>
-              <w:t>14.3 N+1 Query Problem</w:t>
-            </w:r>
-            <w:r>
-              <w:rPr>
-                <w:noProof/>
-                <w:webHidden/>
-              </w:rPr>
-              <w:tab/>
-            </w:r>
-            <w:r>
-              <w:rPr>
-                <w:noProof/>
-                <w:webHidden/>
-              </w:rPr>
-              <w:fldChar w:fldCharType="begin"/>
-            </w:r>
-            <w:r>
-              <w:rPr>
-                <w:noProof/>
-                <w:webHidden/>
-              </w:rPr>
-              <w:instrText xml:space="preserve"> PAGEREF _Toc222340199 \h </w:instrText>
-            </w:r>
-            <w:r>
-              <w:rPr>
-                <w:noProof/>
-                <w:webHidden/>
-              </w:rPr>
-            </w:r>
-            <w:r>
-              <w:rPr>
-                <w:noProof/>
-                <w:webHidden/>
-              </w:rPr>
-              <w:fldChar w:fldCharType="separate"/>
-            </w:r>
-            <w:r>
-              <w:rPr>
-                <w:noProof/>
-                <w:webHidden/>
-              </w:rPr>
-              <w:t>32</w:t>
-            </w:r>
-            <w:r>
-              <w:rPr>
-                <w:noProof/>
-                <w:webHidden/>
-              </w:rPr>
-              <w:fldChar w:fldCharType="end"/>
-            </w:r>
-          </w:hyperlink>
           <w:r>
             <w:rPr>
               <w:b/>
@@ -4645,28 +4798,107 @@
             <w:fldChar w:fldCharType="end"/>
           </w:r>
         </w:p>
+        <w:p/>
       </w:sdtContent>
     </w:sdt>
     <w:p>
       <w:pPr>
-        <w:pStyle w:val="Heading1"/>
+        <w:pStyle w:val="Heading2"/>
       </w:pPr>
-      <w:bookmarkStart w:id="0" w:name="_Toc222340137"/>
-      <w:r>
-        <w:lastRenderedPageBreak/>
-        <w:t>Database Implementation Logic &amp; Constraints Explanation</w:t>
-      </w:r>
-      <w:bookmarkEnd w:id="0"/>
+      <w:bookmarkStart w:id="4" w:name="_Toc222340977"/>
+      <w:r>
+        <w:t>1. Overview</w:t>
+      </w:r>
+      <w:bookmarkEnd w:id="4"/>
     </w:p>
     <w:p>
       <w:pPr>
-        <w:pStyle w:val="Heading2"/>
+        <w:pStyle w:val="Heading3"/>
       </w:pPr>
-      <w:bookmarkStart w:id="1" w:name="_Toc222340138"/>
-      <w:r>
-        <w:t>Document Information</w:t>
-      </w:r>
-      <w:bookmarkEnd w:id="1"/>
+      <w:bookmarkStart w:id="5" w:name="_Toc222340140"/>
+      <w:bookmarkStart w:id="6" w:name="_Toc222340978"/>
+      <w:r>
+        <w:t>Purpose</w:t>
+      </w:r>
+      <w:bookmarkEnd w:id="5"/>
+      <w:bookmarkEnd w:id="6"/>
+    </w:p>
+    <w:p>
+      <w:r>
+        <w:t>This document explains the logic, rationale, and constraints behind the database design for the Recipe Sharing System migration from localStorage to MySQL. It serves as a comprehensive reference for understanding:</w:t>
+      </w:r>
+      <w:r>
+        <w:br/>
+      </w:r>
+      <w:r>
+        <w:br/>
+        <w:t>- Why each table exists and its purpose</w:t>
+      </w:r>
+      <w:r>
+        <w:br/>
+        <w:t>- How tables relate to each other</w:t>
+      </w:r>
+      <w:r>
+        <w:br/>
+        <w:t>- What constraints enforce data integrity</w:t>
+      </w:r>
+      <w:r>
+        <w:br/>
+        <w:t>- How stored procedures and triggers automate complex operations</w:t>
+      </w:r>
+      <w:r>
+        <w:br/>
+        <w:t>- Query patterns for common operations</w:t>
+      </w:r>
+    </w:p>
+    <w:p>
+      <w:pPr>
+        <w:pStyle w:val="Heading3"/>
+      </w:pPr>
+      <w:bookmarkStart w:id="7" w:name="_Toc222340141"/>
+      <w:bookmarkStart w:id="8" w:name="_Toc222340979"/>
+      <w:r>
+        <w:t>Scope</w:t>
+      </w:r>
+      <w:bookmarkEnd w:id="7"/>
+      <w:bookmarkEnd w:id="8"/>
+    </w:p>
+    <w:p>
+      <w:r>
+        <w:t>The database design covers:</w:t>
+      </w:r>
+      <w:r>
+        <w:br/>
+        <w:t>- 13 core tables for the recipe sharing functionality</w:t>
+      </w:r>
+      <w:r>
+        <w:br/>
+        <w:t>- 2 database views for commonly accessed aggregated data</w:t>
+      </w:r>
+      <w:r>
+        <w:br/>
+        <w:t>- 5 stored procedures for complex transactional operations</w:t>
+      </w:r>
+      <w:r>
+        <w:br/>
+        <w:t>- 6 triggers for automatic data maintenance</w:t>
+      </w:r>
+      <w:r>
+        <w:br/>
+        <w:t>- 7+ indexes for query optimization</w:t>
+      </w:r>
+    </w:p>
+    <w:p>
+      <w:pPr>
+        <w:pStyle w:val="Heading3"/>
+      </w:pPr>
+      <w:bookmarkStart w:id="9" w:name="_Toc222340142"/>
+      <w:bookmarkStart w:id="10" w:name="_Toc222340980"/>
+      <w:r>
+        <w:t>Design Goals</w:t>
+      </w:r>
+      <w:bookmarkEnd w:id="9"/>
+      <w:bookmarkEnd w:id="10"/>
     </w:p>
     <w:tbl>
       <w:tblPr>
@@ -4685,7 +4917,7 @@
           </w:tcPr>
           <w:p>
             <w:r>
-              <w:t>Property</w:t>
+              <w:t>Goal</w:t>
             </w:r>
           </w:p>
         </w:tc>
@@ -4695,7 +4927,7 @@
           </w:tcPr>
           <w:p>
             <w:r>
-              <w:t>Value</w:t>
+              <w:t>Description</w:t>
             </w:r>
           </w:p>
         </w:tc>
@@ -4707,7 +4939,7 @@
           </w:tcPr>
           <w:p>
             <w:r>
-              <w:t>Document Title</w:t>
+              <w:t>Data Integrity</w:t>
             </w:r>
           </w:p>
         </w:tc>
@@ -4717,7 +4949,7 @@
           </w:tcPr>
           <w:p>
             <w:r>
-              <w:t>Database Implementation Logic Explanation</w:t>
+              <w:t>Ensure all data relationships are valid and consistent</w:t>
             </w:r>
           </w:p>
         </w:tc>
@@ -4729,7 +4961,7 @@
           </w:tcPr>
           <w:p>
             <w:r>
-              <w:t>Project</w:t>
+              <w:t>Normalization</w:t>
             </w:r>
           </w:p>
         </w:tc>
@@ -4739,7 +4971,7 @@
           </w:tcPr>
           <w:p>
             <w:r>
-              <w:t>Recipe Sharing System - MySQL Database Integration</w:t>
+              <w:t>Minimize redundancy through proper 3NF normalization</w:t>
             </w:r>
           </w:p>
         </w:tc>
@@ -4751,7 +4983,7 @@
           </w:tcPr>
           <w:p>
             <w:r>
-              <w:t>Course</w:t>
+              <w:t>Performance</w:t>
             </w:r>
           </w:p>
         </w:tc>
@@ -4761,7 +4993,11 @@
           </w:tcPr>
           <w:p>
             <w:r>
-              <w:t>CSX3006 Database Systems</w:t>
+              <w:t xml:space="preserve">Optimize for read-heavy workloads </w:t>
+            </w:r>
+            <w:r>
+              <w:lastRenderedPageBreak/>
+              <w:t>(browsing recipes)</w:t>
             </w:r>
           </w:p>
         </w:tc>
@@ -4773,7 +5009,8 @@
           </w:tcPr>
           <w:p>
             <w:r>
-              <w:t>Created</w:t>
+              <w:lastRenderedPageBreak/>
+              <w:t>Security</w:t>
             </w:r>
           </w:p>
         </w:tc>
@@ -4783,7 +5020,7 @@
           </w:tcPr>
           <w:p>
             <w:r>
-              <w:t>2026-02-04</w:t>
+              <w:t>Prevent SQL injection, enforce access control</w:t>
             </w:r>
           </w:p>
         </w:tc>
@@ -4795,7 +5032,7 @@
           </w:tcPr>
           <w:p>
             <w:r>
-              <w:t>Last Updated</w:t>
+              <w:t>Auditability</w:t>
             </w:r>
           </w:p>
         </w:tc>
@@ -4805,7 +5042,7 @@
           </w:tcPr>
           <w:p>
             <w:r>
-              <w:t>2026-02-18</w:t>
+              <w:t>Track changes and admin actions</w:t>
             </w:r>
           </w:p>
         </w:tc>
@@ -4817,7 +5054,7 @@
           </w:tcPr>
           <w:p>
             <w:r>
-              <w:t>Author</w:t>
+              <w:t>Scalability</w:t>
             </w:r>
           </w:p>
         </w:tc>
@@ -4827,568 +5064,293 @@
           </w:tcPr>
           <w:p>
             <w:r>
-              <w:t>AI Assistant (GitHub Copilot)</w:t>
-            </w:r>
-          </w:p>
-        </w:tc>
-      </w:tr>
-      <w:tr>
-        <w:tc>
-          <w:tcPr>
-            <w:tcW w:w="4320" w:type="dxa"/>
-          </w:tcPr>
-          <w:p>
-            <w:r>
-              <w:t>Current Progress</w:t>
-            </w:r>
-          </w:p>
-        </w:tc>
-        <w:tc>
-          <w:tcPr>
-            <w:tcW w:w="4320" w:type="dxa"/>
-          </w:tcPr>
-          <w:p>
-            <w:r>
-              <w:t>Complete - All phases implemented and tested</w:t>
+              <w:t>Support growth to 10,000+ recipes, 100,000+ users</w:t>
             </w:r>
           </w:p>
         </w:tc>
       </w:tr>
     </w:tbl>
+    <w:p/>
     <w:p>
       <w:pPr>
         <w:pStyle w:val="Heading2"/>
       </w:pPr>
-      <w:bookmarkStart w:id="2" w:name="_Toc222340139"/>
-      <w:r>
-        <w:t>1. Overview</w:t>
-      </w:r>
-      <w:bookmarkEnd w:id="2"/>
+      <w:bookmarkStart w:id="11" w:name="_Toc222340143"/>
+      <w:bookmarkStart w:id="12" w:name="_Toc222340981"/>
+      <w:r>
+        <w:t>2. Database Design Philosophy</w:t>
+      </w:r>
+      <w:bookmarkEnd w:id="11"/>
+      <w:bookmarkEnd w:id="12"/>
     </w:p>
     <w:p>
       <w:pPr>
         <w:pStyle w:val="Heading3"/>
       </w:pPr>
-      <w:bookmarkStart w:id="3" w:name="_Toc222340140"/>
-      <w:r>
-        <w:t>Purpose</w:t>
-      </w:r>
-      <w:bookmarkEnd w:id="3"/>
+      <w:bookmarkStart w:id="13" w:name="_Toc222340144"/>
+      <w:bookmarkStart w:id="14" w:name="_Toc222340982"/>
+      <w:r>
+        <w:t>2.1 Normalization to Third Normal Form (3NF)</w:t>
+      </w:r>
+      <w:bookmarkEnd w:id="13"/>
+      <w:bookmarkEnd w:id="14"/>
     </w:p>
     <w:p>
       <w:r>
-        <w:t>This document explains the logic, rationale, and constraints behind the database design for the Recipe Sharing System migration from localStorage to MySQL. It serves as a comprehensive reference for understanding:</w:t>
-      </w:r>
-      <w:r>
-        <w:br/>
-      </w:r>
-      <w:r>
-        <w:br/>
-        <w:t>- Why each table exists and its purpose</w:t>
-      </w:r>
-      <w:r>
-        <w:br/>
-        <w:t>- How tables relate to each other</w:t>
-      </w:r>
-      <w:r>
-        <w:br/>
-        <w:t>- What constraints enforce data integrity</w:t>
-      </w:r>
-      <w:r>
-        <w:br/>
-        <w:t>- How stored procedures and triggers automate complex operations</w:t>
-      </w:r>
-      <w:r>
-        <w:br/>
-        <w:t>- Query patterns for common operations</w:t>
+        <w:t>The schema follows Third Normal Form (3NF) to eliminate data redundancy and ensure data integrity:</w:t>
+      </w:r>
+      <w:r>
+        <w:br/>
+      </w:r>
+      <w:r>
+        <w:br/>
+        <w:t>1NF: All columns contain atomic (indivisible) values</w:t>
+      </w:r>
+      <w:r>
+        <w:br/>
+        <w:t>2NF: All non-key columns depend on the entire primary key</w:t>
+      </w:r>
+      <w:r>
+        <w:br/>
+        <w:t>3NF: No transitive dependencies (non-key columns don't depend on other non-key columns)</w:t>
+      </w:r>
+      <w:r>
+        <w:br/>
+      </w:r>
+      <w:r>
+        <w:br/>
+        <w:t>Example of 3NF Application:</w:t>
+      </w:r>
+      <w:r>
+        <w:br/>
+      </w:r>
+      <w:r>
+        <w:br/>
+        <w:t>BAD (Denormalized - author name repeated, update anomaly risk):</w:t>
+      </w:r>
+      <w:r>
+        <w:br/>
+        <w:t>CREATE TABLE recipe (</w:t>
+      </w:r>
+      <w:r>
+        <w:br/>
+        <w:t xml:space="preserve">    id INT PRIMARY KEY,</w:t>
+      </w:r>
+      <w:r>
+        <w:br/>
+        <w:t xml:space="preserve">    title VARCHAR(200),</w:t>
+      </w:r>
+      <w:r>
+        <w:br/>
+        <w:t xml:space="preserve">    author_name VARCHAR(100),  -- Redundant!</w:t>
+      </w:r>
+      <w:r>
+        <w:br/>
+        <w:t xml:space="preserve">    author_email VARCHAR(100)  -- Redundant!</w:t>
+      </w:r>
+      <w:r>
+        <w:br/>
+        <w:t>);</w:t>
+      </w:r>
+      <w:r>
+        <w:br/>
+      </w:r>
+      <w:r>
+        <w:br/>
+        <w:t>GOOD (3NF - author info stored once in user table):</w:t>
+      </w:r>
+      <w:r>
+        <w:br/>
+        <w:t>CREATE TABLE recipe (</w:t>
+      </w:r>
+      <w:r>
+        <w:br/>
+        <w:t xml:space="preserve">    id INT PRIMARY KEY,</w:t>
+      </w:r>
+      <w:r>
+        <w:br/>
+        <w:t xml:space="preserve">    title VARCHAR(200),</w:t>
+      </w:r>
+      <w:r>
+        <w:br/>
+        <w:t xml:space="preserve">    author_id INT,  -- Foreign key to user table</w:t>
+      </w:r>
+      <w:r>
+        <w:br/>
+        <w:t xml:space="preserve">    FOREIGN KEY (author_id) REFERENCES user(id)</w:t>
+      </w:r>
+      <w:r>
+        <w:br/>
+        <w:t>);</w:t>
       </w:r>
     </w:p>
     <w:p>
       <w:pPr>
         <w:pStyle w:val="Heading3"/>
       </w:pPr>
-      <w:bookmarkStart w:id="4" w:name="_Toc222340141"/>
-      <w:r>
-        <w:t>Scope</w:t>
-      </w:r>
-      <w:bookmarkEnd w:id="4"/>
+      <w:bookmarkStart w:id="15" w:name="_Toc222340145"/>
+      <w:bookmarkStart w:id="16" w:name="_Toc222340983"/>
+      <w:r>
+        <w:t>2.2 Singular Table Names</w:t>
+      </w:r>
+      <w:bookmarkEnd w:id="15"/>
+      <w:bookmarkEnd w:id="16"/>
     </w:p>
     <w:p>
       <w:r>
-        <w:t>The database design covers:</w:t>
-      </w:r>
-      <w:r>
-        <w:br/>
-        <w:t>- 13 core tables for the recipe sharing functionality</w:t>
-      </w:r>
-      <w:r>
-        <w:br/>
-        <w:t>- 2 database views for commonly accessed aggregated data</w:t>
-      </w:r>
-      <w:r>
-        <w:br/>
-        <w:t>- 5 stored procedures for complex transactional operations</w:t>
-      </w:r>
-      <w:r>
-        <w:br/>
-        <w:t>- 6 triggers for automatic data maintenance</w:t>
-      </w:r>
-      <w:r>
-        <w:br/>
-        <w:t>- 7+ indexes for query optimization</w:t>
+        <w:t>All table names use singular form following the convention that each row represents one entity:</w:t>
+      </w:r>
+      <w:r>
+        <w:br/>
+      </w:r>
+      <w:r>
+        <w:br/>
+        <w:t>Correct: user, recipe, ingredient, review</w:t>
+      </w:r>
+      <w:r>
+        <w:br/>
+        <w:t>Incorrect: users, recipes, ingredients, reviews</w:t>
+      </w:r>
+      <w:r>
+        <w:br/>
+      </w:r>
+      <w:r>
+        <w:br/>
+        <w:t>Rationale:</w:t>
+      </w:r>
+      <w:r>
+        <w:br/>
+      </w:r>
+      <w:r>
+        <w:lastRenderedPageBreak/>
+        <w:t>- Each row in user table represents ONE user</w:t>
+      </w:r>
+      <w:r>
+        <w:br/>
+        <w:t>- SQL reads more naturally: SELECT * FROM user WHERE id = 1</w:t>
+      </w:r>
+      <w:r>
+        <w:br/>
+        <w:t>- Consistent with ORM conventions (User model to user table)</w:t>
       </w:r>
     </w:p>
     <w:p>
       <w:pPr>
         <w:pStyle w:val="Heading3"/>
       </w:pPr>
-      <w:bookmarkStart w:id="5" w:name="_Toc222340142"/>
-      <w:r>
-        <w:t>Design Goals</w:t>
-      </w:r>
-      <w:bookmarkEnd w:id="5"/>
+      <w:bookmarkStart w:id="17" w:name="_Toc222340146"/>
+      <w:bookmarkStart w:id="18" w:name="_Toc222340984"/>
+      <w:r>
+        <w:t>2.3 Surrogate Primary Keys</w:t>
+      </w:r>
+      <w:bookmarkEnd w:id="17"/>
+      <w:bookmarkEnd w:id="18"/>
     </w:p>
-    <w:tbl>
-      <w:tblPr>
-        <w:tblStyle w:val="TableGrid"/>
-        <w:tblW w:w="0" w:type="auto"/>
-        <w:tblLook w:val="04A0" w:firstRow="1" w:lastRow="0" w:firstColumn="1" w:lastColumn="0" w:noHBand="0" w:noVBand="1"/>
-      </w:tblPr>
-      <w:tblGrid>
-        <w:gridCol w:w="4320"/>
-        <w:gridCol w:w="4320"/>
-      </w:tblGrid>
-      <w:tr>
-        <w:tc>
-          <w:tcPr>
-            <w:tcW w:w="4320" w:type="dxa"/>
-          </w:tcPr>
-          <w:p>
-            <w:r>
-              <w:t>Goal</w:t>
-            </w:r>
-          </w:p>
-        </w:tc>
-        <w:tc>
-          <w:tcPr>
-            <w:tcW w:w="4320" w:type="dxa"/>
-          </w:tcPr>
-          <w:p>
-            <w:r>
-              <w:t>Description</w:t>
-            </w:r>
-          </w:p>
-        </w:tc>
-      </w:tr>
-      <w:tr>
-        <w:tc>
-          <w:tcPr>
-            <w:tcW w:w="4320" w:type="dxa"/>
-          </w:tcPr>
-          <w:p>
-            <w:r>
-              <w:t>Data Integrity</w:t>
-            </w:r>
-          </w:p>
-        </w:tc>
-        <w:tc>
-          <w:tcPr>
-            <w:tcW w:w="4320" w:type="dxa"/>
-          </w:tcPr>
-          <w:p>
-            <w:r>
-              <w:t>Ensure all data relationships are valid and consistent</w:t>
-            </w:r>
-          </w:p>
-        </w:tc>
-      </w:tr>
-      <w:tr>
-        <w:tc>
-          <w:tcPr>
-            <w:tcW w:w="4320" w:type="dxa"/>
-          </w:tcPr>
-          <w:p>
-            <w:r>
-              <w:t>Normalization</w:t>
-            </w:r>
-          </w:p>
-        </w:tc>
-        <w:tc>
-          <w:tcPr>
-            <w:tcW w:w="4320" w:type="dxa"/>
-          </w:tcPr>
-          <w:p>
-            <w:r>
-              <w:t>Minimize redundancy through proper 3NF normalization</w:t>
-            </w:r>
-          </w:p>
-        </w:tc>
-      </w:tr>
-      <w:tr>
-        <w:tc>
-          <w:tcPr>
-            <w:tcW w:w="4320" w:type="dxa"/>
-          </w:tcPr>
-          <w:p>
-            <w:r>
-              <w:t>Performance</w:t>
-            </w:r>
-          </w:p>
-        </w:tc>
-        <w:tc>
-          <w:tcPr>
-            <w:tcW w:w="4320" w:type="dxa"/>
-          </w:tcPr>
-          <w:p>
-            <w:r>
-              <w:t>Optimize for read-heavy workloads (browsing recipes)</w:t>
-            </w:r>
-          </w:p>
-        </w:tc>
-      </w:tr>
-      <w:tr>
-        <w:tc>
-          <w:tcPr>
-            <w:tcW w:w="4320" w:type="dxa"/>
-          </w:tcPr>
-          <w:p>
-            <w:r>
-              <w:t>Security</w:t>
-            </w:r>
-          </w:p>
-        </w:tc>
-        <w:tc>
-          <w:tcPr>
-            <w:tcW w:w="4320" w:type="dxa"/>
-          </w:tcPr>
-          <w:p>
-            <w:r>
-              <w:t>Prevent SQL injection, enforce access control</w:t>
-            </w:r>
-          </w:p>
-        </w:tc>
-      </w:tr>
-      <w:tr>
-        <w:tc>
-          <w:tcPr>
-            <w:tcW w:w="4320" w:type="dxa"/>
-          </w:tcPr>
-          <w:p>
-            <w:r>
-              <w:lastRenderedPageBreak/>
-              <w:t>Auditability</w:t>
-            </w:r>
-          </w:p>
-        </w:tc>
-        <w:tc>
-          <w:tcPr>
-            <w:tcW w:w="4320" w:type="dxa"/>
-          </w:tcPr>
-          <w:p>
-            <w:r>
-              <w:t>Track changes and admin actions</w:t>
-            </w:r>
-          </w:p>
-        </w:tc>
-      </w:tr>
-      <w:tr>
-        <w:tc>
-          <w:tcPr>
-            <w:tcW w:w="4320" w:type="dxa"/>
-          </w:tcPr>
-          <w:p>
-            <w:r>
-              <w:t>Scalability</w:t>
-            </w:r>
-          </w:p>
-        </w:tc>
-        <w:tc>
-          <w:tcPr>
-            <w:tcW w:w="4320" w:type="dxa"/>
-          </w:tcPr>
-          <w:p>
-            <w:r>
-              <w:t>Support growth to 10,000+ recipes, 100,000+ users</w:t>
-            </w:r>
-          </w:p>
-        </w:tc>
-      </w:tr>
-    </w:tbl>
     <w:p>
       <w:r>
-        <w:br w:type="page"/>
+        <w:t>All tables use auto-incrementing integer surrogate keys (id INT AUTO_INCREMENT PRIMARY KEY):</w:t>
+      </w:r>
+      <w:r>
+        <w:br/>
+      </w:r>
+      <w:r>
+        <w:br/>
+        <w:t>Benefits:</w:t>
+      </w:r>
+      <w:r>
+        <w:br/>
+        <w:t>- Unique, immutable identifier for each row</w:t>
+      </w:r>
+      <w:r>
+        <w:br/>
+        <w:t>- No business meaning (won't need to change if business rules change)</w:t>
+      </w:r>
+      <w:r>
+        <w:br/>
+        <w:t>- Efficient for indexing and foreign key relationships</w:t>
+      </w:r>
+      <w:r>
+        <w:br/>
+        <w:t>- Simple JOIN conditions (user.id = recipe.author_id)</w:t>
+      </w:r>
+      <w:r>
+        <w:br/>
+      </w:r>
+      <w:r>
+        <w:br/>
+        <w:t>Alternatives Considered but Rejected:</w:t>
+      </w:r>
+      <w:r>
+        <w:br/>
+        <w:t>- Natural keys (e.g., email as PK for user) - problematic if email changes</w:t>
+      </w:r>
+      <w:r>
+        <w:br/>
+        <w:t>- UUIDs - larger storage, slower indexing, harder to debug</w:t>
       </w:r>
     </w:p>
+    <w:p/>
     <w:p>
       <w:pPr>
         <w:pStyle w:val="Heading2"/>
       </w:pPr>
-      <w:bookmarkStart w:id="6" w:name="_Toc222340143"/>
-      <w:r>
-        <w:lastRenderedPageBreak/>
-        <w:t>2. Database Design Philosophy</w:t>
-      </w:r>
-      <w:bookmarkEnd w:id="6"/>
+      <w:bookmarkStart w:id="19" w:name="_Toc222340147"/>
+      <w:bookmarkStart w:id="20" w:name="_Toc222340985"/>
+      <w:r>
+        <w:t>3. Entity-Relationship Model</w:t>
+      </w:r>
+      <w:bookmarkEnd w:id="19"/>
+      <w:bookmarkEnd w:id="20"/>
     </w:p>
     <w:p>
       <w:pPr>
         <w:pStyle w:val="Heading3"/>
       </w:pPr>
-      <w:bookmarkStart w:id="7" w:name="_Toc222340144"/>
-      <w:r>
-        <w:t>2.1 Normalization to Third Normal Form (3NF)</w:t>
-      </w:r>
-      <w:bookmarkEnd w:id="7"/>
+      <w:bookmarkStart w:id="21" w:name="_Toc222340148"/>
+      <w:bookmarkStart w:id="22" w:name="_Toc222340986"/>
+      <w:r>
+        <w:t>3.1 Core Entities</w:t>
+      </w:r>
+      <w:bookmarkEnd w:id="21"/>
+      <w:bookmarkEnd w:id="22"/>
     </w:p>
     <w:p>
       <w:r>
-        <w:t>The schema follows Third Normal Form (3NF) to eliminate data redundancy and ensure data integrity:</w:t>
-      </w:r>
-      <w:r>
-        <w:br/>
-      </w:r>
-      <w:r>
-        <w:br/>
-        <w:t>1NF: All columns contain atomic (indivisible) values</w:t>
-      </w:r>
-      <w:r>
-        <w:br/>
-        <w:t>2NF: All non-key columns depend on the entire primary key</w:t>
-      </w:r>
-      <w:r>
-        <w:br/>
-        <w:t>3NF: No transitive dependencies (non-key columns don't depend on other non-key columns)</w:t>
-      </w:r>
-      <w:r>
-        <w:br/>
-      </w:r>
-      <w:r>
-        <w:br/>
-        <w:t>Example of 3NF Application:</w:t>
-      </w:r>
-      <w:r>
-        <w:br/>
-      </w:r>
-      <w:r>
-        <w:br/>
-        <w:t>BAD (Denormalized - author name repeated, update anomaly risk):</w:t>
-      </w:r>
-      <w:r>
-        <w:br/>
-        <w:t>CREATE TABLE recipe (</w:t>
-      </w:r>
-      <w:r>
-        <w:br/>
-        <w:t xml:space="preserve">    id INT PRIMARY KEY,</w:t>
-      </w:r>
-      <w:r>
-        <w:br/>
-        <w:t xml:space="preserve">    title VARCHAR(200),</w:t>
-      </w:r>
-      <w:r>
-        <w:br/>
-        <w:t xml:space="preserve">    author_name VARCHAR(100),  -- Redundant!</w:t>
-      </w:r>
-      <w:r>
-        <w:br/>
-        <w:t xml:space="preserve">    author_email VARCHAR(100)  -- Redundant!</w:t>
-      </w:r>
-      <w:r>
-        <w:br/>
-        <w:t>);</w:t>
-      </w:r>
-      <w:r>
-        <w:br/>
-      </w:r>
-      <w:r>
-        <w:br/>
-        <w:t>GOOD (3NF - author info stored once in user table):</w:t>
-      </w:r>
-      <w:r>
-        <w:br/>
-        <w:t>CREATE TABLE recipe (</w:t>
-      </w:r>
-      <w:r>
-        <w:br/>
-        <w:t xml:space="preserve">    id INT PRIMARY KEY,</w:t>
-      </w:r>
-      <w:r>
-        <w:br/>
-        <w:t xml:space="preserve">    title VARCHAR(200),</w:t>
-      </w:r>
-      <w:r>
-        <w:br/>
-        <w:t xml:space="preserve">    author_id INT,  -- Foreign key to user table</w:t>
-      </w:r>
-      <w:r>
-        <w:br/>
-        <w:t xml:space="preserve">    FOREIGN KEY (author_id) REFERENCES user(id)</w:t>
-      </w:r>
-      <w:r>
-        <w:br/>
-        <w:t>);</w:t>
+        <w:t>The system consists of three categories of entities:</w:t>
+      </w:r>
+      <w:r>
+        <w:br/>
+      </w:r>
+      <w:r>
+        <w:br/>
+        <w:t>Core Content Entities: USER creates RECIPEs (1:N). Each RECIPE contains INGREDIENTs (1:N), INSTRUCTIONs (1:N), and RECIPE_IMAGEs (1:N). USERs write REVIEWs (1:N) for RECIPEs (1:N).</w:t>
+      </w:r>
+      <w:r>
+        <w:br/>
+      </w:r>
+      <w:r>
+        <w:br/>
+        <w:t>Engagement Entities: LIKE_RECORD and FAVORITE serve as junction/bridge tables implementing many-to-many relationships between USER and RECIPE. RECIPE_VIEW tracks authenticated user views. SEARCH_HISTORY stores user search queries.</w:t>
+      </w:r>
+      <w:r>
+        <w:br/>
+      </w:r>
+      <w:r>
+        <w:br/>
+        <w:t>Admin/System Entities: SESSION manages server-side authentication. DAILY_STAT stores pre-aggregated daily statistics. ACTIVITY_LOG provides an audit trail for admin actions.</w:t>
       </w:r>
     </w:p>
     <w:p>
       <w:pPr>
         <w:pStyle w:val="Heading3"/>
       </w:pPr>
-      <w:bookmarkStart w:id="8" w:name="_Toc222340145"/>
-      <w:r>
-        <w:t>2.2 Singular Table Names</w:t>
-      </w:r>
-      <w:bookmarkEnd w:id="8"/>
-    </w:p>
-    <w:p>
-      <w:r>
-        <w:t>All table names use singular form following the convention that each row represents one entity:</w:t>
-      </w:r>
-      <w:r>
-        <w:br/>
-      </w:r>
-      <w:r>
-        <w:br/>
-        <w:t>Correct: user, recipe, ingredient, review</w:t>
-      </w:r>
-      <w:r>
-        <w:br/>
-        <w:t>Incorrect: users, recipes, ingredients, reviews</w:t>
-      </w:r>
-      <w:r>
-        <w:br/>
-      </w:r>
-      <w:r>
-        <w:br/>
-        <w:t>Rationale:</w:t>
-      </w:r>
-      <w:r>
-        <w:br/>
-        <w:t>- Each row in user table represents ONE user</w:t>
-      </w:r>
-      <w:r>
-        <w:br/>
-        <w:t>- SQL reads more naturally: SELECT * FROM user WHERE id = 1</w:t>
-      </w:r>
-      <w:r>
-        <w:br/>
-        <w:t>- Consistent with ORM conventions (User model to user table)</w:t>
-      </w:r>
-    </w:p>
-    <w:p>
-      <w:pPr>
-        <w:pStyle w:val="Heading3"/>
-      </w:pPr>
-      <w:bookmarkStart w:id="9" w:name="_Toc222340146"/>
-      <w:r>
-        <w:t>2.3 Surrogate Primary Keys</w:t>
-      </w:r>
-      <w:bookmarkEnd w:id="9"/>
-    </w:p>
-    <w:p>
-      <w:r>
-        <w:t>All tables use auto-incrementing integer surrogate keys (id INT AUTO_INCREMENT PRIMARY KEY):</w:t>
-      </w:r>
-      <w:r>
-        <w:br/>
-      </w:r>
-      <w:r>
-        <w:lastRenderedPageBreak/>
-        <w:br/>
-        <w:t>Benefits:</w:t>
-      </w:r>
-      <w:r>
-        <w:br/>
-        <w:t>- Unique, immutable identifier for each row</w:t>
-      </w:r>
-      <w:r>
-        <w:br/>
-        <w:t>- No business meaning (won't need to change if business rules change)</w:t>
-      </w:r>
-      <w:r>
-        <w:br/>
-        <w:t>- Efficient for indexing and foreign key relationships</w:t>
-      </w:r>
-      <w:r>
-        <w:br/>
-        <w:t>- Simple JOIN conditions (user.id = recipe.author_id)</w:t>
-      </w:r>
-      <w:r>
-        <w:br/>
-      </w:r>
-      <w:r>
-        <w:br/>
-        <w:t>Alternatives Considered but Rejected:</w:t>
-      </w:r>
-      <w:r>
-        <w:br/>
-        <w:t>- Natural keys (e.g., email as PK for user) - problematic if email changes</w:t>
-      </w:r>
-      <w:r>
-        <w:br/>
-        <w:t>- UUIDs - larger storage, slower indexing, harder to debug</w:t>
-      </w:r>
-    </w:p>
-    <w:p>
-      <w:r>
-        <w:br w:type="page"/>
-      </w:r>
-    </w:p>
-    <w:p>
-      <w:pPr>
-        <w:pStyle w:val="Heading2"/>
-      </w:pPr>
-      <w:bookmarkStart w:id="10" w:name="_Toc222340147"/>
-      <w:r>
-        <w:lastRenderedPageBreak/>
-        <w:t>3. Entity-Relationship Model</w:t>
-      </w:r>
-      <w:bookmarkEnd w:id="10"/>
-    </w:p>
-    <w:p>
-      <w:pPr>
-        <w:pStyle w:val="Heading3"/>
-      </w:pPr>
-      <w:bookmarkStart w:id="11" w:name="_Toc222340148"/>
-      <w:r>
-        <w:t>3.1 Core Entities</w:t>
-      </w:r>
-      <w:bookmarkEnd w:id="11"/>
-    </w:p>
-    <w:p>
-      <w:r>
-        <w:t>The system consists of three categories of entities:</w:t>
-      </w:r>
-      <w:r>
-        <w:br/>
-      </w:r>
-      <w:r>
-        <w:br/>
-        <w:t>Core Content Entities: USER creates RECIPEs (1:N). Each RECIPE contains INGREDIENTs (1:N), INSTRUCTIONs (1:N), and RECIPE_IMAGEs (1:N). USERs write REVIEWs (1:N) for RECIPEs (1:N).</w:t>
-      </w:r>
-      <w:r>
-        <w:br/>
-      </w:r>
-      <w:r>
-        <w:br/>
-        <w:t>Engagement Entities: LIKE_RECORD and FAVORITE serve as junction/bridge tables implementing many-to-many relationships between USER and RECIPE. RECIPE_VIEW tracks authenticated user views. SEARCH_HISTORY stores user search queries.</w:t>
-      </w:r>
-      <w:r>
-        <w:br/>
-      </w:r>
-      <w:r>
-        <w:br/>
-        <w:t>Admin/System Entities: SESSION manages server-side authentication. DAILY_STAT stores pre-aggregated daily statistics. ACTIVITY_LOG provides an audit trail for admin actions.</w:t>
-      </w:r>
-    </w:p>
-    <w:p>
-      <w:pPr>
-        <w:pStyle w:val="Heading3"/>
-      </w:pPr>
-      <w:bookmarkStart w:id="12" w:name="_Toc222340149"/>
+      <w:bookmarkStart w:id="23" w:name="_Toc222340149"/>
+      <w:bookmarkStart w:id="24" w:name="_Toc222340987"/>
       <w:r>
         <w:t>3.2 Cardinality Summary</w:t>
       </w:r>
-      <w:bookmarkEnd w:id="12"/>
+      <w:bookmarkEnd w:id="23"/>
+      <w:bookmarkEnd w:id="24"/>
     </w:p>
     <w:tbl>
       <w:tblPr>
@@ -5568,6 +5530,7 @@
           </w:tcPr>
           <w:p>
             <w:r>
+              <w:lastRenderedPageBreak/>
               <w:t>User → Review</w:t>
             </w:r>
           </w:p>
@@ -5786,31 +5749,30 @@
         </w:tc>
       </w:tr>
     </w:tbl>
-    <w:p>
-      <w:r>
-        <w:br w:type="page"/>
-      </w:r>
-    </w:p>
+    <w:p/>
     <w:p>
       <w:pPr>
         <w:pStyle w:val="Heading2"/>
       </w:pPr>
-      <w:bookmarkStart w:id="13" w:name="_Toc222340150"/>
-      <w:r>
-        <w:lastRenderedPageBreak/>
+      <w:bookmarkStart w:id="25" w:name="_Toc222340150"/>
+      <w:bookmarkStart w:id="26" w:name="_Toc222340988"/>
+      <w:r>
         <w:t>4. Table Design &amp; Schema Logic</w:t>
       </w:r>
-      <w:bookmarkEnd w:id="13"/>
+      <w:bookmarkEnd w:id="25"/>
+      <w:bookmarkEnd w:id="26"/>
     </w:p>
     <w:p>
       <w:pPr>
         <w:pStyle w:val="Heading3"/>
       </w:pPr>
-      <w:bookmarkStart w:id="14" w:name="_Toc222340151"/>
+      <w:bookmarkStart w:id="27" w:name="_Toc222340151"/>
+      <w:bookmarkStart w:id="28" w:name="_Toc222340989"/>
       <w:r>
         <w:t>4.1 user Table</w:t>
       </w:r>
-      <w:bookmarkEnd w:id="14"/>
+      <w:bookmarkEnd w:id="27"/>
+      <w:bookmarkEnd w:id="28"/>
     </w:p>
     <w:p>
       <w:r>
@@ -5908,6 +5870,9 @@
       </w:r>
       <w:r>
         <w:br/>
+      </w:r>
+      <w:r>
+        <w:lastRenderedPageBreak/>
         <w:t>- UNIQUE(email): Prevents duplicate accounts</w:t>
       </w:r>
       <w:r>
@@ -6097,11 +6062,7 @@
           </w:tcPr>
           <w:p>
             <w:r>
-              <w:t xml:space="preserve">Restricted values prevent invalid </w:t>
-            </w:r>
-            <w:r>
-              <w:lastRenderedPageBreak/>
-              <w:t>roles, efficient storage</w:t>
+              <w:t>Restricted values prevent invalid roles, efficient storage</w:t>
             </w:r>
           </w:p>
         </w:tc>
@@ -6113,7 +6074,6 @@
           </w:tcPr>
           <w:p>
             <w:r>
-              <w:lastRenderedPageBreak/>
               <w:t>status</w:t>
             </w:r>
           </w:p>
@@ -6208,11 +6168,13 @@
       <w:pPr>
         <w:pStyle w:val="Heading3"/>
       </w:pPr>
-      <w:bookmarkStart w:id="15" w:name="_Toc222340152"/>
+      <w:bookmarkStart w:id="29" w:name="_Toc222340152"/>
+      <w:bookmarkStart w:id="30" w:name="_Toc222340990"/>
       <w:r>
         <w:t>4.2 recipe Table</w:t>
       </w:r>
-      <w:bookmarkEnd w:id="15"/>
+      <w:bookmarkEnd w:id="29"/>
+      <w:bookmarkEnd w:id="30"/>
     </w:p>
     <w:p>
       <w:r>
@@ -6283,6 +6245,9 @@
       </w:r>
       <w:r>
         <w:br/>
+      </w:r>
+      <w:r>
+        <w:lastRenderedPageBreak/>
         <w:t>);</w:t>
       </w:r>
       <w:r>
@@ -6419,7 +6384,6 @@
           </w:tcPr>
           <w:p>
             <w:r>
-              <w:lastRenderedPageBreak/>
               <w:t>category</w:t>
             </w:r>
           </w:p>
@@ -6578,11 +6542,13 @@
       <w:pPr>
         <w:pStyle w:val="Heading3"/>
       </w:pPr>
-      <w:bookmarkStart w:id="16" w:name="_Toc222340153"/>
+      <w:bookmarkStart w:id="31" w:name="_Toc222340153"/>
+      <w:bookmarkStart w:id="32" w:name="_Toc222340991"/>
       <w:r>
         <w:t>4.3 ingredient Table</w:t>
       </w:r>
-      <w:bookmarkEnd w:id="16"/>
+      <w:bookmarkEnd w:id="31"/>
+      <w:bookmarkEnd w:id="32"/>
     </w:p>
     <w:p>
       <w:r>
@@ -6670,6 +6636,7 @@
           </w:tcPr>
           <w:p>
             <w:r>
+              <w:lastRenderedPageBreak/>
               <w:t>Column</w:t>
             </w:r>
           </w:p>
@@ -6796,11 +6763,13 @@
       <w:pPr>
         <w:pStyle w:val="Heading3"/>
       </w:pPr>
-      <w:bookmarkStart w:id="17" w:name="_Toc222340154"/>
+      <w:bookmarkStart w:id="33" w:name="_Toc222340154"/>
+      <w:bookmarkStart w:id="34" w:name="_Toc222340992"/>
       <w:r>
         <w:t>4.4 instruction Table</w:t>
       </w:r>
-      <w:bookmarkEnd w:id="17"/>
+      <w:bookmarkEnd w:id="33"/>
+      <w:bookmarkEnd w:id="34"/>
     </w:p>
     <w:p>
       <w:r>
@@ -6823,9 +6792,6 @@
       </w:r>
       <w:r>
         <w:br/>
-      </w:r>
-      <w:r>
-        <w:lastRenderedPageBreak/>
         <w:t xml:space="preserve">    recipe_id INT NOT NULL,</w:t>
       </w:r>
       <w:r>
@@ -6879,11 +6845,13 @@
       <w:pPr>
         <w:pStyle w:val="Heading3"/>
       </w:pPr>
-      <w:bookmarkStart w:id="18" w:name="_Toc222340155"/>
+      <w:bookmarkStart w:id="35" w:name="_Toc222340155"/>
+      <w:bookmarkStart w:id="36" w:name="_Toc222340993"/>
       <w:r>
         <w:t>4.5 recipe_image Table</w:t>
       </w:r>
-      <w:bookmarkEnd w:id="18"/>
+      <w:bookmarkEnd w:id="35"/>
+      <w:bookmarkEnd w:id="36"/>
     </w:p>
     <w:p>
       <w:r>
@@ -6926,7 +6894,11 @@
       </w:r>
       <w:r>
         <w:br/>
-        <w:t xml:space="preserve">    CONSTRAINT fk_image_recipe FOREIGN KEY (recipe_id) REFERENCES recipe(id) ON DELETE CASCADE</w:t>
+        <w:t xml:space="preserve">    CONSTRAINT fk_image_recipe FOREIGN KEY (recipe_id) REFERENCES recipe(id) ON </w:t>
+      </w:r>
+      <w:r>
+        <w:lastRenderedPageBreak/>
+        <w:t>DELETE CASCADE</w:t>
       </w:r>
       <w:r>
         <w:br/>
@@ -6944,11 +6916,13 @@
       <w:pPr>
         <w:pStyle w:val="Heading3"/>
       </w:pPr>
-      <w:bookmarkStart w:id="19" w:name="_Toc222340156"/>
+      <w:bookmarkStart w:id="37" w:name="_Toc222340156"/>
+      <w:bookmarkStart w:id="38" w:name="_Toc222340994"/>
       <w:r>
         <w:t>4.6 review Table</w:t>
       </w:r>
-      <w:bookmarkEnd w:id="19"/>
+      <w:bookmarkEnd w:id="37"/>
+      <w:bookmarkEnd w:id="38"/>
     </w:p>
     <w:p>
       <w:r>
@@ -6967,9 +6941,6 @@
       </w:r>
       <w:r>
         <w:br/>
-      </w:r>
-      <w:r>
-        <w:lastRenderedPageBreak/>
         <w:t xml:space="preserve">    id INT AUTO_INCREMENT PRIMARY KEY,</w:t>
       </w:r>
       <w:r>
@@ -7043,11 +7014,13 @@
       <w:pPr>
         <w:pStyle w:val="Heading3"/>
       </w:pPr>
-      <w:bookmarkStart w:id="20" w:name="_Toc222340157"/>
+      <w:bookmarkStart w:id="39" w:name="_Toc222340157"/>
+      <w:bookmarkStart w:id="40" w:name="_Toc222340995"/>
       <w:r>
         <w:t>4.7 favorite Table (Junction/Bridge Table)</w:t>
       </w:r>
-      <w:bookmarkEnd w:id="20"/>
+      <w:bookmarkEnd w:id="39"/>
+      <w:bookmarkEnd w:id="40"/>
     </w:p>
     <w:p>
       <w:r>
@@ -7066,6 +7039,9 @@
       </w:r>
       <w:r>
         <w:br/>
+      </w:r>
+      <w:r>
+        <w:lastRenderedPageBreak/>
         <w:t xml:space="preserve">    id INT AUTO_INCREMENT PRIMARY KEY,</w:t>
       </w:r>
       <w:r>
@@ -7105,9 +7081,6 @@
       </w:r>
       <w:r>
         <w:br/>
-      </w:r>
-      <w:r>
-        <w:lastRenderedPageBreak/>
         <w:t>Junction Table Pattern: USER --1:N--&gt; FAVORITE &lt;--N:1-- RECIPE (resolves N:M relationship)</w:t>
       </w:r>
       <w:r>
@@ -7134,11 +7107,13 @@
       <w:pPr>
         <w:pStyle w:val="Heading3"/>
       </w:pPr>
-      <w:bookmarkStart w:id="21" w:name="_Toc222340158"/>
+      <w:bookmarkStart w:id="41" w:name="_Toc222340158"/>
+      <w:bookmarkStart w:id="42" w:name="_Toc222340996"/>
       <w:r>
         <w:t>4.8 like_record Table</w:t>
       </w:r>
-      <w:bookmarkEnd w:id="21"/>
+      <w:bookmarkEnd w:id="41"/>
+      <w:bookmarkEnd w:id="42"/>
     </w:p>
     <w:p>
       <w:r>
@@ -7211,6 +7186,9 @@
       </w:r>
       <w:r>
         <w:br/>
+      </w:r>
+      <w:r>
+        <w:lastRenderedPageBreak/>
         <w:t>- Favorite: Saves recipe for later (bookmark icon)</w:t>
       </w:r>
       <w:r>
@@ -7222,11 +7200,13 @@
       <w:pPr>
         <w:pStyle w:val="Heading3"/>
       </w:pPr>
-      <w:bookmarkStart w:id="22" w:name="_Toc222340159"/>
+      <w:bookmarkStart w:id="43" w:name="_Toc222340159"/>
+      <w:bookmarkStart w:id="44" w:name="_Toc222340997"/>
       <w:r>
         <w:t>4.9 recipe_view Table</w:t>
       </w:r>
-      <w:bookmarkEnd w:id="22"/>
+      <w:bookmarkEnd w:id="43"/>
+      <w:bookmarkEnd w:id="44"/>
     </w:p>
     <w:p>
       <w:r>
@@ -7265,9 +7245,6 @@
       </w:r>
       <w:r>
         <w:br/>
-      </w:r>
-      <w:r>
-        <w:lastRenderedPageBreak/>
         <w:t xml:space="preserve">    updated_at TIMESTAMP DEFAULT CURRENT_TIMESTAMP ON UPDATE CURRENT_TIMESTAMP,</w:t>
       </w:r>
       <w:r>
@@ -7317,11 +7294,13 @@
       <w:pPr>
         <w:pStyle w:val="Heading3"/>
       </w:pPr>
-      <w:bookmarkStart w:id="23" w:name="_Toc222340160"/>
+      <w:bookmarkStart w:id="45" w:name="_Toc222340160"/>
+      <w:bookmarkStart w:id="46" w:name="_Toc222340998"/>
       <w:r>
         <w:t>4.10 search_history Table</w:t>
       </w:r>
-      <w:bookmarkEnd w:id="23"/>
+      <w:bookmarkEnd w:id="45"/>
+      <w:bookmarkEnd w:id="46"/>
     </w:p>
     <w:p>
       <w:r>
@@ -7364,6 +7343,9 @@
       </w:r>
       <w:r>
         <w:br/>
+      </w:r>
+      <w:r>
+        <w:lastRenderedPageBreak/>
         <w:t xml:space="preserve">    CONSTRAINT fk_search_user FOREIGN KEY (user_id) REFERENCES user(id) ON DELETE CASCADE</w:t>
       </w:r>
       <w:r>
@@ -7382,11 +7364,13 @@
       <w:pPr>
         <w:pStyle w:val="Heading3"/>
       </w:pPr>
-      <w:bookmarkStart w:id="24" w:name="_Toc222340161"/>
+      <w:bookmarkStart w:id="47" w:name="_Toc222340161"/>
+      <w:bookmarkStart w:id="48" w:name="_Toc222340999"/>
       <w:r>
         <w:t>4.11 daily_stat Table</w:t>
       </w:r>
-      <w:bookmarkEnd w:id="24"/>
+      <w:bookmarkEnd w:id="47"/>
+      <w:bookmarkEnd w:id="48"/>
     </w:p>
     <w:p>
       <w:r>
@@ -7409,9 +7393,6 @@
       </w:r>
       <w:r>
         <w:br/>
-      </w:r>
-      <w:r>
-        <w:lastRenderedPageBreak/>
         <w:t xml:space="preserve">    stat_date DATE UNIQUE NOT NULL,</w:t>
       </w:r>
       <w:r>
@@ -7469,11 +7450,13 @@
       <w:pPr>
         <w:pStyle w:val="Heading3"/>
       </w:pPr>
-      <w:bookmarkStart w:id="25" w:name="_Toc222340162"/>
+      <w:bookmarkStart w:id="49" w:name="_Toc222340162"/>
+      <w:bookmarkStart w:id="50" w:name="_Toc222341000"/>
       <w:r>
         <w:t>4.12 activity_log Table</w:t>
       </w:r>
-      <w:bookmarkEnd w:id="25"/>
+      <w:bookmarkEnd w:id="49"/>
+      <w:bookmarkEnd w:id="50"/>
     </w:p>
     <w:p>
       <w:r>
@@ -7520,6 +7503,9 @@
       </w:r>
       <w:r>
         <w:br/>
+      </w:r>
+      <w:r>
+        <w:lastRenderedPageBreak/>
         <w:t xml:space="preserve">    updated_at TIMESTAMP DEFAULT CURRENT_TIMESTAMP ON UPDATE CURRENT_TIMESTAMP,</w:t>
       </w:r>
       <w:r>
@@ -7554,12 +7540,13 @@
       <w:pPr>
         <w:pStyle w:val="Heading3"/>
       </w:pPr>
-      <w:bookmarkStart w:id="26" w:name="_Toc222340163"/>
-      <w:r>
-        <w:lastRenderedPageBreak/>
+      <w:bookmarkStart w:id="51" w:name="_Toc222340163"/>
+      <w:bookmarkStart w:id="52" w:name="_Toc222341001"/>
+      <w:r>
         <w:t>4.13 session Table</w:t>
       </w:r>
-      <w:bookmarkEnd w:id="26"/>
+      <w:bookmarkEnd w:id="51"/>
+      <w:bookmarkEnd w:id="52"/>
     </w:p>
     <w:p>
       <w:r>
@@ -7793,31 +7780,31 @@
         </w:tc>
       </w:tr>
     </w:tbl>
-    <w:p>
-      <w:r>
-        <w:br w:type="page"/>
-      </w:r>
-    </w:p>
+    <w:p/>
     <w:p>
       <w:pPr>
         <w:pStyle w:val="Heading2"/>
       </w:pPr>
-      <w:bookmarkStart w:id="27" w:name="_Toc222340164"/>
+      <w:bookmarkStart w:id="53" w:name="_Toc222340164"/>
+      <w:bookmarkStart w:id="54" w:name="_Toc222341002"/>
       <w:r>
         <w:lastRenderedPageBreak/>
         <w:t>5. Naming Conventions</w:t>
       </w:r>
-      <w:bookmarkEnd w:id="27"/>
+      <w:bookmarkEnd w:id="53"/>
+      <w:bookmarkEnd w:id="54"/>
     </w:p>
     <w:p>
       <w:pPr>
         <w:pStyle w:val="Heading3"/>
       </w:pPr>
-      <w:bookmarkStart w:id="28" w:name="_Toc222340165"/>
+      <w:bookmarkStart w:id="55" w:name="_Toc222340165"/>
+      <w:bookmarkStart w:id="56" w:name="_Toc222341003"/>
       <w:r>
         <w:t>5.1 Summary Table</w:t>
       </w:r>
-      <w:bookmarkEnd w:id="28"/>
+      <w:bookmarkEnd w:id="55"/>
+      <w:bookmarkEnd w:id="56"/>
     </w:p>
     <w:tbl>
       <w:tblPr>
@@ -8219,11 +8206,13 @@
       <w:pPr>
         <w:pStyle w:val="Heading3"/>
       </w:pPr>
-      <w:bookmarkStart w:id="29" w:name="_Toc222340166"/>
+      <w:bookmarkStart w:id="57" w:name="_Toc222340166"/>
+      <w:bookmarkStart w:id="58" w:name="_Toc222341004"/>
       <w:r>
         <w:t>5.2 SQL Keyword Capitalization</w:t>
       </w:r>
-      <w:bookmarkEnd w:id="29"/>
+      <w:bookmarkEnd w:id="57"/>
+      <w:bookmarkEnd w:id="58"/>
     </w:p>
     <w:p>
       <w:r>
@@ -8292,31 +8281,30 @@
         <w:t>where u.status = 'active'</w:t>
       </w:r>
     </w:p>
-    <w:p>
-      <w:r>
-        <w:br w:type="page"/>
-      </w:r>
-    </w:p>
+    <w:p/>
     <w:p>
       <w:pPr>
         <w:pStyle w:val="Heading2"/>
       </w:pPr>
-      <w:bookmarkStart w:id="30" w:name="_Toc222340167"/>
-      <w:r>
-        <w:lastRenderedPageBreak/>
+      <w:bookmarkStart w:id="59" w:name="_Toc222340167"/>
+      <w:bookmarkStart w:id="60" w:name="_Toc222341005"/>
+      <w:r>
         <w:t>6. Constraints &amp; Data Integrity</w:t>
       </w:r>
-      <w:bookmarkEnd w:id="30"/>
+      <w:bookmarkEnd w:id="59"/>
+      <w:bookmarkEnd w:id="60"/>
     </w:p>
     <w:p>
       <w:pPr>
         <w:pStyle w:val="Heading3"/>
       </w:pPr>
-      <w:bookmarkStart w:id="31" w:name="_Toc222340168"/>
+      <w:bookmarkStart w:id="61" w:name="_Toc222340168"/>
+      <w:bookmarkStart w:id="62" w:name="_Toc222341006"/>
       <w:r>
         <w:t>6.1 Constraint Types Used</w:t>
       </w:r>
-      <w:bookmarkEnd w:id="31"/>
+      <w:bookmarkEnd w:id="61"/>
+      <w:bookmarkEnd w:id="62"/>
     </w:p>
     <w:tbl>
       <w:tblPr>
@@ -8420,7 +8408,11 @@
           </w:tcPr>
           <w:p>
             <w:r>
-              <w:t>FOREIGN KEY (author_id) REFERENCES user(id)</w:t>
+              <w:t xml:space="preserve">FOREIGN KEY (author_id) </w:t>
+            </w:r>
+            <w:r>
+              <w:lastRenderedPageBreak/>
+              <w:t>REFERENCES user(id)</w:t>
             </w:r>
           </w:p>
         </w:tc>
@@ -8432,6 +8424,7 @@
           </w:tcPr>
           <w:p>
             <w:r>
+              <w:lastRenderedPageBreak/>
               <w:t>UNIQUE</w:t>
             </w:r>
           </w:p>
@@ -8590,11 +8583,13 @@
       <w:pPr>
         <w:pStyle w:val="Heading3"/>
       </w:pPr>
-      <w:bookmarkStart w:id="32" w:name="_Toc222340169"/>
+      <w:bookmarkStart w:id="63" w:name="_Toc222340169"/>
+      <w:bookmarkStart w:id="64" w:name="_Toc222341007"/>
       <w:r>
         <w:t>6.2 Referential Integrity Actions</w:t>
       </w:r>
-      <w:bookmarkEnd w:id="32"/>
+      <w:bookmarkEnd w:id="63"/>
+      <w:bookmarkEnd w:id="64"/>
     </w:p>
     <w:tbl>
       <w:tblPr>
@@ -8801,11 +8796,13 @@
       <w:pPr>
         <w:pStyle w:val="Heading3"/>
       </w:pPr>
-      <w:bookmarkStart w:id="33" w:name="_Toc222340170"/>
+      <w:bookmarkStart w:id="65" w:name="_Toc222340170"/>
+      <w:bookmarkStart w:id="66" w:name="_Toc222341008"/>
       <w:r>
         <w:t>6.3 Business Rule Enforcement</w:t>
       </w:r>
-      <w:bookmarkEnd w:id="33"/>
+      <w:bookmarkEnd w:id="65"/>
+      <w:bookmarkEnd w:id="66"/>
     </w:p>
     <w:tbl>
       <w:tblPr>
@@ -8944,11 +8941,7 @@
           </w:tcPr>
           <w:p>
             <w:r>
-              <w:t xml:space="preserve">ENUM('active', 'inactive', 'pending', </w:t>
-            </w:r>
-            <w:r>
-              <w:lastRenderedPageBreak/>
-              <w:t>'suspended')</w:t>
+              <w:t>ENUM('active', 'inactive', 'pending', 'suspended')</w:t>
             </w:r>
           </w:p>
         </w:tc>
@@ -8960,7 +8953,6 @@
           </w:tcPr>
           <w:p>
             <w:r>
-              <w:lastRenderedPageBreak/>
               <w:t>Recipe must have author</w:t>
             </w:r>
           </w:p>
@@ -8977,31 +8969,31 @@
         </w:tc>
       </w:tr>
     </w:tbl>
-    <w:p>
-      <w:r>
-        <w:br w:type="page"/>
-      </w:r>
-    </w:p>
+    <w:p/>
     <w:p>
       <w:pPr>
         <w:pStyle w:val="Heading2"/>
       </w:pPr>
-      <w:bookmarkStart w:id="34" w:name="_Toc222340171"/>
+      <w:bookmarkStart w:id="67" w:name="_Toc222340171"/>
+      <w:bookmarkStart w:id="68" w:name="_Toc222341009"/>
       <w:r>
         <w:lastRenderedPageBreak/>
         <w:t>7. Indexing Strategy</w:t>
       </w:r>
-      <w:bookmarkEnd w:id="34"/>
+      <w:bookmarkEnd w:id="67"/>
+      <w:bookmarkEnd w:id="68"/>
     </w:p>
     <w:p>
       <w:pPr>
         <w:pStyle w:val="Heading3"/>
       </w:pPr>
-      <w:bookmarkStart w:id="35" w:name="_Toc222340172"/>
+      <w:bookmarkStart w:id="69" w:name="_Toc222340172"/>
+      <w:bookmarkStart w:id="70" w:name="_Toc222341010"/>
       <w:r>
         <w:t>7.1 Index Types and Usage</w:t>
       </w:r>
-      <w:bookmarkEnd w:id="35"/>
+      <w:bookmarkEnd w:id="69"/>
+      <w:bookmarkEnd w:id="70"/>
     </w:p>
     <w:p>
       <w:r>
@@ -9091,11 +9083,13 @@
       <w:pPr>
         <w:pStyle w:val="Heading3"/>
       </w:pPr>
-      <w:bookmarkStart w:id="36" w:name="_Toc222340173"/>
+      <w:bookmarkStart w:id="71" w:name="_Toc222340173"/>
+      <w:bookmarkStart w:id="72" w:name="_Toc222341011"/>
       <w:r>
         <w:t>7.2 Index Selection Rationale</w:t>
       </w:r>
-      <w:bookmarkEnd w:id="36"/>
+      <w:bookmarkEnd w:id="71"/>
+      <w:bookmarkEnd w:id="72"/>
     </w:p>
     <w:tbl>
       <w:tblPr>
@@ -9305,11 +9299,13 @@
       <w:pPr>
         <w:pStyle w:val="Heading3"/>
       </w:pPr>
-      <w:bookmarkStart w:id="37" w:name="_Toc222340174"/>
+      <w:bookmarkStart w:id="73" w:name="_Toc222340174"/>
+      <w:bookmarkStart w:id="74" w:name="_Toc222341012"/>
       <w:r>
         <w:t>7.3 When NOT to Index</w:t>
       </w:r>
-      <w:bookmarkEnd w:id="37"/>
+      <w:bookmarkEnd w:id="73"/>
+      <w:bookmarkEnd w:id="74"/>
     </w:p>
     <w:p>
       <w:r>
@@ -9328,31 +9324,31 @@
         <w:t>- Columns frequently updated (index maintenance overhead)</w:t>
       </w:r>
     </w:p>
-    <w:p>
-      <w:r>
-        <w:br w:type="page"/>
-      </w:r>
-    </w:p>
+    <w:p/>
     <w:p>
       <w:pPr>
         <w:pStyle w:val="Heading2"/>
       </w:pPr>
-      <w:bookmarkStart w:id="38" w:name="_Toc222340175"/>
+      <w:bookmarkStart w:id="75" w:name="_Toc222340175"/>
+      <w:bookmarkStart w:id="76" w:name="_Toc222341013"/>
       <w:r>
         <w:lastRenderedPageBreak/>
         <w:t>8. Views Logic</w:t>
       </w:r>
-      <w:bookmarkEnd w:id="38"/>
+      <w:bookmarkEnd w:id="75"/>
+      <w:bookmarkEnd w:id="76"/>
     </w:p>
     <w:p>
       <w:pPr>
         <w:pStyle w:val="Heading3"/>
       </w:pPr>
-      <w:bookmarkStart w:id="39" w:name="_Toc222340176"/>
+      <w:bookmarkStart w:id="77" w:name="_Toc222340176"/>
+      <w:bookmarkStart w:id="78" w:name="_Toc222341014"/>
       <w:r>
         <w:t>8.1 vw_recipe_with_stat</w:t>
       </w:r>
-      <w:bookmarkEnd w:id="39"/>
+      <w:bookmarkEnd w:id="77"/>
+      <w:bookmarkEnd w:id="78"/>
     </w:p>
     <w:p>
       <w:r>
@@ -9465,11 +9461,13 @@
       <w:pPr>
         <w:pStyle w:val="Heading3"/>
       </w:pPr>
-      <w:bookmarkStart w:id="40" w:name="_Toc222340177"/>
+      <w:bookmarkStart w:id="79" w:name="_Toc222340177"/>
+      <w:bookmarkStart w:id="80" w:name="_Toc222341015"/>
       <w:r>
         <w:t>8.2 vw_user_dashboard_stat</w:t>
       </w:r>
-      <w:bookmarkEnd w:id="40"/>
+      <w:bookmarkEnd w:id="79"/>
+      <w:bookmarkEnd w:id="80"/>
     </w:p>
     <w:p>
       <w:r>
@@ -9538,31 +9536,30 @@
         <w:t>GROUP BY u.id, u.username, u.avatar_url, u.cooking_level;</w:t>
       </w:r>
     </w:p>
-    <w:p>
-      <w:r>
-        <w:br w:type="page"/>
-      </w:r>
-    </w:p>
+    <w:p/>
     <w:p>
       <w:pPr>
         <w:pStyle w:val="Heading2"/>
       </w:pPr>
-      <w:bookmarkStart w:id="41" w:name="_Toc222340178"/>
-      <w:r>
-        <w:lastRenderedPageBreak/>
+      <w:bookmarkStart w:id="81" w:name="_Toc222340178"/>
+      <w:bookmarkStart w:id="82" w:name="_Toc222341016"/>
+      <w:r>
         <w:t>9. Stored Procedures Logic</w:t>
       </w:r>
-      <w:bookmarkEnd w:id="41"/>
+      <w:bookmarkEnd w:id="81"/>
+      <w:bookmarkEnd w:id="82"/>
     </w:p>
     <w:p>
       <w:pPr>
         <w:pStyle w:val="Heading3"/>
       </w:pPr>
-      <w:bookmarkStart w:id="42" w:name="_Toc222340179"/>
+      <w:bookmarkStart w:id="83" w:name="_Toc222340179"/>
+      <w:bookmarkStart w:id="84" w:name="_Toc222341017"/>
       <w:r>
         <w:t>9.1 usp_CreateRecipe</w:t>
       </w:r>
-      <w:bookmarkEnd w:id="42"/>
+      <w:bookmarkEnd w:id="83"/>
+      <w:bookmarkEnd w:id="84"/>
     </w:p>
     <w:p>
       <w:r>
@@ -9655,6 +9652,9 @@
       </w:r>
       <w:r>
         <w:br/>
+      </w:r>
+      <w:r>
+        <w:lastRenderedPageBreak/>
         <w:t xml:space="preserve">    END;</w:t>
       </w:r>
       <w:r>
@@ -9695,9 +9695,6 @@
       </w:r>
       <w:r>
         <w:br/>
-      </w:r>
-      <w:r>
-        <w:lastRenderedPageBreak/>
         <w:t xml:space="preserve">    END IF;</w:t>
       </w:r>
       <w:r>
@@ -9810,11 +9807,14 @@
       <w:pPr>
         <w:pStyle w:val="Heading3"/>
       </w:pPr>
-      <w:bookmarkStart w:id="43" w:name="_Toc222340180"/>
-      <w:r>
+      <w:bookmarkStart w:id="85" w:name="_Toc222340180"/>
+      <w:bookmarkStart w:id="86" w:name="_Toc222341018"/>
+      <w:r>
+        <w:lastRenderedPageBreak/>
         <w:t>9.2 usp_ApproveRecipe</w:t>
       </w:r>
-      <w:bookmarkEnd w:id="43"/>
+      <w:bookmarkEnd w:id="85"/>
+      <w:bookmarkEnd w:id="86"/>
     </w:p>
     <w:p>
       <w:r>
@@ -9861,9 +9861,6 @@
       </w:r>
       <w:r>
         <w:br/>
-      </w:r>
-      <w:r>
-        <w:lastRenderedPageBreak/>
         <w:t>END //</w:t>
       </w:r>
       <w:r>
@@ -9875,11 +9872,13 @@
       <w:pPr>
         <w:pStyle w:val="Heading3"/>
       </w:pPr>
-      <w:bookmarkStart w:id="44" w:name="_Toc222340181"/>
+      <w:bookmarkStart w:id="87" w:name="_Toc222340181"/>
+      <w:bookmarkStart w:id="88" w:name="_Toc222341019"/>
       <w:r>
         <w:t>9.3 usp_GetRecipeStat</w:t>
       </w:r>
-      <w:bookmarkEnd w:id="44"/>
+      <w:bookmarkEnd w:id="87"/>
+      <w:bookmarkEnd w:id="88"/>
     </w:p>
     <w:p>
       <w:r>
@@ -9972,31 +9971,30 @@
         <w:t>Usage: CALL usp_GetRecipeStat(1);</w:t>
       </w:r>
     </w:p>
-    <w:p>
-      <w:r>
-        <w:br w:type="page"/>
-      </w:r>
-    </w:p>
+    <w:p/>
     <w:p>
       <w:pPr>
         <w:pStyle w:val="Heading2"/>
       </w:pPr>
-      <w:bookmarkStart w:id="45" w:name="_Toc222340182"/>
-      <w:r>
-        <w:lastRenderedPageBreak/>
+      <w:bookmarkStart w:id="89" w:name="_Toc222340182"/>
+      <w:bookmarkStart w:id="90" w:name="_Toc222341020"/>
+      <w:r>
         <w:t>10. Triggers Logic</w:t>
       </w:r>
-      <w:bookmarkEnd w:id="45"/>
+      <w:bookmarkEnd w:id="89"/>
+      <w:bookmarkEnd w:id="90"/>
     </w:p>
     <w:p>
       <w:pPr>
         <w:pStyle w:val="Heading3"/>
       </w:pPr>
-      <w:bookmarkStart w:id="46" w:name="_Toc222340183"/>
+      <w:bookmarkStart w:id="91" w:name="_Toc222340183"/>
+      <w:bookmarkStart w:id="92" w:name="_Toc222341021"/>
       <w:r>
         <w:t>10.1 trg_User_NewUserStat</w:t>
       </w:r>
-      <w:bookmarkEnd w:id="46"/>
+      <w:bookmarkEnd w:id="91"/>
+      <w:bookmarkEnd w:id="92"/>
     </w:p>
     <w:p>
       <w:r>
@@ -10069,11 +10067,13 @@
       <w:pPr>
         <w:pStyle w:val="Heading3"/>
       </w:pPr>
-      <w:bookmarkStart w:id="47" w:name="_Toc222340184"/>
+      <w:bookmarkStart w:id="93" w:name="_Toc222340184"/>
+      <w:bookmarkStart w:id="94" w:name="_Toc222341022"/>
       <w:r>
         <w:t>10.2 trg_RecipeView_UpdateStat</w:t>
       </w:r>
-      <w:bookmarkEnd w:id="47"/>
+      <w:bookmarkEnd w:id="93"/>
+      <w:bookmarkEnd w:id="94"/>
     </w:p>
     <w:p>
       <w:r>
@@ -10136,6 +10136,9 @@
       </w:r>
       <w:r>
         <w:br/>
+      </w:r>
+      <w:r>
+        <w:lastRenderedPageBreak/>
         <w:t>END //</w:t>
       </w:r>
       <w:r>
@@ -10147,12 +10150,13 @@
       <w:pPr>
         <w:pStyle w:val="Heading3"/>
       </w:pPr>
-      <w:bookmarkStart w:id="48" w:name="_Toc222340185"/>
-      <w:r>
-        <w:lastRenderedPageBreak/>
+      <w:bookmarkStart w:id="95" w:name="_Toc222340185"/>
+      <w:bookmarkStart w:id="96" w:name="_Toc222341023"/>
+      <w:r>
         <w:t>10.3 trg_Recipe_DeleteCleanup</w:t>
       </w:r>
-      <w:bookmarkEnd w:id="48"/>
+      <w:bookmarkEnd w:id="95"/>
+      <w:bookmarkEnd w:id="96"/>
     </w:p>
     <w:p>
       <w:r>
@@ -10254,31 +10258,30 @@
         <w:t>DELIMITER ;</w:t>
       </w:r>
     </w:p>
-    <w:p>
-      <w:r>
-        <w:br w:type="page"/>
-      </w:r>
-    </w:p>
+    <w:p/>
     <w:p>
       <w:pPr>
         <w:pStyle w:val="Heading2"/>
       </w:pPr>
-      <w:bookmarkStart w:id="49" w:name="_Toc222340186"/>
-      <w:r>
-        <w:lastRenderedPageBreak/>
+      <w:bookmarkStart w:id="97" w:name="_Toc222340186"/>
+      <w:bookmarkStart w:id="98" w:name="_Toc222341024"/>
+      <w:r>
         <w:t>11. Data Seeding Strategy</w:t>
       </w:r>
-      <w:bookmarkEnd w:id="49"/>
+      <w:bookmarkEnd w:id="97"/>
+      <w:bookmarkEnd w:id="98"/>
     </w:p>
     <w:p>
       <w:pPr>
         <w:pStyle w:val="Heading3"/>
       </w:pPr>
-      <w:bookmarkStart w:id="50" w:name="_Toc222340187"/>
+      <w:bookmarkStart w:id="99" w:name="_Toc222340187"/>
+      <w:bookmarkStart w:id="100" w:name="_Toc222341025"/>
       <w:r>
         <w:t>11.1 Seed Data Mapping from localStorage</w:t>
       </w:r>
-      <w:bookmarkEnd w:id="50"/>
+      <w:bookmarkEnd w:id="99"/>
+      <w:bookmarkEnd w:id="100"/>
     </w:p>
     <w:p>
       <w:r>
@@ -10463,6 +10466,7 @@
           </w:tcPr>
           <w:p>
             <w:r>
+              <w:lastRenderedPageBreak/>
               <w:t>User favorites array</w:t>
             </w:r>
           </w:p>
@@ -10493,11 +10497,13 @@
       <w:pPr>
         <w:pStyle w:val="Heading3"/>
       </w:pPr>
-      <w:bookmarkStart w:id="51" w:name="_Toc222340188"/>
+      <w:bookmarkStart w:id="101" w:name="_Toc222340188"/>
+      <w:bookmarkStart w:id="102" w:name="_Toc222341026"/>
       <w:r>
         <w:t>11.2 Seed Order (Foreign Key Dependencies)</w:t>
       </w:r>
-      <w:bookmarkEnd w:id="51"/>
+      <w:bookmarkEnd w:id="101"/>
+      <w:bookmarkEnd w:id="102"/>
     </w:p>
     <w:p>
       <w:r>
@@ -10536,11 +10542,13 @@
       <w:pPr>
         <w:pStyle w:val="Heading3"/>
       </w:pPr>
-      <w:bookmarkStart w:id="52" w:name="_Toc222340189"/>
+      <w:bookmarkStart w:id="103" w:name="_Toc222340189"/>
+      <w:bookmarkStart w:id="104" w:name="_Toc222341027"/>
       <w:r>
         <w:t>11.3 Password Handling</w:t>
       </w:r>
-      <w:bookmarkEnd w:id="52"/>
+      <w:bookmarkEnd w:id="103"/>
+      <w:bookmarkEnd w:id="104"/>
     </w:p>
     <w:p>
       <w:r>
@@ -10566,31 +10574,30 @@
         <w:t>SQL: INSERT INTO user (email, password_hash) VALUES ('admin@cookhub.com', '$2y$10$...');</w:t>
       </w:r>
     </w:p>
-    <w:p>
-      <w:r>
-        <w:br w:type="page"/>
-      </w:r>
-    </w:p>
+    <w:p/>
     <w:p>
       <w:pPr>
         <w:pStyle w:val="Heading2"/>
       </w:pPr>
-      <w:bookmarkStart w:id="53" w:name="_Toc222340190"/>
-      <w:r>
-        <w:lastRenderedPageBreak/>
+      <w:bookmarkStart w:id="105" w:name="_Toc222340190"/>
+      <w:bookmarkStart w:id="106" w:name="_Toc222341028"/>
+      <w:r>
         <w:t>12. Query Patterns &amp; Examples</w:t>
       </w:r>
-      <w:bookmarkEnd w:id="53"/>
+      <w:bookmarkEnd w:id="105"/>
+      <w:bookmarkEnd w:id="106"/>
     </w:p>
     <w:p>
       <w:pPr>
         <w:pStyle w:val="Heading3"/>
       </w:pPr>
-      <w:bookmarkStart w:id="54" w:name="_Toc222340191"/>
+      <w:bookmarkStart w:id="107" w:name="_Toc222340191"/>
+      <w:bookmarkStart w:id="108" w:name="_Toc222341029"/>
       <w:r>
         <w:t>12.1 Common Query Patterns</w:t>
       </w:r>
-      <w:bookmarkEnd w:id="54"/>
+      <w:bookmarkEnd w:id="107"/>
+      <w:bookmarkEnd w:id="108"/>
     </w:p>
     <w:p>
       <w:r>
@@ -10660,6 +10667,9 @@
       </w:r>
       <w:r>
         <w:br/>
+      </w:r>
+      <w:r>
+        <w:lastRenderedPageBreak/>
         <w:t>Search Recipes (LIKE with wildcards):</w:t>
       </w:r>
       <w:r>
@@ -10750,9 +10760,6 @@
       </w:r>
       <w:r>
         <w:br/>
-      </w:r>
-      <w:r>
-        <w:lastRenderedPageBreak/>
         <w:t>LEFT JOIN recipe r ON u.id = r.author_id</w:t>
       </w:r>
       <w:r>
@@ -10772,31 +10779,30 @@
         <w:t>GROUP BY u.id, u.username;</w:t>
       </w:r>
     </w:p>
-    <w:p>
-      <w:r>
-        <w:br w:type="page"/>
-      </w:r>
-    </w:p>
+    <w:p/>
     <w:p>
       <w:pPr>
         <w:pStyle w:val="Heading2"/>
       </w:pPr>
-      <w:bookmarkStart w:id="55" w:name="_Toc222340192"/>
-      <w:r>
-        <w:lastRenderedPageBreak/>
+      <w:bookmarkStart w:id="109" w:name="_Toc222340192"/>
+      <w:bookmarkStart w:id="110" w:name="_Toc222341030"/>
+      <w:r>
         <w:t>13. Security Considerations</w:t>
       </w:r>
-      <w:bookmarkEnd w:id="55"/>
+      <w:bookmarkEnd w:id="109"/>
+      <w:bookmarkEnd w:id="110"/>
     </w:p>
     <w:p>
       <w:pPr>
         <w:pStyle w:val="Heading3"/>
       </w:pPr>
-      <w:bookmarkStart w:id="56" w:name="_Toc222340193"/>
+      <w:bookmarkStart w:id="111" w:name="_Toc222340193"/>
+      <w:bookmarkStart w:id="112" w:name="_Toc222341031"/>
       <w:r>
         <w:t>13.1 SQL Injection Prevention</w:t>
       </w:r>
-      <w:bookmarkEnd w:id="56"/>
+      <w:bookmarkEnd w:id="111"/>
+      <w:bookmarkEnd w:id="112"/>
     </w:p>
     <w:p>
       <w:r>
@@ -10841,11 +10847,14 @@
       <w:pPr>
         <w:pStyle w:val="Heading3"/>
       </w:pPr>
-      <w:bookmarkStart w:id="57" w:name="_Toc222340194"/>
-      <w:r>
+      <w:bookmarkStart w:id="113" w:name="_Toc222340194"/>
+      <w:bookmarkStart w:id="114" w:name="_Toc222341032"/>
+      <w:r>
+        <w:lastRenderedPageBreak/>
         <w:t>13.2 Password Storage</w:t>
       </w:r>
-      <w:bookmarkEnd w:id="57"/>
+      <w:bookmarkEnd w:id="113"/>
+      <w:bookmarkEnd w:id="114"/>
     </w:p>
     <w:p>
       <w:r>
@@ -10879,11 +10888,13 @@
       <w:pPr>
         <w:pStyle w:val="Heading3"/>
       </w:pPr>
-      <w:bookmarkStart w:id="58" w:name="_Toc222340195"/>
+      <w:bookmarkStart w:id="115" w:name="_Toc222340195"/>
+      <w:bookmarkStart w:id="116" w:name="_Toc222341033"/>
       <w:r>
         <w:t>13.3 Access Control</w:t>
       </w:r>
-      <w:bookmarkEnd w:id="58"/>
+      <w:bookmarkEnd w:id="115"/>
+      <w:bookmarkEnd w:id="116"/>
     </w:p>
     <w:p>
       <w:r>
@@ -10909,31 +10920,30 @@
         <w:t>// PHP: if ($user['role'] !== 'admin') throw new ForbiddenException();</w:t>
       </w:r>
     </w:p>
-    <w:p>
-      <w:r>
-        <w:br w:type="page"/>
-      </w:r>
-    </w:p>
+    <w:p/>
     <w:p>
       <w:pPr>
         <w:pStyle w:val="Heading2"/>
       </w:pPr>
-      <w:bookmarkStart w:id="59" w:name="_Toc222340196"/>
-      <w:r>
-        <w:lastRenderedPageBreak/>
+      <w:bookmarkStart w:id="117" w:name="_Toc222340196"/>
+      <w:bookmarkStart w:id="118" w:name="_Toc222341034"/>
+      <w:r>
         <w:t>14. Performance Optimization</w:t>
       </w:r>
-      <w:bookmarkEnd w:id="59"/>
+      <w:bookmarkEnd w:id="117"/>
+      <w:bookmarkEnd w:id="118"/>
     </w:p>
     <w:p>
       <w:pPr>
         <w:pStyle w:val="Heading3"/>
       </w:pPr>
-      <w:bookmarkStart w:id="60" w:name="_Toc222340197"/>
+      <w:bookmarkStart w:id="119" w:name="_Toc222340197"/>
+      <w:bookmarkStart w:id="120" w:name="_Toc222341035"/>
       <w:r>
         <w:t>14.1 Query Optimization Tips</w:t>
       </w:r>
-      <w:bookmarkEnd w:id="60"/>
+      <w:bookmarkEnd w:id="119"/>
+      <w:bookmarkEnd w:id="120"/>
     </w:p>
     <w:p>
       <w:r>
@@ -10960,11 +10970,13 @@
       <w:pPr>
         <w:pStyle w:val="Heading3"/>
       </w:pPr>
-      <w:bookmarkStart w:id="61" w:name="_Toc222340198"/>
+      <w:bookmarkStart w:id="121" w:name="_Toc222340198"/>
+      <w:bookmarkStart w:id="122" w:name="_Toc222341036"/>
       <w:r>
         <w:t>14.2 Example EXPLAIN Analysis</w:t>
       </w:r>
-      <w:bookmarkEnd w:id="61"/>
+      <w:bookmarkEnd w:id="121"/>
+      <w:bookmarkEnd w:id="122"/>
     </w:p>
     <w:p>
       <w:r>
@@ -10994,11 +11006,13 @@
       <w:pPr>
         <w:pStyle w:val="Heading3"/>
       </w:pPr>
-      <w:bookmarkStart w:id="62" w:name="_Toc222340199"/>
+      <w:bookmarkStart w:id="123" w:name="_Toc222340199"/>
+      <w:bookmarkStart w:id="124" w:name="_Toc222341037"/>
       <w:r>
         <w:t>14.3 N+1 Query Problem</w:t>
       </w:r>
-      <w:bookmarkEnd w:id="62"/>
+      <w:bookmarkEnd w:id="123"/>
+      <w:bookmarkEnd w:id="124"/>
     </w:p>
     <w:p>
       <w:r>
@@ -11025,6 +11039,9 @@
       </w:r>
       <w:r>
         <w:br/>
+      </w:r>
+      <w:r>
+        <w:lastRenderedPageBreak/>
         <w:t>Solution - Batch query (GOOD):</w:t>
       </w:r>
       <w:r>
@@ -11052,21 +11069,18 @@
         <w:t>// Then group ingredients by recipe_id in PHP</w:t>
       </w:r>
     </w:p>
-    <w:p>
-      <w:r>
-        <w:br w:type="page"/>
-      </w:r>
-    </w:p>
+    <w:p/>
     <w:p>
       <w:pPr>
         <w:pStyle w:val="Heading2"/>
       </w:pPr>
-      <w:bookmarkStart w:id="63" w:name="_Toc222340200"/>
-      <w:r>
-        <w:lastRenderedPageBreak/>
+      <w:bookmarkStart w:id="125" w:name="_Toc222340200"/>
+      <w:bookmarkStart w:id="126" w:name="_Toc222341038"/>
+      <w:r>
         <w:t>Summary</w:t>
       </w:r>
-      <w:bookmarkEnd w:id="63"/>
+      <w:bookmarkEnd w:id="125"/>
+      <w:bookmarkEnd w:id="126"/>
     </w:p>
     <w:p>
       <w:r>
@@ -22756,6 +22770,18 @@
       <w:u w:val="single"/>
     </w:rPr>
   </w:style>
+  <w:style w:type="character" w:styleId="UnresolvedMention">
+    <w:name w:val="Unresolved Mention"/>
+    <w:basedOn w:val="DefaultParagraphFont"/>
+    <w:uiPriority w:val="99"/>
+    <w:semiHidden/>
+    <w:unhideWhenUsed/>
+    <w:rsid w:val="000D4410"/>
+    <w:rPr>
+      <w:color w:val="605E5C"/>
+      <w:shd w:val="clear" w:color="auto" w:fill="E1DFDD"/>
+    </w:rPr>
+  </w:style>
 </w:styles>
 </file>
 
